--- a/KDMN.docx
+++ b/KDMN.docx
@@ -1,6 +1,6 @@
 
 <file path=word/document.xml><?xml version="1.0" encoding="utf-8"?>
-<w:document xmlns:wpc="http://schemas.microsoft.com/office/word/2010/wordprocessingCanvas" xmlns:cx="http://schemas.microsoft.com/office/drawing/2014/chartex" xmlns:cx1="http://schemas.microsoft.com/office/drawing/2015/9/8/chartex" xmlns:cx2="http://schemas.microsoft.com/office/drawing/2015/10/21/chartex" xmlns:cx3="http://schemas.microsoft.com/office/drawing/2016/5/9/chartex" xmlns:cx4="http://schemas.microsoft.com/office/drawing/2016/5/10/chartex" xmlns:cx5="http://schemas.microsoft.com/office/drawing/2016/5/11/chartex" xmlns:cx6="http://schemas.microsoft.com/office/drawing/2016/5/12/chartex" xmlns:cx7="http://schemas.microsoft.com/office/drawing/2016/5/13/chartex" xmlns:cx8="http://schemas.microsoft.com/office/drawing/2016/5/14/chartex" xmlns:mc="http://schemas.openxmlformats.org/markup-compatibility/2006" xmlns:aink="http://schemas.microsoft.com/office/drawing/2016/ink" xmlns:am3d="http://schemas.microsoft.com/office/drawing/2017/model3d" xmlns:o="urn:schemas-microsoft-com:office:office" xmlns:r="http://schemas.openxmlformats.org/officeDocument/2006/relationships" xmlns:m="http://schemas.openxmlformats.org/officeDocument/2006/math" xmlns:v="urn:schemas-microsoft-com:vml" xmlns:wp14="http://schemas.microsoft.com/office/word/2010/wordprocessingDrawing" xmlns:wp="http://schemas.openxmlformats.org/drawingml/2006/wordprocessingDrawing" xmlns:w10="urn:schemas-microsoft-com:office:word" xmlns:w="http://schemas.openxmlformats.org/wordprocessingml/2006/main" xmlns:w14="http://schemas.microsoft.com/office/word/2010/wordml" xmlns:w15="http://schemas.microsoft.com/office/word/2012/wordml" xmlns:w16cex="http://schemas.microsoft.com/office/word/2018/wordml/cex" xmlns:w16cid="http://schemas.microsoft.com/office/word/2016/wordml/cid" xmlns:w16="http://schemas.microsoft.com/office/word/2018/wordml" xmlns:w16sdtdh="http://schemas.microsoft.com/office/word/2020/wordml/sdtdatahash" xmlns:w16se="http://schemas.microsoft.com/office/word/2015/wordml/symex" xmlns:wpg="http://schemas.microsoft.com/office/word/2010/wordprocessingGroup" xmlns:wpi="http://schemas.microsoft.com/office/word/2010/wordprocessingInk" xmlns:wne="http://schemas.microsoft.com/office/word/2006/wordml" xmlns:wps="http://schemas.microsoft.com/office/word/2010/wordprocessingShape" mc:Ignorable="w14 w15 w16se w16cid w16 w16cex w16sdtdh wp14">
+<w:document xmlns:wpc="http://schemas.microsoft.com/office/word/2010/wordprocessingCanvas" xmlns:cx="http://schemas.microsoft.com/office/drawing/2014/chartex" xmlns:cx1="http://schemas.microsoft.com/office/drawing/2015/9/8/chartex" xmlns:cx2="http://schemas.microsoft.com/office/drawing/2015/10/21/chartex" xmlns:cx3="http://schemas.microsoft.com/office/drawing/2016/5/9/chartex" xmlns:cx4="http://schemas.microsoft.com/office/drawing/2016/5/10/chartex" xmlns:cx5="http://schemas.microsoft.com/office/drawing/2016/5/11/chartex" xmlns:cx6="http://schemas.microsoft.com/office/drawing/2016/5/12/chartex" xmlns:cx7="http://schemas.microsoft.com/office/drawing/2016/5/13/chartex" xmlns:cx8="http://schemas.microsoft.com/office/drawing/2016/5/14/chartex" xmlns:mc="http://schemas.openxmlformats.org/markup-compatibility/2006" xmlns:aink="http://schemas.microsoft.com/office/drawing/2016/ink" xmlns:am3d="http://schemas.microsoft.com/office/drawing/2017/model3d" xmlns:o="urn:schemas-microsoft-com:office:office" xmlns:r="http://schemas.openxmlformats.org/officeDocument/2006/relationships" xmlns:m="http://schemas.openxmlformats.org/officeDocument/2006/math" xmlns:v="urn:schemas-microsoft-com:vml" xmlns:wp14="http://schemas.microsoft.com/office/word/2010/wordprocessingDrawing" xmlns:wp="http://schemas.openxmlformats.org/drawingml/2006/wordprocessingDrawing" xmlns:w10="urn:schemas-microsoft-com:office:word" xmlns:w="http://schemas.openxmlformats.org/wordprocessingml/2006/main" xmlns:w14="http://schemas.microsoft.com/office/word/2010/wordml" xmlns:w15="http://schemas.microsoft.com/office/word/2012/wordml" xmlns:w16cid="http://schemas.microsoft.com/office/word/2016/wordml/cid" xmlns:w16se="http://schemas.microsoft.com/office/word/2015/wordml/symex" xmlns:wpg="http://schemas.microsoft.com/office/word/2010/wordprocessingGroup" xmlns:wpi="http://schemas.microsoft.com/office/word/2010/wordprocessingInk" xmlns:wne="http://schemas.microsoft.com/office/word/2006/wordml" xmlns:wps="http://schemas.microsoft.com/office/word/2010/wordprocessingShape" mc:Ignorable="w14 w15 w16se w16cid wp14">
   <w:body>
     <w:p/>
     <w:p/>
@@ -136,6 +136,14 @@
     <w:p/>
     <w:sdt>
       <w:sdtPr>
+        <w:rPr>
+          <w:rFonts w:asciiTheme="minorHAnsi" w:eastAsiaTheme="minorHAnsi" w:hAnsiTheme="minorHAnsi" w:cstheme="minorBidi"/>
+          <w:color w:val="auto"/>
+          <w:sz w:val="22"/>
+          <w:szCs w:val="22"/>
+          <w:u w:val="none"/>
+          <w:lang w:eastAsia="en-US"/>
+        </w:rPr>
         <w:id w:val="788556231"/>
         <w:docPartObj>
           <w:docPartGallery w:val="Table of Contents"/>
@@ -144,14 +152,8 @@
       </w:sdtPr>
       <w:sdtEndPr>
         <w:rPr>
-          <w:rFonts w:asciiTheme="minorHAnsi" w:eastAsiaTheme="minorHAnsi" w:hAnsiTheme="minorHAnsi" w:cstheme="minorBidi"/>
           <w:b/>
           <w:bCs/>
-          <w:color w:val="auto"/>
-          <w:sz w:val="22"/>
-          <w:szCs w:val="22"/>
-          <w:u w:val="none"/>
-          <w:lang w:eastAsia="en-US"/>
         </w:rPr>
       </w:sdtEndPr>
       <w:sdtContent>
@@ -1612,55 +1614,57 @@
           <w:szCs w:val="24"/>
         </w:rPr>
         <w:tab/>
-        <w:t>Prezentáció/PPT  készítése</w:t>
-      </w:r>
-    </w:p>
-    <w:p>
-      <w:pPr>
-        <w:pStyle w:val="Cmsor2"/>
-      </w:pPr>
-      <w:r>
-        <w:tab/>
-      </w:r>
-      <w:bookmarkStart w:id="3" w:name="_Toc227580495"/>
-      <w:r>
-        <w:t>- Tápai Feró Marcell</w:t>
-      </w:r>
-      <w:bookmarkEnd w:id="3"/>
-    </w:p>
-    <w:p>
-      <w:pPr>
+        <w:t>Prezentáció/</w:t>
+      </w:r>
+      <w:proofErr w:type="gramStart"/>
+      <w:r>
         <w:rPr>
           <w:sz w:val="24"/>
           <w:szCs w:val="24"/>
         </w:rPr>
+        <w:t>PPT  készítése</w:t>
+      </w:r>
+      <w:proofErr w:type="gramEnd"/>
+    </w:p>
+    <w:p>
+      <w:pPr>
+        <w:pStyle w:val="Cmsor2"/>
       </w:pPr>
       <w:r>
         <w:tab/>
       </w:r>
-      <w:r>
-        <w:tab/>
-      </w:r>
-      <w:r>
+      <w:bookmarkStart w:id="3" w:name="_Toc227580495"/>
+      <w:r>
+        <w:t>- Tápai Feró Marcell</w:t>
+      </w:r>
+      <w:bookmarkEnd w:id="3"/>
+    </w:p>
+    <w:p>
+      <w:pPr>
         <w:rPr>
           <w:sz w:val="24"/>
           <w:szCs w:val="24"/>
         </w:rPr>
-        <w:t>Adatszerkezet létrehozása</w:t>
+      </w:pPr>
+      <w:r>
+        <w:tab/>
+      </w:r>
+      <w:r>
+        <w:tab/>
       </w:r>
       <w:r>
         <w:rPr>
           <w:sz w:val="24"/>
           <w:szCs w:val="24"/>
         </w:rPr>
-        <w:br/>
+        <w:t>Adatszerkezet létrehozása</w:t>
       </w:r>
       <w:r>
         <w:rPr>
           <w:sz w:val="24"/>
           <w:szCs w:val="24"/>
         </w:rPr>
-        <w:tab/>
+        <w:br/>
       </w:r>
       <w:r>
         <w:rPr>
@@ -1669,69 +1673,69 @@
         </w:rPr>
         <w:tab/>
       </w:r>
-      <w:proofErr w:type="spellStart"/>
       <w:r>
         <w:rPr>
           <w:sz w:val="24"/>
           <w:szCs w:val="24"/>
         </w:rPr>
-        <w:t>Sql</w:t>
-      </w:r>
-      <w:proofErr w:type="spellEnd"/>
+        <w:tab/>
+      </w:r>
+      <w:proofErr w:type="spellStart"/>
       <w:r>
         <w:rPr>
           <w:sz w:val="24"/>
           <w:szCs w:val="24"/>
         </w:rPr>
-        <w:t xml:space="preserve"> adatbázis létrehozása </w:t>
-      </w:r>
-    </w:p>
-    <w:p>
-      <w:pPr>
-        <w:pStyle w:val="Cmsor2"/>
-      </w:pPr>
-      <w:r>
-        <w:tab/>
-      </w:r>
-      <w:bookmarkStart w:id="4" w:name="_Toc227580496"/>
-      <w:r>
-        <w:t>- Kocsis Noel</w:t>
-      </w:r>
-      <w:bookmarkEnd w:id="4"/>
-    </w:p>
-    <w:p>
-      <w:pPr>
+        <w:t>Sql</w:t>
+      </w:r>
+      <w:proofErr w:type="spellEnd"/>
+      <w:r>
         <w:rPr>
           <w:sz w:val="24"/>
           <w:szCs w:val="24"/>
         </w:rPr>
+        <w:t xml:space="preserve"> adatbázis létrehozása </w:t>
+      </w:r>
+    </w:p>
+    <w:p>
+      <w:pPr>
+        <w:pStyle w:val="Cmsor2"/>
       </w:pPr>
       <w:r>
         <w:tab/>
       </w:r>
-      <w:r>
-        <w:tab/>
-      </w:r>
-      <w:r>
+      <w:bookmarkStart w:id="4" w:name="_Toc227580496"/>
+      <w:r>
+        <w:t>- Kocsis Noel</w:t>
+      </w:r>
+      <w:bookmarkEnd w:id="4"/>
+    </w:p>
+    <w:p>
+      <w:pPr>
         <w:rPr>
           <w:sz w:val="24"/>
           <w:szCs w:val="24"/>
         </w:rPr>
-        <w:t>Tesztek elvégzése</w:t>
+      </w:pPr>
+      <w:r>
+        <w:tab/>
+      </w:r>
+      <w:r>
+        <w:tab/>
       </w:r>
       <w:r>
         <w:rPr>
           <w:sz w:val="24"/>
           <w:szCs w:val="24"/>
         </w:rPr>
-        <w:br/>
+        <w:t>Tesztek elvégzése</w:t>
       </w:r>
       <w:r>
         <w:rPr>
           <w:sz w:val="24"/>
           <w:szCs w:val="24"/>
         </w:rPr>
-        <w:tab/>
+        <w:br/>
       </w:r>
       <w:r>
         <w:rPr>
@@ -1740,20 +1744,27 @@
         </w:rPr>
         <w:tab/>
       </w:r>
-      <w:proofErr w:type="spellStart"/>
       <w:r>
         <w:rPr>
           <w:sz w:val="24"/>
           <w:szCs w:val="24"/>
         </w:rPr>
-        <w:t>Gui</w:t>
-      </w:r>
-      <w:proofErr w:type="spellEnd"/>
+        <w:tab/>
+      </w:r>
+      <w:proofErr w:type="spellStart"/>
       <w:r>
         <w:rPr>
           <w:sz w:val="24"/>
           <w:szCs w:val="24"/>
         </w:rPr>
+        <w:t>Gui</w:t>
+      </w:r>
+      <w:proofErr w:type="spellEnd"/>
+      <w:r>
+        <w:rPr>
+          <w:sz w:val="24"/>
+          <w:szCs w:val="24"/>
+        </w:rPr>
         <w:t xml:space="preserve"> felépítése</w:t>
       </w:r>
     </w:p>
@@ -1880,12 +1891,7 @@
       </w:r>
       <w:r>
         <w:tab/>
-      </w:r>
-      <w:r>
-        <w:t>Tóth Kornél</w:t>
-      </w:r>
-      <w:r>
-        <w:t>, Tápai Feró Marcell, Pozsár Dániel, Kocsis Noel</w:t>
+        <w:t>Tóth Kornél, Tápai Feró Marcell, Pozsár Dániel, Kocsis Noel</w:t>
       </w:r>
     </w:p>
     <w:p>
@@ -2049,26 +2055,111 @@
       </w:r>
       <w:bookmarkEnd w:id="14"/>
     </w:p>
-    <w:p/>
-    <w:p/>
-    <w:p>
-      <w:r>
-        <w:br w:type="page"/>
-      </w:r>
-    </w:p>
+    <w:p>
+      <w:bookmarkStart w:id="15" w:name="_GoBack"/>
+      <w:bookmarkEnd w:id="15"/>
+    </w:p>
+    <w:p>
+      <w:pPr>
+        <w:pStyle w:val="Alcm"/>
+      </w:pPr>
+      <w:r>
+        <w:t>Regisztrációk mentése a felhasználó adatbázisba</w:t>
+      </w:r>
+    </w:p>
+    <w:p>
+      <w:pPr>
+        <w:pStyle w:val="Alcm"/>
+      </w:pPr>
+      <w:r>
+        <w:t xml:space="preserve">Jelszó </w:t>
+      </w:r>
+      <w:proofErr w:type="spellStart"/>
+      <w:r>
+        <w:t>encryptelése</w:t>
+      </w:r>
+      <w:proofErr w:type="spellEnd"/>
+      <w:r>
+        <w:t xml:space="preserve"> </w:t>
+      </w:r>
+    </w:p>
+    <w:p>
+      <w:pPr>
+        <w:pStyle w:val="Alcm"/>
+      </w:pPr>
+      <w:r>
+        <w:t>Bejelentkezések kezelése egyénileg megadott jelszóval és felhasználó névvel</w:t>
+      </w:r>
+    </w:p>
+    <w:p>
+      <w:pPr>
+        <w:pStyle w:val="Alcm"/>
+      </w:pPr>
+      <w:r>
+        <w:t>Események nézése gombra kattintva: Az éppen aktuális események rövid összefoglalt előhozatala</w:t>
+      </w:r>
+    </w:p>
+    <w:p>
+      <w:pPr>
+        <w:pStyle w:val="Alcm"/>
+      </w:pPr>
+      <w:r>
+        <w:t xml:space="preserve">Események nézése menüben egy adott eseményre kattintva kiegészített információkkal megtekinthetők az események </w:t>
+      </w:r>
+    </w:p>
+    <w:p>
+      <w:pPr>
+        <w:pStyle w:val="Alcm"/>
+      </w:pPr>
+      <w:r>
+        <w:t>Események hozzáadása gombra kattintva: Az esemény létrehozó ablak előhozatala</w:t>
+      </w:r>
+    </w:p>
+    <w:p>
+      <w:pPr>
+        <w:pStyle w:val="Alcm"/>
+      </w:pPr>
+      <w:r>
+        <w:t>Események hozzáadása</w:t>
+      </w:r>
+      <w:r>
+        <w:t xml:space="preserve"> menüben lehet létrehozni vagy törölni </w:t>
+      </w:r>
+      <w:proofErr w:type="gramStart"/>
+      <w:r>
+        <w:t>eseményeket</w:t>
+      </w:r>
+      <w:proofErr w:type="gramEnd"/>
+      <w:r>
+        <w:t xml:space="preserve"> ha megvannak a helyes feltételek </w:t>
+      </w:r>
+    </w:p>
+    <w:p>
+      <w:pPr>
+        <w:pStyle w:val="Alcm"/>
+      </w:pPr>
+      <w:r>
+        <w:t>A felhasználói ablak megnyitásával megtalálható a kijelentkezés gomb amire kattintva a program kijelentkeztet</w:t>
+      </w:r>
+    </w:p>
+    <w:p/>
+    <w:p/>
+    <w:p/>
     <w:p>
       <w:pPr>
         <w:pStyle w:val="Cmsor1"/>
       </w:pPr>
-      <w:bookmarkStart w:id="15" w:name="_Toc227580507"/>
-      <w:r>
-        <w:lastRenderedPageBreak/>
+      <w:bookmarkStart w:id="16" w:name="_Toc227580507"/>
+      <w:r>
         <w:t>Program felépítése</w:t>
       </w:r>
-      <w:bookmarkEnd w:id="15"/>
-    </w:p>
-    <w:p>
-      <w:r>
+      <w:bookmarkEnd w:id="16"/>
+    </w:p>
+    <w:p>
+      <w:r>
+        <w:rPr>
+          <w:noProof/>
+        </w:rPr>
         <w:drawing>
           <wp:anchor distT="0" distB="0" distL="114300" distR="114300" simplePos="0" relativeHeight="251660288" behindDoc="0" locked="0" layoutInCell="1" allowOverlap="1" wp14:anchorId="5FFC2AFD" wp14:editId="505D5A74">
             <wp:simplePos x="0" y="0"/>
@@ -2122,6 +2213,67 @@
     </w:p>
     <w:p/>
     <w:p>
+      <w:r>
+        <w:rPr>
+          <w:noProof/>
+        </w:rPr>
+        <w:drawing>
+          <wp:anchor distT="0" distB="0" distL="114300" distR="114300" simplePos="0" relativeHeight="251662336" behindDoc="0" locked="0" layoutInCell="1" allowOverlap="1" wp14:anchorId="06BDC793" wp14:editId="09D6055F">
+            <wp:simplePos x="0" y="0"/>
+            <wp:positionH relativeFrom="margin">
+              <wp:align>right</wp:align>
+            </wp:positionH>
+            <wp:positionV relativeFrom="paragraph">
+              <wp:posOffset>3843590</wp:posOffset>
+            </wp:positionV>
+            <wp:extent cx="5760720" cy="3878920"/>
+            <wp:effectExtent l="0" t="0" r="0" b="7620"/>
+            <wp:wrapNone/>
+            <wp:docPr id="2" name="Kép 2" descr="database.png"/>
+            <wp:cNvGraphicFramePr>
+              <a:graphicFrameLocks xmlns:a="http://schemas.openxmlformats.org/drawingml/2006/main" noChangeAspect="1"/>
+            </wp:cNvGraphicFramePr>
+            <a:graphic xmlns:a="http://schemas.openxmlformats.org/drawingml/2006/main">
+              <a:graphicData uri="http://schemas.openxmlformats.org/drawingml/2006/picture">
+                <pic:pic xmlns:pic="http://schemas.openxmlformats.org/drawingml/2006/picture">
+                  <pic:nvPicPr>
+                    <pic:cNvPr id="0" name="Picture 1" descr="database.png"/>
+                    <pic:cNvPicPr>
+                      <a:picLocks noChangeAspect="1" noChangeArrowheads="1"/>
+                    </pic:cNvPicPr>
+                  </pic:nvPicPr>
+                  <pic:blipFill>
+                    <a:blip r:embed="rId9">
+                      <a:extLst>
+                        <a:ext uri="{28A0092B-C50C-407E-A947-70E740481C1C}">
+                          <a14:useLocalDpi xmlns:a14="http://schemas.microsoft.com/office/drawing/2010/main" val="0"/>
+                        </a:ext>
+                      </a:extLst>
+                    </a:blip>
+                    <a:srcRect/>
+                    <a:stretch>
+                      <a:fillRect/>
+                    </a:stretch>
+                  </pic:blipFill>
+                  <pic:spPr bwMode="auto">
+                    <a:xfrm>
+                      <a:off x="0" y="0"/>
+                      <a:ext cx="5760720" cy="3878920"/>
+                    </a:xfrm>
+                    <a:prstGeom prst="rect">
+                      <a:avLst/>
+                    </a:prstGeom>
+                    <a:noFill/>
+                    <a:ln>
+                      <a:noFill/>
+                    </a:ln>
+                  </pic:spPr>
+                </pic:pic>
+              </a:graphicData>
+            </a:graphic>
+          </wp:anchor>
+        </w:drawing>
+      </w:r>
       <w:r>
         <w:rPr>
           <w:noProof/>
@@ -2192,7 +2344,7 @@
               </wp:anchor>
             </w:drawing>
           </mc:Choice>
-          <mc:Fallback>
+          <mc:Fallback xmlns:w16sdtdh="http://schemas.microsoft.com/office/word/2020/wordml/sdtdatahash" xmlns:w16="http://schemas.microsoft.com/office/word/2018/wordml" xmlns:w16cex="http://schemas.microsoft.com/office/word/2018/wordml/cex">
             <w:pict>
               <v:rect w14:anchorId="5FE128CF" id="Téglalap 10" o:spid="_x0000_s1026" style="position:absolute;margin-left:184.9pt;margin-top:207.8pt;width:134.25pt;height:78pt;z-index:251661312;visibility:visible;mso-wrap-style:square;mso-width-percent:0;mso-height-percent:0;mso-wrap-distance-left:9pt;mso-wrap-distance-top:0;mso-wrap-distance-right:9pt;mso-wrap-distance-bottom:0;mso-position-horizontal:absolute;mso-position-horizontal-relative:text;mso-position-vertical:absolute;mso-position-vertical-relative:text;mso-width-percent:0;mso-height-percent:0;mso-width-relative:margin;mso-height-relative:margin;v-text-anchor:middle" o:gfxdata="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" fillcolor="white [3201]" strokecolor="white [3212]" strokeweight="1pt"/>
             </w:pict>
@@ -2207,61 +2359,24 @@
       <w:pPr>
         <w:pStyle w:val="Cmsor1"/>
       </w:pPr>
-      <w:bookmarkStart w:id="16" w:name="_Toc227580508"/>
+      <w:bookmarkStart w:id="17" w:name="_Toc227580508"/>
       <w:r>
         <w:lastRenderedPageBreak/>
         <w:t>Képernyőképek</w:t>
       </w:r>
-      <w:bookmarkEnd w:id="16"/>
-    </w:p>
-    <w:p/>
-    <w:p>
-      <w:r>
+      <w:bookmarkEnd w:id="17"/>
+    </w:p>
+    <w:p/>
+    <w:p>
+      <w:r>
+        <w:rPr>
+          <w:noProof/>
+        </w:rPr>
         <w:drawing>
           <wp:inline distT="0" distB="0" distL="0" distR="0" wp14:anchorId="1E60EDC2" wp14:editId="17FF0AA7">
             <wp:extent cx="5760720" cy="3902075"/>
             <wp:effectExtent l="0" t="0" r="0" b="3175"/>
             <wp:docPr id="11" name="Kép 11"/>
-            <wp:cNvGraphicFramePr>
-              <a:graphicFrameLocks xmlns:a="http://schemas.openxmlformats.org/drawingml/2006/main" noChangeAspect="1"/>
-            </wp:cNvGraphicFramePr>
-            <a:graphic xmlns:a="http://schemas.openxmlformats.org/drawingml/2006/main">
-              <a:graphicData uri="http://schemas.openxmlformats.org/drawingml/2006/picture">
-                <pic:pic xmlns:pic="http://schemas.openxmlformats.org/drawingml/2006/picture">
-                  <pic:nvPicPr>
-                    <pic:cNvPr id="1" name=""/>
-                    <pic:cNvPicPr/>
-                  </pic:nvPicPr>
-                  <pic:blipFill>
-                    <a:blip r:embed="rId9"/>
-                    <a:stretch>
-                      <a:fillRect/>
-                    </a:stretch>
-                  </pic:blipFill>
-                  <pic:spPr>
-                    <a:xfrm>
-                      <a:off x="0" y="0"/>
-                      <a:ext cx="5760720" cy="3902075"/>
-                    </a:xfrm>
-                    <a:prstGeom prst="rect">
-                      <a:avLst/>
-                    </a:prstGeom>
-                  </pic:spPr>
-                </pic:pic>
-              </a:graphicData>
-            </a:graphic>
-          </wp:inline>
-        </w:drawing>
-      </w:r>
-    </w:p>
-    <w:p/>
-    <w:p>
-      <w:r>
-        <w:drawing>
-          <wp:inline distT="0" distB="0" distL="0" distR="0" wp14:anchorId="53CDB6CB" wp14:editId="5A892335">
-            <wp:extent cx="5760720" cy="3870960"/>
-            <wp:effectExtent l="0" t="0" r="0" b="0"/>
-            <wp:docPr id="12" name="Kép 12"/>
             <wp:cNvGraphicFramePr>
               <a:graphicFrameLocks xmlns:a="http://schemas.openxmlformats.org/drawingml/2006/main" noChangeAspect="1"/>
             </wp:cNvGraphicFramePr>
@@ -2281,7 +2396,7 @@
                   <pic:spPr>
                     <a:xfrm>
                       <a:off x="0" y="0"/>
-                      <a:ext cx="5760720" cy="3870960"/>
+                      <a:ext cx="5760720" cy="3902075"/>
                     </a:xfrm>
                     <a:prstGeom prst="rect">
                       <a:avLst/>
@@ -2294,14 +2409,17 @@
         </w:drawing>
       </w:r>
     </w:p>
-    <w:p>
-      <w:r>
-        <w:lastRenderedPageBreak/>
+    <w:p/>
+    <w:p>
+      <w:r>
+        <w:rPr>
+          <w:noProof/>
+        </w:rPr>
         <w:drawing>
-          <wp:inline distT="0" distB="0" distL="0" distR="0" wp14:anchorId="34A2D3F7" wp14:editId="65DF46E0">
-            <wp:extent cx="5760720" cy="3860800"/>
-            <wp:effectExtent l="0" t="0" r="0" b="6350"/>
-            <wp:docPr id="13" name="Kép 13"/>
+          <wp:inline distT="0" distB="0" distL="0" distR="0" wp14:anchorId="53CDB6CB" wp14:editId="5A892335">
+            <wp:extent cx="5760720" cy="3870960"/>
+            <wp:effectExtent l="0" t="0" r="0" b="0"/>
+            <wp:docPr id="12" name="Kép 12"/>
             <wp:cNvGraphicFramePr>
               <a:graphicFrameLocks xmlns:a="http://schemas.openxmlformats.org/drawingml/2006/main" noChangeAspect="1"/>
             </wp:cNvGraphicFramePr>
@@ -2321,7 +2439,7 @@
                   <pic:spPr>
                     <a:xfrm>
                       <a:off x="0" y="0"/>
-                      <a:ext cx="5760720" cy="3860800"/>
+                      <a:ext cx="5760720" cy="3870960"/>
                     </a:xfrm>
                     <a:prstGeom prst="rect">
                       <a:avLst/>
@@ -2334,14 +2452,17 @@
         </w:drawing>
       </w:r>
     </w:p>
-    <w:p/>
-    <w:p>
-      <w:r>
+    <w:p>
+      <w:r>
+        <w:rPr>
+          <w:noProof/>
+        </w:rPr>
+        <w:lastRenderedPageBreak/>
         <w:drawing>
-          <wp:inline distT="0" distB="0" distL="0" distR="0" wp14:anchorId="3A12FC1E" wp14:editId="4C0210BF">
-            <wp:extent cx="5760720" cy="3878580"/>
-            <wp:effectExtent l="0" t="0" r="0" b="7620"/>
-            <wp:docPr id="14" name="Kép 14"/>
+          <wp:inline distT="0" distB="0" distL="0" distR="0" wp14:anchorId="34A2D3F7" wp14:editId="65DF46E0">
+            <wp:extent cx="5760720" cy="3860800"/>
+            <wp:effectExtent l="0" t="0" r="0" b="6350"/>
+            <wp:docPr id="13" name="Kép 13"/>
             <wp:cNvGraphicFramePr>
               <a:graphicFrameLocks xmlns:a="http://schemas.openxmlformats.org/drawingml/2006/main" noChangeAspect="1"/>
             </wp:cNvGraphicFramePr>
@@ -2361,7 +2482,7 @@
                   <pic:spPr>
                     <a:xfrm>
                       <a:off x="0" y="0"/>
-                      <a:ext cx="5760720" cy="3878580"/>
+                      <a:ext cx="5760720" cy="3860800"/>
                     </a:xfrm>
                     <a:prstGeom prst="rect">
                       <a:avLst/>
@@ -2375,15 +2496,16 @@
       </w:r>
     </w:p>
     <w:p/>
-    <w:p/>
-    <w:p>
-      <w:r>
-        <w:lastRenderedPageBreak/>
+    <w:p>
+      <w:r>
+        <w:rPr>
+          <w:noProof/>
+        </w:rPr>
         <w:drawing>
-          <wp:inline distT="0" distB="0" distL="0" distR="0" wp14:anchorId="3A8AEE5B" wp14:editId="64E89CAC">
-            <wp:extent cx="5760720" cy="3909060"/>
-            <wp:effectExtent l="0" t="0" r="0" b="0"/>
-            <wp:docPr id="15" name="Kép 15"/>
+          <wp:inline distT="0" distB="0" distL="0" distR="0" wp14:anchorId="3A12FC1E" wp14:editId="4C0210BF">
+            <wp:extent cx="5760720" cy="3878580"/>
+            <wp:effectExtent l="0" t="0" r="0" b="7620"/>
+            <wp:docPr id="14" name="Kép 14"/>
             <wp:cNvGraphicFramePr>
               <a:graphicFrameLocks xmlns:a="http://schemas.openxmlformats.org/drawingml/2006/main" noChangeAspect="1"/>
             </wp:cNvGraphicFramePr>
@@ -2403,6 +2525,51 @@
                   <pic:spPr>
                     <a:xfrm>
                       <a:off x="0" y="0"/>
+                      <a:ext cx="5760720" cy="3878580"/>
+                    </a:xfrm>
+                    <a:prstGeom prst="rect">
+                      <a:avLst/>
+                    </a:prstGeom>
+                  </pic:spPr>
+                </pic:pic>
+              </a:graphicData>
+            </a:graphic>
+          </wp:inline>
+        </w:drawing>
+      </w:r>
+    </w:p>
+    <w:p/>
+    <w:p/>
+    <w:p>
+      <w:r>
+        <w:rPr>
+          <w:noProof/>
+        </w:rPr>
+        <w:lastRenderedPageBreak/>
+        <w:drawing>
+          <wp:inline distT="0" distB="0" distL="0" distR="0" wp14:anchorId="3A8AEE5B" wp14:editId="64E89CAC">
+            <wp:extent cx="5760720" cy="3909060"/>
+            <wp:effectExtent l="0" t="0" r="0" b="0"/>
+            <wp:docPr id="15" name="Kép 15"/>
+            <wp:cNvGraphicFramePr>
+              <a:graphicFrameLocks xmlns:a="http://schemas.openxmlformats.org/drawingml/2006/main" noChangeAspect="1"/>
+            </wp:cNvGraphicFramePr>
+            <a:graphic xmlns:a="http://schemas.openxmlformats.org/drawingml/2006/main">
+              <a:graphicData uri="http://schemas.openxmlformats.org/drawingml/2006/picture">
+                <pic:pic xmlns:pic="http://schemas.openxmlformats.org/drawingml/2006/picture">
+                  <pic:nvPicPr>
+                    <pic:cNvPr id="1" name=""/>
+                    <pic:cNvPicPr/>
+                  </pic:nvPicPr>
+                  <pic:blipFill>
+                    <a:blip r:embed="rId14"/>
+                    <a:stretch>
+                      <a:fillRect/>
+                    </a:stretch>
+                  </pic:blipFill>
+                  <pic:spPr>
+                    <a:xfrm>
+                      <a:off x="0" y="0"/>
                       <a:ext cx="5760720" cy="3909060"/>
                     </a:xfrm>
                     <a:prstGeom prst="rect">
@@ -2415,31 +2582,11 @@
           </wp:inline>
         </w:drawing>
       </w:r>
-      <w:r>
-        <w:br w:type="page"/>
-      </w:r>
-    </w:p>
-    <w:p>
-      <w:pPr>
-        <w:pStyle w:val="Cmsor1"/>
-      </w:pPr>
-      <w:bookmarkStart w:id="17" w:name="_Toc227580509"/>
-      <w:r>
-        <w:lastRenderedPageBreak/>
-        <w:t>Tovább</w:t>
-      </w:r>
-      <w:r>
-        <w:t>fejlesz</w:t>
-      </w:r>
-      <w:r>
-        <w:t>tési irányok</w:t>
-      </w:r>
-      <w:bookmarkEnd w:id="17"/>
     </w:p>
     <w:sectPr>
-      <w:headerReference w:type="default" r:id="rId14"/>
-      <w:footerReference w:type="default" r:id="rId15"/>
-      <w:footerReference w:type="first" r:id="rId16"/>
+      <w:headerReference w:type="default" r:id="rId15"/>
+      <w:footerReference w:type="default" r:id="rId16"/>
+      <w:footerReference w:type="first" r:id="rId17"/>
       <w:pgSz w:w="11906" w:h="16838"/>
       <w:pgMar w:top="1417" w:right="1417" w:bottom="1417" w:left="1417" w:header="708" w:footer="708" w:gutter="0"/>
       <w:pgBorders w:offsetFrom="page">
@@ -2457,7 +2604,7 @@
 </file>
 
 <file path=word/endnotes.xml><?xml version="1.0" encoding="utf-8"?>
-<w:endnotes xmlns:wpc="http://schemas.microsoft.com/office/word/2010/wordprocessingCanvas" xmlns:cx="http://schemas.microsoft.com/office/drawing/2014/chartex" xmlns:cx1="http://schemas.microsoft.com/office/drawing/2015/9/8/chartex" xmlns:cx2="http://schemas.microsoft.com/office/drawing/2015/10/21/chartex" xmlns:cx3="http://schemas.microsoft.com/office/drawing/2016/5/9/chartex" xmlns:cx4="http://schemas.microsoft.com/office/drawing/2016/5/10/chartex" xmlns:cx5="http://schemas.microsoft.com/office/drawing/2016/5/11/chartex" xmlns:cx6="http://schemas.microsoft.com/office/drawing/2016/5/12/chartex" xmlns:cx7="http://schemas.microsoft.com/office/drawing/2016/5/13/chartex" xmlns:cx8="http://schemas.microsoft.com/office/drawing/2016/5/14/chartex" xmlns:mc="http://schemas.openxmlformats.org/markup-compatibility/2006" xmlns:aink="http://schemas.microsoft.com/office/drawing/2016/ink" xmlns:am3d="http://schemas.microsoft.com/office/drawing/2017/model3d" xmlns:o="urn:schemas-microsoft-com:office:office" xmlns:r="http://schemas.openxmlformats.org/officeDocument/2006/relationships" xmlns:m="http://schemas.openxmlformats.org/officeDocument/2006/math" xmlns:v="urn:schemas-microsoft-com:vml" xmlns:wp14="http://schemas.microsoft.com/office/word/2010/wordprocessingDrawing" xmlns:wp="http://schemas.openxmlformats.org/drawingml/2006/wordprocessingDrawing" xmlns:w10="urn:schemas-microsoft-com:office:word" xmlns:w="http://schemas.openxmlformats.org/wordprocessingml/2006/main" xmlns:w14="http://schemas.microsoft.com/office/word/2010/wordml" xmlns:w15="http://schemas.microsoft.com/office/word/2012/wordml" xmlns:w16cex="http://schemas.microsoft.com/office/word/2018/wordml/cex" xmlns:w16cid="http://schemas.microsoft.com/office/word/2016/wordml/cid" xmlns:w16="http://schemas.microsoft.com/office/word/2018/wordml" xmlns:w16sdtdh="http://schemas.microsoft.com/office/word/2020/wordml/sdtdatahash" xmlns:w16se="http://schemas.microsoft.com/office/word/2015/wordml/symex" xmlns:wpg="http://schemas.microsoft.com/office/word/2010/wordprocessingGroup" xmlns:wpi="http://schemas.microsoft.com/office/word/2010/wordprocessingInk" xmlns:wne="http://schemas.microsoft.com/office/word/2006/wordml" xmlns:wps="http://schemas.microsoft.com/office/word/2010/wordprocessingShape" mc:Ignorable="w14 w15 w16se w16cid w16 w16cex w16sdtdh wp14">
+<w:endnotes xmlns:wpc="http://schemas.microsoft.com/office/word/2010/wordprocessingCanvas" xmlns:cx="http://schemas.microsoft.com/office/drawing/2014/chartex" xmlns:cx1="http://schemas.microsoft.com/office/drawing/2015/9/8/chartex" xmlns:cx2="http://schemas.microsoft.com/office/drawing/2015/10/21/chartex" xmlns:cx3="http://schemas.microsoft.com/office/drawing/2016/5/9/chartex" xmlns:cx4="http://schemas.microsoft.com/office/drawing/2016/5/10/chartex" xmlns:cx5="http://schemas.microsoft.com/office/drawing/2016/5/11/chartex" xmlns:cx6="http://schemas.microsoft.com/office/drawing/2016/5/12/chartex" xmlns:cx7="http://schemas.microsoft.com/office/drawing/2016/5/13/chartex" xmlns:cx8="http://schemas.microsoft.com/office/drawing/2016/5/14/chartex" xmlns:mc="http://schemas.openxmlformats.org/markup-compatibility/2006" xmlns:aink="http://schemas.microsoft.com/office/drawing/2016/ink" xmlns:am3d="http://schemas.microsoft.com/office/drawing/2017/model3d" xmlns:o="urn:schemas-microsoft-com:office:office" xmlns:r="http://schemas.openxmlformats.org/officeDocument/2006/relationships" xmlns:m="http://schemas.openxmlformats.org/officeDocument/2006/math" xmlns:v="urn:schemas-microsoft-com:vml" xmlns:wp14="http://schemas.microsoft.com/office/word/2010/wordprocessingDrawing" xmlns:wp="http://schemas.openxmlformats.org/drawingml/2006/wordprocessingDrawing" xmlns:w10="urn:schemas-microsoft-com:office:word" xmlns:w="http://schemas.openxmlformats.org/wordprocessingml/2006/main" xmlns:w14="http://schemas.microsoft.com/office/word/2010/wordml" xmlns:w15="http://schemas.microsoft.com/office/word/2012/wordml" xmlns:w16cid="http://schemas.microsoft.com/office/word/2016/wordml/cid" xmlns:w16se="http://schemas.microsoft.com/office/word/2015/wordml/symex" xmlns:wpg="http://schemas.microsoft.com/office/word/2010/wordprocessingGroup" xmlns:wpi="http://schemas.microsoft.com/office/word/2010/wordprocessingInk" xmlns:wne="http://schemas.microsoft.com/office/word/2006/wordml" xmlns:wps="http://schemas.microsoft.com/office/word/2010/wordprocessingShape" mc:Ignorable="w14 w15 w16se w16cid wp14">
   <w:endnote w:type="separator" w:id="-1">
     <w:p>
       <w:pPr>
@@ -2482,7 +2629,7 @@
 </file>
 
 <file path=word/footer1.xml><?xml version="1.0" encoding="utf-8"?>
-<w:ftr xmlns:wpc="http://schemas.microsoft.com/office/word/2010/wordprocessingCanvas" xmlns:cx="http://schemas.microsoft.com/office/drawing/2014/chartex" xmlns:cx1="http://schemas.microsoft.com/office/drawing/2015/9/8/chartex" xmlns:cx2="http://schemas.microsoft.com/office/drawing/2015/10/21/chartex" xmlns:cx3="http://schemas.microsoft.com/office/drawing/2016/5/9/chartex" xmlns:cx4="http://schemas.microsoft.com/office/drawing/2016/5/10/chartex" xmlns:cx5="http://schemas.microsoft.com/office/drawing/2016/5/11/chartex" xmlns:cx6="http://schemas.microsoft.com/office/drawing/2016/5/12/chartex" xmlns:cx7="http://schemas.microsoft.com/office/drawing/2016/5/13/chartex" xmlns:cx8="http://schemas.microsoft.com/office/drawing/2016/5/14/chartex" xmlns:mc="http://schemas.openxmlformats.org/markup-compatibility/2006" xmlns:aink="http://schemas.microsoft.com/office/drawing/2016/ink" xmlns:am3d="http://schemas.microsoft.com/office/drawing/2017/model3d" xmlns:o="urn:schemas-microsoft-com:office:office" xmlns:r="http://schemas.openxmlformats.org/officeDocument/2006/relationships" xmlns:m="http://schemas.openxmlformats.org/officeDocument/2006/math" xmlns:v="urn:schemas-microsoft-com:vml" xmlns:wp14="http://schemas.microsoft.com/office/word/2010/wordprocessingDrawing" xmlns:wp="http://schemas.openxmlformats.org/drawingml/2006/wordprocessingDrawing" xmlns:w10="urn:schemas-microsoft-com:office:word" xmlns:w="http://schemas.openxmlformats.org/wordprocessingml/2006/main" xmlns:w14="http://schemas.microsoft.com/office/word/2010/wordml" xmlns:w15="http://schemas.microsoft.com/office/word/2012/wordml" xmlns:w16cex="http://schemas.microsoft.com/office/word/2018/wordml/cex" xmlns:w16cid="http://schemas.microsoft.com/office/word/2016/wordml/cid" xmlns:w16="http://schemas.microsoft.com/office/word/2018/wordml" xmlns:w16sdtdh="http://schemas.microsoft.com/office/word/2020/wordml/sdtdatahash" xmlns:w16se="http://schemas.microsoft.com/office/word/2015/wordml/symex" xmlns:wpg="http://schemas.microsoft.com/office/word/2010/wordprocessingGroup" xmlns:wpi="http://schemas.microsoft.com/office/word/2010/wordprocessingInk" xmlns:wne="http://schemas.microsoft.com/office/word/2006/wordml" xmlns:wps="http://schemas.microsoft.com/office/word/2010/wordprocessingShape" mc:Ignorable="w14 w15 w16se w16cid w16 w16cex w16sdtdh wp14">
+<w:ftr xmlns:wpc="http://schemas.microsoft.com/office/word/2010/wordprocessingCanvas" xmlns:cx="http://schemas.microsoft.com/office/drawing/2014/chartex" xmlns:cx1="http://schemas.microsoft.com/office/drawing/2015/9/8/chartex" xmlns:cx2="http://schemas.microsoft.com/office/drawing/2015/10/21/chartex" xmlns:cx3="http://schemas.microsoft.com/office/drawing/2016/5/9/chartex" xmlns:cx4="http://schemas.microsoft.com/office/drawing/2016/5/10/chartex" xmlns:cx5="http://schemas.microsoft.com/office/drawing/2016/5/11/chartex" xmlns:cx6="http://schemas.microsoft.com/office/drawing/2016/5/12/chartex" xmlns:cx7="http://schemas.microsoft.com/office/drawing/2016/5/13/chartex" xmlns:cx8="http://schemas.microsoft.com/office/drawing/2016/5/14/chartex" xmlns:mc="http://schemas.openxmlformats.org/markup-compatibility/2006" xmlns:aink="http://schemas.microsoft.com/office/drawing/2016/ink" xmlns:am3d="http://schemas.microsoft.com/office/drawing/2017/model3d" xmlns:o="urn:schemas-microsoft-com:office:office" xmlns:r="http://schemas.openxmlformats.org/officeDocument/2006/relationships" xmlns:m="http://schemas.openxmlformats.org/officeDocument/2006/math" xmlns:v="urn:schemas-microsoft-com:vml" xmlns:wp14="http://schemas.microsoft.com/office/word/2010/wordprocessingDrawing" xmlns:wp="http://schemas.openxmlformats.org/drawingml/2006/wordprocessingDrawing" xmlns:w10="urn:schemas-microsoft-com:office:word" xmlns:w="http://schemas.openxmlformats.org/wordprocessingml/2006/main" xmlns:w14="http://schemas.microsoft.com/office/word/2010/wordml" xmlns:w15="http://schemas.microsoft.com/office/word/2012/wordml" xmlns:w16cid="http://schemas.microsoft.com/office/word/2016/wordml/cid" xmlns:w16se="http://schemas.microsoft.com/office/word/2015/wordml/symex" xmlns:wpg="http://schemas.microsoft.com/office/word/2010/wordprocessingGroup" xmlns:wpi="http://schemas.microsoft.com/office/word/2010/wordprocessingInk" xmlns:wne="http://schemas.microsoft.com/office/word/2006/wordml" xmlns:wps="http://schemas.microsoft.com/office/word/2010/wordprocessingShape" mc:Ignorable="w14 w15 w16se w16cid wp14">
   <w:sdt>
     <w:sdtPr>
       <w:id w:val="-37130522"/>
@@ -2491,6 +2638,7 @@
         <w:docPartUnique/>
       </w:docPartObj>
     </w:sdtPr>
+    <w:sdtEndPr/>
     <w:sdtContent>
       <w:p>
         <w:pPr>
@@ -2686,7 +2834,7 @@
 </file>
 
 <file path=word/footer2.xml><?xml version="1.0" encoding="utf-8"?>
-<w:ftr xmlns:wpc="http://schemas.microsoft.com/office/word/2010/wordprocessingCanvas" xmlns:cx="http://schemas.microsoft.com/office/drawing/2014/chartex" xmlns:cx1="http://schemas.microsoft.com/office/drawing/2015/9/8/chartex" xmlns:cx2="http://schemas.microsoft.com/office/drawing/2015/10/21/chartex" xmlns:cx3="http://schemas.microsoft.com/office/drawing/2016/5/9/chartex" xmlns:cx4="http://schemas.microsoft.com/office/drawing/2016/5/10/chartex" xmlns:cx5="http://schemas.microsoft.com/office/drawing/2016/5/11/chartex" xmlns:cx6="http://schemas.microsoft.com/office/drawing/2016/5/12/chartex" xmlns:cx7="http://schemas.microsoft.com/office/drawing/2016/5/13/chartex" xmlns:cx8="http://schemas.microsoft.com/office/drawing/2016/5/14/chartex" xmlns:mc="http://schemas.openxmlformats.org/markup-compatibility/2006" xmlns:aink="http://schemas.microsoft.com/office/drawing/2016/ink" xmlns:am3d="http://schemas.microsoft.com/office/drawing/2017/model3d" xmlns:o="urn:schemas-microsoft-com:office:office" xmlns:r="http://schemas.openxmlformats.org/officeDocument/2006/relationships" xmlns:m="http://schemas.openxmlformats.org/officeDocument/2006/math" xmlns:v="urn:schemas-microsoft-com:vml" xmlns:wp14="http://schemas.microsoft.com/office/word/2010/wordprocessingDrawing" xmlns:wp="http://schemas.openxmlformats.org/drawingml/2006/wordprocessingDrawing" xmlns:w10="urn:schemas-microsoft-com:office:word" xmlns:w="http://schemas.openxmlformats.org/wordprocessingml/2006/main" xmlns:w14="http://schemas.microsoft.com/office/word/2010/wordml" xmlns:w15="http://schemas.microsoft.com/office/word/2012/wordml" xmlns:w16cex="http://schemas.microsoft.com/office/word/2018/wordml/cex" xmlns:w16cid="http://schemas.microsoft.com/office/word/2016/wordml/cid" xmlns:w16="http://schemas.microsoft.com/office/word/2018/wordml" xmlns:w16sdtdh="http://schemas.microsoft.com/office/word/2020/wordml/sdtdatahash" xmlns:w16se="http://schemas.microsoft.com/office/word/2015/wordml/symex" xmlns:wpg="http://schemas.microsoft.com/office/word/2010/wordprocessingGroup" xmlns:wpi="http://schemas.microsoft.com/office/word/2010/wordprocessingInk" xmlns:wne="http://schemas.microsoft.com/office/word/2006/wordml" xmlns:wps="http://schemas.microsoft.com/office/word/2010/wordprocessingShape" mc:Ignorable="w14 w15 w16se w16cid w16 w16cex w16sdtdh wp14">
+<w:ftr xmlns:wpc="http://schemas.microsoft.com/office/word/2010/wordprocessingCanvas" xmlns:cx="http://schemas.microsoft.com/office/drawing/2014/chartex" xmlns:cx1="http://schemas.microsoft.com/office/drawing/2015/9/8/chartex" xmlns:cx2="http://schemas.microsoft.com/office/drawing/2015/10/21/chartex" xmlns:cx3="http://schemas.microsoft.com/office/drawing/2016/5/9/chartex" xmlns:cx4="http://schemas.microsoft.com/office/drawing/2016/5/10/chartex" xmlns:cx5="http://schemas.microsoft.com/office/drawing/2016/5/11/chartex" xmlns:cx6="http://schemas.microsoft.com/office/drawing/2016/5/12/chartex" xmlns:cx7="http://schemas.microsoft.com/office/drawing/2016/5/13/chartex" xmlns:cx8="http://schemas.microsoft.com/office/drawing/2016/5/14/chartex" xmlns:mc="http://schemas.openxmlformats.org/markup-compatibility/2006" xmlns:aink="http://schemas.microsoft.com/office/drawing/2016/ink" xmlns:am3d="http://schemas.microsoft.com/office/drawing/2017/model3d" xmlns:o="urn:schemas-microsoft-com:office:office" xmlns:r="http://schemas.openxmlformats.org/officeDocument/2006/relationships" xmlns:m="http://schemas.openxmlformats.org/officeDocument/2006/math" xmlns:v="urn:schemas-microsoft-com:vml" xmlns:wp14="http://schemas.microsoft.com/office/word/2010/wordprocessingDrawing" xmlns:wp="http://schemas.openxmlformats.org/drawingml/2006/wordprocessingDrawing" xmlns:w10="urn:schemas-microsoft-com:office:word" xmlns:w="http://schemas.openxmlformats.org/wordprocessingml/2006/main" xmlns:w14="http://schemas.microsoft.com/office/word/2010/wordml" xmlns:w15="http://schemas.microsoft.com/office/word/2012/wordml" xmlns:w16cid="http://schemas.microsoft.com/office/word/2016/wordml/cid" xmlns:w16se="http://schemas.microsoft.com/office/word/2015/wordml/symex" xmlns:wpg="http://schemas.microsoft.com/office/word/2010/wordprocessingGroup" xmlns:wpi="http://schemas.microsoft.com/office/word/2010/wordprocessingInk" xmlns:wne="http://schemas.microsoft.com/office/word/2006/wordml" xmlns:wps="http://schemas.microsoft.com/office/word/2010/wordprocessingShape" mc:Ignorable="w14 w15 w16se w16cid wp14">
   <w:sdt>
     <w:sdtPr>
       <w:id w:val="1664274443"/>
@@ -2695,6 +2843,7 @@
         <w:docPartUnique/>
       </w:docPartObj>
     </w:sdtPr>
+    <w:sdtEndPr/>
     <w:sdtContent>
       <w:p>
         <w:pPr>
@@ -2831,7 +2980,7 @@
                     <v:h position="#0,topLeft" xrange="0,21600"/>
                   </v:handles>
                 </v:shapetype>
-                <v:shape id="Háromszög 3" o:spid="_x0000_s1027" type="#_x0000_t5" style="position:absolute;margin-left:0;margin-top:0;width:167.4pt;height:161.8pt;flip:x;z-index:251660288;visibility:visible;mso-wrap-style:square;mso-width-percent:0;mso-height-percent:0;mso-wrap-distance-left:9pt;mso-wrap-distance-top:0;mso-wrap-distance-right:9pt;mso-wrap-distance-bottom:0;mso-position-horizontal:left;mso-position-horizontal-relative:page;mso-position-vertical:bottom;mso-position-vertical-relative:page;mso-width-percent:0;mso-height-percent:0;mso-width-relative:page;mso-height-relative:page;v-text-anchor:top" o:gfxdata="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" adj="21600" fillcolor="#d2eaf1" stroked="f">
+                <v:shape id="Háromszög 3" o:spid="_x0000_s1027" type="#_x0000_t5" style="position:absolute;margin-left:0;margin-top:0;width:167.4pt;height:161.8pt;flip:x;z-index:251660288;visibility:visible;mso-wrap-style:square;mso-width-percent:0;mso-height-percent:0;mso-wrap-distance-left:9pt;mso-wrap-distance-top:0;mso-wrap-distance-right:9pt;mso-wrap-distance-bottom:0;mso-position-horizontal:left;mso-position-horizontal-relative:page;mso-position-vertical:bottom;mso-position-vertical-relative:page;mso-width-percent:0;mso-height-percent:0;mso-width-relative:page;mso-height-relative:page;v-text-anchor:top" o:gfxdata="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" adj="21600" fillcolor="#d2eaf1" stroked="f">
                   <v:textbox>
                     <w:txbxContent>
                       <w:p>
@@ -2890,7 +3039,7 @@
 </file>
 
 <file path=word/footnotes.xml><?xml version="1.0" encoding="utf-8"?>
-<w:footnotes xmlns:wpc="http://schemas.microsoft.com/office/word/2010/wordprocessingCanvas" xmlns:cx="http://schemas.microsoft.com/office/drawing/2014/chartex" xmlns:cx1="http://schemas.microsoft.com/office/drawing/2015/9/8/chartex" xmlns:cx2="http://schemas.microsoft.com/office/drawing/2015/10/21/chartex" xmlns:cx3="http://schemas.microsoft.com/office/drawing/2016/5/9/chartex" xmlns:cx4="http://schemas.microsoft.com/office/drawing/2016/5/10/chartex" xmlns:cx5="http://schemas.microsoft.com/office/drawing/2016/5/11/chartex" xmlns:cx6="http://schemas.microsoft.com/office/drawing/2016/5/12/chartex" xmlns:cx7="http://schemas.microsoft.com/office/drawing/2016/5/13/chartex" xmlns:cx8="http://schemas.microsoft.com/office/drawing/2016/5/14/chartex" xmlns:mc="http://schemas.openxmlformats.org/markup-compatibility/2006" xmlns:aink="http://schemas.microsoft.com/office/drawing/2016/ink" xmlns:am3d="http://schemas.microsoft.com/office/drawing/2017/model3d" xmlns:o="urn:schemas-microsoft-com:office:office" xmlns:r="http://schemas.openxmlformats.org/officeDocument/2006/relationships" xmlns:m="http://schemas.openxmlformats.org/officeDocument/2006/math" xmlns:v="urn:schemas-microsoft-com:vml" xmlns:wp14="http://schemas.microsoft.com/office/word/2010/wordprocessingDrawing" xmlns:wp="http://schemas.openxmlformats.org/drawingml/2006/wordprocessingDrawing" xmlns:w10="urn:schemas-microsoft-com:office:word" xmlns:w="http://schemas.openxmlformats.org/wordprocessingml/2006/main" xmlns:w14="http://schemas.microsoft.com/office/word/2010/wordml" xmlns:w15="http://schemas.microsoft.com/office/word/2012/wordml" xmlns:w16cex="http://schemas.microsoft.com/office/word/2018/wordml/cex" xmlns:w16cid="http://schemas.microsoft.com/office/word/2016/wordml/cid" xmlns:w16="http://schemas.microsoft.com/office/word/2018/wordml" xmlns:w16sdtdh="http://schemas.microsoft.com/office/word/2020/wordml/sdtdatahash" xmlns:w16se="http://schemas.microsoft.com/office/word/2015/wordml/symex" xmlns:wpg="http://schemas.microsoft.com/office/word/2010/wordprocessingGroup" xmlns:wpi="http://schemas.microsoft.com/office/word/2010/wordprocessingInk" xmlns:wne="http://schemas.microsoft.com/office/word/2006/wordml" xmlns:wps="http://schemas.microsoft.com/office/word/2010/wordprocessingShape" mc:Ignorable="w14 w15 w16se w16cid w16 w16cex w16sdtdh wp14">
+<w:footnotes xmlns:wpc="http://schemas.microsoft.com/office/word/2010/wordprocessingCanvas" xmlns:cx="http://schemas.microsoft.com/office/drawing/2014/chartex" xmlns:cx1="http://schemas.microsoft.com/office/drawing/2015/9/8/chartex" xmlns:cx2="http://schemas.microsoft.com/office/drawing/2015/10/21/chartex" xmlns:cx3="http://schemas.microsoft.com/office/drawing/2016/5/9/chartex" xmlns:cx4="http://schemas.microsoft.com/office/drawing/2016/5/10/chartex" xmlns:cx5="http://schemas.microsoft.com/office/drawing/2016/5/11/chartex" xmlns:cx6="http://schemas.microsoft.com/office/drawing/2016/5/12/chartex" xmlns:cx7="http://schemas.microsoft.com/office/drawing/2016/5/13/chartex" xmlns:cx8="http://schemas.microsoft.com/office/drawing/2016/5/14/chartex" xmlns:mc="http://schemas.openxmlformats.org/markup-compatibility/2006" xmlns:aink="http://schemas.microsoft.com/office/drawing/2016/ink" xmlns:am3d="http://schemas.microsoft.com/office/drawing/2017/model3d" xmlns:o="urn:schemas-microsoft-com:office:office" xmlns:r="http://schemas.openxmlformats.org/officeDocument/2006/relationships" xmlns:m="http://schemas.openxmlformats.org/officeDocument/2006/math" xmlns:v="urn:schemas-microsoft-com:vml" xmlns:wp14="http://schemas.microsoft.com/office/word/2010/wordprocessingDrawing" xmlns:wp="http://schemas.openxmlformats.org/drawingml/2006/wordprocessingDrawing" xmlns:w10="urn:schemas-microsoft-com:office:word" xmlns:w="http://schemas.openxmlformats.org/wordprocessingml/2006/main" xmlns:w14="http://schemas.microsoft.com/office/word/2010/wordml" xmlns:w15="http://schemas.microsoft.com/office/word/2012/wordml" xmlns:w16cid="http://schemas.microsoft.com/office/word/2016/wordml/cid" xmlns:w16se="http://schemas.microsoft.com/office/word/2015/wordml/symex" xmlns:wpg="http://schemas.microsoft.com/office/word/2010/wordprocessingGroup" xmlns:wpi="http://schemas.microsoft.com/office/word/2010/wordprocessingInk" xmlns:wne="http://schemas.microsoft.com/office/word/2006/wordml" xmlns:wps="http://schemas.microsoft.com/office/word/2010/wordprocessingShape" mc:Ignorable="w14 w15 w16se w16cid wp14">
   <w:footnote w:type="separator" w:id="-1">
     <w:p>
       <w:pPr>
@@ -2915,7 +3064,7 @@
 </file>
 
 <file path=word/header1.xml><?xml version="1.0" encoding="utf-8"?>
-<w:hdr xmlns:wpc="http://schemas.microsoft.com/office/word/2010/wordprocessingCanvas" xmlns:cx="http://schemas.microsoft.com/office/drawing/2014/chartex" xmlns:cx1="http://schemas.microsoft.com/office/drawing/2015/9/8/chartex" xmlns:cx2="http://schemas.microsoft.com/office/drawing/2015/10/21/chartex" xmlns:cx3="http://schemas.microsoft.com/office/drawing/2016/5/9/chartex" xmlns:cx4="http://schemas.microsoft.com/office/drawing/2016/5/10/chartex" xmlns:cx5="http://schemas.microsoft.com/office/drawing/2016/5/11/chartex" xmlns:cx6="http://schemas.microsoft.com/office/drawing/2016/5/12/chartex" xmlns:cx7="http://schemas.microsoft.com/office/drawing/2016/5/13/chartex" xmlns:cx8="http://schemas.microsoft.com/office/drawing/2016/5/14/chartex" xmlns:mc="http://schemas.openxmlformats.org/markup-compatibility/2006" xmlns:aink="http://schemas.microsoft.com/office/drawing/2016/ink" xmlns:am3d="http://schemas.microsoft.com/office/drawing/2017/model3d" xmlns:o="urn:schemas-microsoft-com:office:office" xmlns:r="http://schemas.openxmlformats.org/officeDocument/2006/relationships" xmlns:m="http://schemas.openxmlformats.org/officeDocument/2006/math" xmlns:v="urn:schemas-microsoft-com:vml" xmlns:wp14="http://schemas.microsoft.com/office/word/2010/wordprocessingDrawing" xmlns:wp="http://schemas.openxmlformats.org/drawingml/2006/wordprocessingDrawing" xmlns:w10="urn:schemas-microsoft-com:office:word" xmlns:w="http://schemas.openxmlformats.org/wordprocessingml/2006/main" xmlns:w14="http://schemas.microsoft.com/office/word/2010/wordml" xmlns:w15="http://schemas.microsoft.com/office/word/2012/wordml" xmlns:w16cex="http://schemas.microsoft.com/office/word/2018/wordml/cex" xmlns:w16cid="http://schemas.microsoft.com/office/word/2016/wordml/cid" xmlns:w16="http://schemas.microsoft.com/office/word/2018/wordml" xmlns:w16sdtdh="http://schemas.microsoft.com/office/word/2020/wordml/sdtdatahash" xmlns:w16se="http://schemas.microsoft.com/office/word/2015/wordml/symex" xmlns:wpg="http://schemas.microsoft.com/office/word/2010/wordprocessingGroup" xmlns:wpi="http://schemas.microsoft.com/office/word/2010/wordprocessingInk" xmlns:wne="http://schemas.microsoft.com/office/word/2006/wordml" xmlns:wps="http://schemas.microsoft.com/office/word/2010/wordprocessingShape" mc:Ignorable="w14 w15 w16se w16cid w16 w16cex w16sdtdh wp14">
+<w:hdr xmlns:wpc="http://schemas.microsoft.com/office/word/2010/wordprocessingCanvas" xmlns:cx="http://schemas.microsoft.com/office/drawing/2014/chartex" xmlns:cx1="http://schemas.microsoft.com/office/drawing/2015/9/8/chartex" xmlns:cx2="http://schemas.microsoft.com/office/drawing/2015/10/21/chartex" xmlns:cx3="http://schemas.microsoft.com/office/drawing/2016/5/9/chartex" xmlns:cx4="http://schemas.microsoft.com/office/drawing/2016/5/10/chartex" xmlns:cx5="http://schemas.microsoft.com/office/drawing/2016/5/11/chartex" xmlns:cx6="http://schemas.microsoft.com/office/drawing/2016/5/12/chartex" xmlns:cx7="http://schemas.microsoft.com/office/drawing/2016/5/13/chartex" xmlns:cx8="http://schemas.microsoft.com/office/drawing/2016/5/14/chartex" xmlns:mc="http://schemas.openxmlformats.org/markup-compatibility/2006" xmlns:aink="http://schemas.microsoft.com/office/drawing/2016/ink" xmlns:am3d="http://schemas.microsoft.com/office/drawing/2017/model3d" xmlns:o="urn:schemas-microsoft-com:office:office" xmlns:r="http://schemas.openxmlformats.org/officeDocument/2006/relationships" xmlns:m="http://schemas.openxmlformats.org/officeDocument/2006/math" xmlns:v="urn:schemas-microsoft-com:vml" xmlns:wp14="http://schemas.microsoft.com/office/word/2010/wordprocessingDrawing" xmlns:wp="http://schemas.openxmlformats.org/drawingml/2006/wordprocessingDrawing" xmlns:w10="urn:schemas-microsoft-com:office:word" xmlns:w="http://schemas.openxmlformats.org/wordprocessingml/2006/main" xmlns:w14="http://schemas.microsoft.com/office/word/2010/wordml" xmlns:w15="http://schemas.microsoft.com/office/word/2012/wordml" xmlns:w16cid="http://schemas.microsoft.com/office/word/2016/wordml/cid" xmlns:w16se="http://schemas.microsoft.com/office/word/2015/wordml/symex" xmlns:wpg="http://schemas.microsoft.com/office/word/2010/wordprocessingGroup" xmlns:wpi="http://schemas.microsoft.com/office/word/2010/wordprocessingInk" xmlns:wne="http://schemas.microsoft.com/office/word/2006/wordml" xmlns:wps="http://schemas.microsoft.com/office/word/2010/wordprocessingShape" mc:Ignorable="w14 w15 w16se w16cid wp14">
   <w:p>
     <w:pPr>
       <w:pStyle w:val="lfej"/>
@@ -3004,7 +3153,7 @@
 </file>
 
 <file path=word/styles.xml><?xml version="1.0" encoding="utf-8"?>
-<w:styles xmlns:mc="http://schemas.openxmlformats.org/markup-compatibility/2006" xmlns:r="http://schemas.openxmlformats.org/officeDocument/2006/relationships" xmlns:w="http://schemas.openxmlformats.org/wordprocessingml/2006/main" xmlns:w14="http://schemas.microsoft.com/office/word/2010/wordml" xmlns:w15="http://schemas.microsoft.com/office/word/2012/wordml" xmlns:w16cex="http://schemas.microsoft.com/office/word/2018/wordml/cex" xmlns:w16cid="http://schemas.microsoft.com/office/word/2016/wordml/cid" xmlns:w16="http://schemas.microsoft.com/office/word/2018/wordml" xmlns:w16sdtdh="http://schemas.microsoft.com/office/word/2020/wordml/sdtdatahash" xmlns:w16se="http://schemas.microsoft.com/office/word/2015/wordml/symex" mc:Ignorable="w14 w15 w16se w16cid w16 w16cex w16sdtdh">
+<w:styles xmlns:mc="http://schemas.openxmlformats.org/markup-compatibility/2006" xmlns:r="http://schemas.openxmlformats.org/officeDocument/2006/relationships" xmlns:w="http://schemas.openxmlformats.org/wordprocessingml/2006/main" xmlns:w14="http://schemas.microsoft.com/office/word/2010/wordml" xmlns:w15="http://schemas.microsoft.com/office/word/2012/wordml" xmlns:w16cid="http://schemas.microsoft.com/office/word/2016/wordml/cid" xmlns:w16se="http://schemas.microsoft.com/office/word/2015/wordml/symex" mc:Ignorable="w14 w15 w16se w16cid">
   <w:docDefaults>
     <w:rPrDefault>
       <w:rPr>
@@ -3020,7 +3169,7 @@
       </w:pPr>
     </w:pPrDefault>
   </w:docDefaults>
-  <w:latentStyles w:defLockedState="0" w:defUIPriority="99" w:defSemiHidden="0" w:defUnhideWhenUsed="0" w:defQFormat="0" w:count="376">
+  <w:latentStyles w:defLockedState="0" w:defUIPriority="99" w:defSemiHidden="0" w:defUnhideWhenUsed="0" w:defQFormat="0" w:count="375">
     <w:lsdException w:name="Normal" w:uiPriority="0" w:qFormat="1"/>
     <w:lsdException w:name="heading 1" w:uiPriority="9" w:qFormat="1"/>
     <w:lsdException w:name="heading 2" w:semiHidden="1" w:uiPriority="9" w:unhideWhenUsed="1" w:qFormat="1"/>
@@ -3396,7 +3545,6 @@
     <w:lsdException w:name="Smart Hyperlink" w:semiHidden="1" w:unhideWhenUsed="1"/>
     <w:lsdException w:name="Hashtag" w:semiHidden="1" w:unhideWhenUsed="1"/>
     <w:lsdException w:name="Unresolved Mention" w:semiHidden="1" w:unhideWhenUsed="1"/>
-    <w:lsdException w:name="Smart Link" w:semiHidden="1" w:unhideWhenUsed="1"/>
   </w:latentStyles>
   <w:style w:type="paragraph" w:default="1" w:styleId="Norml">
     <w:name w:val="Normal"/>
@@ -3949,7 +4097,7 @@
 </file>
 
 <file path=customXml/itemProps1.xml><?xml version="1.0" encoding="utf-8"?>
-<ds:datastoreItem xmlns:ds="http://schemas.openxmlformats.org/officeDocument/2006/customXml" ds:itemID="{72A10DE4-B90E-413B-B789-951EDC57D0F4}">
+<ds:datastoreItem xmlns:ds="http://schemas.openxmlformats.org/officeDocument/2006/customXml" ds:itemID="{5872DA41-5DE6-4A81-B9A3-E72C1FBF3D1B}">
   <ds:schemaRefs>
     <ds:schemaRef ds:uri="http://schemas.openxmlformats.org/officeDocument/2006/bibliography"/>
   </ds:schemaRefs>

--- a/KDMN.docx
+++ b/KDMN.docx
@@ -1,6 +1,6 @@
 
 <file path=word/document.xml><?xml version="1.0" encoding="utf-8"?>
-<w:document xmlns:wpc="http://schemas.microsoft.com/office/word/2010/wordprocessingCanvas" xmlns:cx="http://schemas.microsoft.com/office/drawing/2014/chartex" xmlns:cx1="http://schemas.microsoft.com/office/drawing/2015/9/8/chartex" xmlns:cx2="http://schemas.microsoft.com/office/drawing/2015/10/21/chartex" xmlns:cx3="http://schemas.microsoft.com/office/drawing/2016/5/9/chartex" xmlns:cx4="http://schemas.microsoft.com/office/drawing/2016/5/10/chartex" xmlns:cx5="http://schemas.microsoft.com/office/drawing/2016/5/11/chartex" xmlns:cx6="http://schemas.microsoft.com/office/drawing/2016/5/12/chartex" xmlns:cx7="http://schemas.microsoft.com/office/drawing/2016/5/13/chartex" xmlns:cx8="http://schemas.microsoft.com/office/drawing/2016/5/14/chartex" xmlns:mc="http://schemas.openxmlformats.org/markup-compatibility/2006" xmlns:aink="http://schemas.microsoft.com/office/drawing/2016/ink" xmlns:am3d="http://schemas.microsoft.com/office/drawing/2017/model3d" xmlns:o="urn:schemas-microsoft-com:office:office" xmlns:r="http://schemas.openxmlformats.org/officeDocument/2006/relationships" xmlns:m="http://schemas.openxmlformats.org/officeDocument/2006/math" xmlns:v="urn:schemas-microsoft-com:vml" xmlns:wp14="http://schemas.microsoft.com/office/word/2010/wordprocessingDrawing" xmlns:wp="http://schemas.openxmlformats.org/drawingml/2006/wordprocessingDrawing" xmlns:w10="urn:schemas-microsoft-com:office:word" xmlns:w="http://schemas.openxmlformats.org/wordprocessingml/2006/main" xmlns:w14="http://schemas.microsoft.com/office/word/2010/wordml" xmlns:w15="http://schemas.microsoft.com/office/word/2012/wordml" xmlns:w16cid="http://schemas.microsoft.com/office/word/2016/wordml/cid" xmlns:w16se="http://schemas.microsoft.com/office/word/2015/wordml/symex" xmlns:wpg="http://schemas.microsoft.com/office/word/2010/wordprocessingGroup" xmlns:wpi="http://schemas.microsoft.com/office/word/2010/wordprocessingInk" xmlns:wne="http://schemas.microsoft.com/office/word/2006/wordml" xmlns:wps="http://schemas.microsoft.com/office/word/2010/wordprocessingShape" mc:Ignorable="w14 w15 w16se w16cid wp14">
+<w:document xmlns:wpc="http://schemas.microsoft.com/office/word/2010/wordprocessingCanvas" xmlns:cx="http://schemas.microsoft.com/office/drawing/2014/chartex" xmlns:cx1="http://schemas.microsoft.com/office/drawing/2015/9/8/chartex" xmlns:cx2="http://schemas.microsoft.com/office/drawing/2015/10/21/chartex" xmlns:cx3="http://schemas.microsoft.com/office/drawing/2016/5/9/chartex" xmlns:cx4="http://schemas.microsoft.com/office/drawing/2016/5/10/chartex" xmlns:cx5="http://schemas.microsoft.com/office/drawing/2016/5/11/chartex" xmlns:cx6="http://schemas.microsoft.com/office/drawing/2016/5/12/chartex" xmlns:cx7="http://schemas.microsoft.com/office/drawing/2016/5/13/chartex" xmlns:cx8="http://schemas.microsoft.com/office/drawing/2016/5/14/chartex" xmlns:mc="http://schemas.openxmlformats.org/markup-compatibility/2006" xmlns:aink="http://schemas.microsoft.com/office/drawing/2016/ink" xmlns:am3d="http://schemas.microsoft.com/office/drawing/2017/model3d" xmlns:o="urn:schemas-microsoft-com:office:office" xmlns:r="http://schemas.openxmlformats.org/officeDocument/2006/relationships" xmlns:m="http://schemas.openxmlformats.org/officeDocument/2006/math" xmlns:v="urn:schemas-microsoft-com:vml" xmlns:wp14="http://schemas.microsoft.com/office/word/2010/wordprocessingDrawing" xmlns:wp="http://schemas.openxmlformats.org/drawingml/2006/wordprocessingDrawing" xmlns:w10="urn:schemas-microsoft-com:office:word" xmlns:w="http://schemas.openxmlformats.org/wordprocessingml/2006/main" xmlns:w14="http://schemas.microsoft.com/office/word/2010/wordml" xmlns:w15="http://schemas.microsoft.com/office/word/2012/wordml" xmlns:w16cex="http://schemas.microsoft.com/office/word/2018/wordml/cex" xmlns:w16cid="http://schemas.microsoft.com/office/word/2016/wordml/cid" xmlns:w16="http://schemas.microsoft.com/office/word/2018/wordml" xmlns:w16sdtdh="http://schemas.microsoft.com/office/word/2020/wordml/sdtdatahash" xmlns:w16se="http://schemas.microsoft.com/office/word/2015/wordml/symex" xmlns:wpg="http://schemas.microsoft.com/office/word/2010/wordprocessingGroup" xmlns:wpi="http://schemas.microsoft.com/office/word/2010/wordprocessingInk" xmlns:wne="http://schemas.microsoft.com/office/word/2006/wordml" xmlns:wps="http://schemas.microsoft.com/office/word/2010/wordprocessingShape" mc:Ignorable="w14 w15 w16se w16cid w16 w16cex w16sdtdh wp14">
   <w:body>
     <w:p/>
     <w:p/>
@@ -186,7 +186,7 @@
           <w:r>
             <w:fldChar w:fldCharType="separate"/>
           </w:r>
-          <w:hyperlink w:anchor="_Toc227580492" w:history="1">
+          <w:hyperlink w:anchor="_Toc227918450" w:history="1">
             <w:r>
               <w:rPr>
                 <w:rStyle w:val="Hiperhivatkozs"/>
@@ -214,7 +214,7 @@
                 <w:noProof/>
                 <w:webHidden/>
               </w:rPr>
-              <w:instrText xml:space="preserve"> PAGEREF _Toc227580492 \h </w:instrText>
+              <w:instrText xml:space="preserve"> PAGEREF _Toc227918450 \h </w:instrText>
             </w:r>
             <w:r>
               <w:rPr>
@@ -257,7 +257,7 @@
               <w:lang w:eastAsia="hu-HU"/>
             </w:rPr>
           </w:pPr>
-          <w:hyperlink w:anchor="_Toc227580493" w:history="1">
+          <w:hyperlink w:anchor="_Toc227918451" w:history="1">
             <w:r>
               <w:rPr>
                 <w:rStyle w:val="Hiperhivatkozs"/>
@@ -284,7 +284,7 @@
                 <w:noProof/>
                 <w:webHidden/>
               </w:rPr>
-              <w:instrText xml:space="preserve"> PAGEREF _Toc227580493 \h </w:instrText>
+              <w:instrText xml:space="preserve"> PAGEREF _Toc227918451 \h </w:instrText>
             </w:r>
             <w:r>
               <w:rPr>
@@ -327,7 +327,7 @@
               <w:lang w:eastAsia="hu-HU"/>
             </w:rPr>
           </w:pPr>
-          <w:hyperlink w:anchor="_Toc227580494" w:history="1">
+          <w:hyperlink w:anchor="_Toc227918452" w:history="1">
             <w:r>
               <w:rPr>
                 <w:rStyle w:val="Hiperhivatkozs"/>
@@ -354,7 +354,7 @@
                 <w:noProof/>
                 <w:webHidden/>
               </w:rPr>
-              <w:instrText xml:space="preserve"> PAGEREF _Toc227580494 \h </w:instrText>
+              <w:instrText xml:space="preserve"> PAGEREF _Toc227918452 \h </w:instrText>
             </w:r>
             <w:r>
               <w:rPr>
@@ -397,7 +397,7 @@
               <w:lang w:eastAsia="hu-HU"/>
             </w:rPr>
           </w:pPr>
-          <w:hyperlink w:anchor="_Toc227580495" w:history="1">
+          <w:hyperlink w:anchor="_Toc227918453" w:history="1">
             <w:r>
               <w:rPr>
                 <w:rStyle w:val="Hiperhivatkozs"/>
@@ -424,7 +424,7 @@
                 <w:noProof/>
                 <w:webHidden/>
               </w:rPr>
-              <w:instrText xml:space="preserve"> PAGEREF _Toc227580495 \h </w:instrText>
+              <w:instrText xml:space="preserve"> PAGEREF _Toc227918453 \h </w:instrText>
             </w:r>
             <w:r>
               <w:rPr>
@@ -467,7 +467,7 @@
               <w:lang w:eastAsia="hu-HU"/>
             </w:rPr>
           </w:pPr>
-          <w:hyperlink w:anchor="_Toc227580496" w:history="1">
+          <w:hyperlink w:anchor="_Toc227918454" w:history="1">
             <w:r>
               <w:rPr>
                 <w:rStyle w:val="Hiperhivatkozs"/>
@@ -494,7 +494,7 @@
                 <w:noProof/>
                 <w:webHidden/>
               </w:rPr>
-              <w:instrText xml:space="preserve"> PAGEREF _Toc227580496 \h </w:instrText>
+              <w:instrText xml:space="preserve"> PAGEREF _Toc227918454 \h </w:instrText>
             </w:r>
             <w:r>
               <w:rPr>
@@ -537,7 +537,7 @@
               <w:lang w:eastAsia="hu-HU"/>
             </w:rPr>
           </w:pPr>
-          <w:hyperlink w:anchor="_Toc227580497" w:history="1">
+          <w:hyperlink w:anchor="_Toc227918455" w:history="1">
             <w:r>
               <w:rPr>
                 <w:rStyle w:val="Hiperhivatkozs"/>
@@ -564,7 +564,7 @@
                 <w:noProof/>
                 <w:webHidden/>
               </w:rPr>
-              <w:instrText xml:space="preserve"> PAGEREF _Toc227580497 \h </w:instrText>
+              <w:instrText xml:space="preserve"> PAGEREF _Toc227918455 \h </w:instrText>
             </w:r>
             <w:r>
               <w:rPr>
@@ -607,7 +607,7 @@
               <w:lang w:eastAsia="hu-HU"/>
             </w:rPr>
           </w:pPr>
-          <w:hyperlink w:anchor="_Toc227580498" w:history="1">
+          <w:hyperlink w:anchor="_Toc227918456" w:history="1">
             <w:r>
               <w:rPr>
                 <w:rStyle w:val="Hiperhivatkozs"/>
@@ -634,7 +634,7 @@
                 <w:noProof/>
                 <w:webHidden/>
               </w:rPr>
-              <w:instrText xml:space="preserve"> PAGEREF _Toc227580498 \h </w:instrText>
+              <w:instrText xml:space="preserve"> PAGEREF _Toc227918456 \h </w:instrText>
             </w:r>
             <w:r>
               <w:rPr>
@@ -677,7 +677,7 @@
               <w:lang w:eastAsia="hu-HU"/>
             </w:rPr>
           </w:pPr>
-          <w:hyperlink w:anchor="_Toc227580499" w:history="1">
+          <w:hyperlink w:anchor="_Toc227918457" w:history="1">
             <w:r>
               <w:rPr>
                 <w:rStyle w:val="Hiperhivatkozs"/>
@@ -704,7 +704,7 @@
                 <w:noProof/>
                 <w:webHidden/>
               </w:rPr>
-              <w:instrText xml:space="preserve"> PAGEREF _Toc227580499 \h </w:instrText>
+              <w:instrText xml:space="preserve"> PAGEREF _Toc227918457 \h </w:instrText>
             </w:r>
             <w:r>
               <w:rPr>
@@ -747,7 +747,7 @@
               <w:lang w:eastAsia="hu-HU"/>
             </w:rPr>
           </w:pPr>
-          <w:hyperlink w:anchor="_Toc227580500" w:history="1">
+          <w:hyperlink w:anchor="_Toc227918458" w:history="1">
             <w:r>
               <w:rPr>
                 <w:rStyle w:val="Hiperhivatkozs"/>
@@ -774,7 +774,7 @@
                 <w:noProof/>
                 <w:webHidden/>
               </w:rPr>
-              <w:instrText xml:space="preserve"> PAGEREF _Toc227580500 \h </w:instrText>
+              <w:instrText xml:space="preserve"> PAGEREF _Toc227918458 \h </w:instrText>
             </w:r>
             <w:r>
               <w:rPr>
@@ -817,7 +817,7 @@
               <w:lang w:eastAsia="hu-HU"/>
             </w:rPr>
           </w:pPr>
-          <w:hyperlink w:anchor="_Toc227580501" w:history="1">
+          <w:hyperlink w:anchor="_Toc227918459" w:history="1">
             <w:r>
               <w:rPr>
                 <w:rStyle w:val="Hiperhivatkozs"/>
@@ -844,7 +844,7 @@
                 <w:noProof/>
                 <w:webHidden/>
               </w:rPr>
-              <w:instrText xml:space="preserve"> PAGEREF _Toc227580501 \h </w:instrText>
+              <w:instrText xml:space="preserve"> PAGEREF _Toc227918459 \h </w:instrText>
             </w:r>
             <w:r>
               <w:rPr>
@@ -887,7 +887,7 @@
               <w:lang w:eastAsia="hu-HU"/>
             </w:rPr>
           </w:pPr>
-          <w:hyperlink w:anchor="_Toc227580502" w:history="1">
+          <w:hyperlink w:anchor="_Toc227918460" w:history="1">
             <w:r>
               <w:rPr>
                 <w:rStyle w:val="Hiperhivatkozs"/>
@@ -914,7 +914,7 @@
                 <w:noProof/>
                 <w:webHidden/>
               </w:rPr>
-              <w:instrText xml:space="preserve"> PAGEREF _Toc227580502 \h </w:instrText>
+              <w:instrText xml:space="preserve"> PAGEREF _Toc227918460 \h </w:instrText>
             </w:r>
             <w:r>
               <w:rPr>
@@ -957,7 +957,7 @@
               <w:lang w:eastAsia="hu-HU"/>
             </w:rPr>
           </w:pPr>
-          <w:hyperlink w:anchor="_Toc227580503" w:history="1">
+          <w:hyperlink w:anchor="_Toc227918461" w:history="1">
             <w:r>
               <w:rPr>
                 <w:rStyle w:val="Hiperhivatkozs"/>
@@ -984,7 +984,7 @@
                 <w:noProof/>
                 <w:webHidden/>
               </w:rPr>
-              <w:instrText xml:space="preserve"> PAGEREF _Toc227580503 \h </w:instrText>
+              <w:instrText xml:space="preserve"> PAGEREF _Toc227918461 \h </w:instrText>
             </w:r>
             <w:r>
               <w:rPr>
@@ -1027,7 +1027,7 @@
               <w:lang w:eastAsia="hu-HU"/>
             </w:rPr>
           </w:pPr>
-          <w:hyperlink w:anchor="_Toc227580504" w:history="1">
+          <w:hyperlink w:anchor="_Toc227918462" w:history="1">
             <w:r>
               <w:rPr>
                 <w:rStyle w:val="Hiperhivatkozs"/>
@@ -1054,7 +1054,7 @@
                 <w:noProof/>
                 <w:webHidden/>
               </w:rPr>
-              <w:instrText xml:space="preserve"> PAGEREF _Toc227580504 \h </w:instrText>
+              <w:instrText xml:space="preserve"> PAGEREF _Toc227918462 \h </w:instrText>
             </w:r>
             <w:r>
               <w:rPr>
@@ -1097,7 +1097,7 @@
               <w:lang w:eastAsia="hu-HU"/>
             </w:rPr>
           </w:pPr>
-          <w:hyperlink w:anchor="_Toc227580505" w:history="1">
+          <w:hyperlink w:anchor="_Toc227918463" w:history="1">
             <w:r>
               <w:rPr>
                 <w:rStyle w:val="Hiperhivatkozs"/>
@@ -1124,7 +1124,7 @@
                 <w:noProof/>
                 <w:webHidden/>
               </w:rPr>
-              <w:instrText xml:space="preserve"> PAGEREF _Toc227580505 \h </w:instrText>
+              <w:instrText xml:space="preserve"> PAGEREF _Toc227918463 \h </w:instrText>
             </w:r>
             <w:r>
               <w:rPr>
@@ -1167,7 +1167,7 @@
               <w:lang w:eastAsia="hu-HU"/>
             </w:rPr>
           </w:pPr>
-          <w:hyperlink w:anchor="_Toc227580506" w:history="1">
+          <w:hyperlink w:anchor="_Toc227918464" w:history="1">
             <w:r>
               <w:rPr>
                 <w:rStyle w:val="Hiperhivatkozs"/>
@@ -1194,7 +1194,7 @@
                 <w:noProof/>
                 <w:webHidden/>
               </w:rPr>
-              <w:instrText xml:space="preserve"> PAGEREF _Toc227580506 \h </w:instrText>
+              <w:instrText xml:space="preserve"> PAGEREF _Toc227918464 \h </w:instrText>
             </w:r>
             <w:r>
               <w:rPr>
@@ -1237,7 +1237,7 @@
               <w:lang w:eastAsia="hu-HU"/>
             </w:rPr>
           </w:pPr>
-          <w:hyperlink w:anchor="_Toc227580507" w:history="1">
+          <w:hyperlink w:anchor="_Toc227918465" w:history="1">
             <w:r>
               <w:rPr>
                 <w:rStyle w:val="Hiperhivatkozs"/>
@@ -1264,7 +1264,7 @@
                 <w:noProof/>
                 <w:webHidden/>
               </w:rPr>
-              <w:instrText xml:space="preserve"> PAGEREF _Toc227580507 \h </w:instrText>
+              <w:instrText xml:space="preserve"> PAGEREF _Toc227918465 \h </w:instrText>
             </w:r>
             <w:r>
               <w:rPr>
@@ -1307,7 +1307,7 @@
               <w:lang w:eastAsia="hu-HU"/>
             </w:rPr>
           </w:pPr>
-          <w:hyperlink w:anchor="_Toc227580508" w:history="1">
+          <w:hyperlink w:anchor="_Toc227918466" w:history="1">
             <w:r>
               <w:rPr>
                 <w:rStyle w:val="Hiperhivatkozs"/>
@@ -1334,7 +1334,7 @@
                 <w:noProof/>
                 <w:webHidden/>
               </w:rPr>
-              <w:instrText xml:space="preserve"> PAGEREF _Toc227580508 \h </w:instrText>
+              <w:instrText xml:space="preserve"> PAGEREF _Toc227918466 \h </w:instrText>
             </w:r>
             <w:r>
               <w:rPr>
@@ -1355,76 +1355,6 @@
                 <w:webHidden/>
               </w:rPr>
               <w:t>6</w:t>
-            </w:r>
-            <w:r>
-              <w:rPr>
-                <w:noProof/>
-                <w:webHidden/>
-              </w:rPr>
-              <w:fldChar w:fldCharType="end"/>
-            </w:r>
-          </w:hyperlink>
-        </w:p>
-        <w:p>
-          <w:pPr>
-            <w:pStyle w:val="TJ1"/>
-            <w:tabs>
-              <w:tab w:val="right" w:leader="dot" w:pos="9062"/>
-            </w:tabs>
-            <w:rPr>
-              <w:rFonts w:eastAsiaTheme="minorEastAsia"/>
-              <w:noProof/>
-              <w:lang w:eastAsia="hu-HU"/>
-            </w:rPr>
-          </w:pPr>
-          <w:hyperlink w:anchor="_Toc227580509" w:history="1">
-            <w:r>
-              <w:rPr>
-                <w:rStyle w:val="Hiperhivatkozs"/>
-                <w:noProof/>
-              </w:rPr>
-              <w:t>Továbbfelejtési irányok</w:t>
-            </w:r>
-            <w:r>
-              <w:rPr>
-                <w:noProof/>
-                <w:webHidden/>
-              </w:rPr>
-              <w:tab/>
-            </w:r>
-            <w:r>
-              <w:rPr>
-                <w:noProof/>
-                <w:webHidden/>
-              </w:rPr>
-              <w:fldChar w:fldCharType="begin"/>
-            </w:r>
-            <w:r>
-              <w:rPr>
-                <w:noProof/>
-                <w:webHidden/>
-              </w:rPr>
-              <w:instrText xml:space="preserve"> PAGEREF _Toc227580509 \h </w:instrText>
-            </w:r>
-            <w:r>
-              <w:rPr>
-                <w:noProof/>
-                <w:webHidden/>
-              </w:rPr>
-            </w:r>
-            <w:r>
-              <w:rPr>
-                <w:noProof/>
-                <w:webHidden/>
-              </w:rPr>
-              <w:fldChar w:fldCharType="separate"/>
-            </w:r>
-            <w:r>
-              <w:rPr>
-                <w:noProof/>
-                <w:webHidden/>
-              </w:rPr>
-              <w:t>9</w:t>
             </w:r>
             <w:r>
               <w:rPr>
@@ -1464,7 +1394,7 @@
           <w:szCs w:val="40"/>
         </w:rPr>
       </w:pPr>
-      <w:bookmarkStart w:id="0" w:name="_Toc227580492"/>
+      <w:bookmarkStart w:id="0" w:name="_Toc227918450"/>
       <w:r>
         <w:rPr>
           <w:rFonts w:cs="Times New Roman"/>
@@ -1491,7 +1421,7 @@
       <w:r>
         <w:tab/>
       </w:r>
-      <w:bookmarkStart w:id="1" w:name="_Toc227580493"/>
+      <w:bookmarkStart w:id="1" w:name="_Toc227918451"/>
       <w:r>
         <w:t>- Tóth Kornél</w:t>
       </w:r>
@@ -1565,7 +1495,7 @@
       <w:r>
         <w:tab/>
       </w:r>
-      <w:bookmarkStart w:id="2" w:name="_Toc227580494"/>
+      <w:bookmarkStart w:id="2" w:name="_Toc227918452"/>
       <w:r>
         <w:t>- Pozsár Dániel</w:t>
       </w:r>
@@ -1614,57 +1544,55 @@
           <w:szCs w:val="24"/>
         </w:rPr>
         <w:tab/>
-        <w:t>Prezentáció/</w:t>
-      </w:r>
-      <w:proofErr w:type="gramStart"/>
-      <w:r>
+        <w:t>Prezentáció/PPT  készítése</w:t>
+      </w:r>
+    </w:p>
+    <w:p>
+      <w:pPr>
+        <w:pStyle w:val="Cmsor2"/>
+      </w:pPr>
+      <w:r>
+        <w:tab/>
+      </w:r>
+      <w:bookmarkStart w:id="3" w:name="_Toc227918453"/>
+      <w:r>
+        <w:t>- Tápai Feró Marcell</w:t>
+      </w:r>
+      <w:bookmarkEnd w:id="3"/>
+    </w:p>
+    <w:p>
+      <w:pPr>
         <w:rPr>
           <w:sz w:val="24"/>
           <w:szCs w:val="24"/>
         </w:rPr>
-        <w:t>PPT  készítése</w:t>
-      </w:r>
-      <w:proofErr w:type="gramEnd"/>
-    </w:p>
-    <w:p>
-      <w:pPr>
-        <w:pStyle w:val="Cmsor2"/>
-      </w:pPr>
-      <w:r>
-        <w:tab/>
-      </w:r>
-      <w:bookmarkStart w:id="3" w:name="_Toc227580495"/>
-      <w:r>
-        <w:t>- Tápai Feró Marcell</w:t>
-      </w:r>
-      <w:bookmarkEnd w:id="3"/>
-    </w:p>
-    <w:p>
-      <w:pPr>
+      </w:pPr>
+      <w:r>
+        <w:tab/>
+      </w:r>
+      <w:r>
+        <w:tab/>
+      </w:r>
+      <w:r>
         <w:rPr>
           <w:sz w:val="24"/>
           <w:szCs w:val="24"/>
         </w:rPr>
-      </w:pPr>
-      <w:r>
-        <w:tab/>
-      </w:r>
-      <w:r>
-        <w:tab/>
+        <w:t>Adatszerkezet létrehozása</w:t>
       </w:r>
       <w:r>
         <w:rPr>
           <w:sz w:val="24"/>
           <w:szCs w:val="24"/>
         </w:rPr>
-        <w:t>Adatszerkezet létrehozása</w:t>
+        <w:br/>
       </w:r>
       <w:r>
         <w:rPr>
           <w:sz w:val="24"/>
           <w:szCs w:val="24"/>
         </w:rPr>
-        <w:br/>
+        <w:tab/>
       </w:r>
       <w:r>
         <w:rPr>
@@ -1673,69 +1601,69 @@
         </w:rPr>
         <w:tab/>
       </w:r>
+      <w:proofErr w:type="spellStart"/>
       <w:r>
         <w:rPr>
           <w:sz w:val="24"/>
           <w:szCs w:val="24"/>
         </w:rPr>
-        <w:tab/>
-      </w:r>
-      <w:proofErr w:type="spellStart"/>
+        <w:t>Sql</w:t>
+      </w:r>
+      <w:proofErr w:type="spellEnd"/>
       <w:r>
         <w:rPr>
           <w:sz w:val="24"/>
           <w:szCs w:val="24"/>
         </w:rPr>
-        <w:t>Sql</w:t>
-      </w:r>
-      <w:proofErr w:type="spellEnd"/>
-      <w:r>
+        <w:t xml:space="preserve"> adatbázis létrehozása </w:t>
+      </w:r>
+    </w:p>
+    <w:p>
+      <w:pPr>
+        <w:pStyle w:val="Cmsor2"/>
+      </w:pPr>
+      <w:r>
+        <w:tab/>
+      </w:r>
+      <w:bookmarkStart w:id="4" w:name="_Toc227918454"/>
+      <w:r>
+        <w:t>- Kocsis Noel</w:t>
+      </w:r>
+      <w:bookmarkEnd w:id="4"/>
+    </w:p>
+    <w:p>
+      <w:pPr>
         <w:rPr>
           <w:sz w:val="24"/>
           <w:szCs w:val="24"/>
         </w:rPr>
-        <w:t xml:space="preserve"> adatbázis létrehozása </w:t>
-      </w:r>
-    </w:p>
-    <w:p>
-      <w:pPr>
-        <w:pStyle w:val="Cmsor2"/>
-      </w:pPr>
-      <w:r>
-        <w:tab/>
-      </w:r>
-      <w:bookmarkStart w:id="4" w:name="_Toc227580496"/>
-      <w:r>
-        <w:t>- Kocsis Noel</w:t>
-      </w:r>
-      <w:bookmarkEnd w:id="4"/>
-    </w:p>
-    <w:p>
-      <w:pPr>
+      </w:pPr>
+      <w:r>
+        <w:tab/>
+      </w:r>
+      <w:r>
+        <w:tab/>
+      </w:r>
+      <w:r>
         <w:rPr>
           <w:sz w:val="24"/>
           <w:szCs w:val="24"/>
         </w:rPr>
-      </w:pPr>
-      <w:r>
-        <w:tab/>
-      </w:r>
-      <w:r>
-        <w:tab/>
+        <w:t>Tesztek elvégzése</w:t>
       </w:r>
       <w:r>
         <w:rPr>
           <w:sz w:val="24"/>
           <w:szCs w:val="24"/>
         </w:rPr>
-        <w:t>Tesztek elvégzése</w:t>
+        <w:br/>
       </w:r>
       <w:r>
         <w:rPr>
           <w:sz w:val="24"/>
           <w:szCs w:val="24"/>
         </w:rPr>
-        <w:br/>
+        <w:tab/>
       </w:r>
       <w:r>
         <w:rPr>
@@ -1744,241 +1672,234 @@
         </w:rPr>
         <w:tab/>
       </w:r>
+      <w:proofErr w:type="spellStart"/>
       <w:r>
         <w:rPr>
           <w:sz w:val="24"/>
           <w:szCs w:val="24"/>
         </w:rPr>
-        <w:tab/>
-      </w:r>
-      <w:proofErr w:type="spellStart"/>
+        <w:t>Gui</w:t>
+      </w:r>
+      <w:proofErr w:type="spellEnd"/>
       <w:r>
         <w:rPr>
           <w:sz w:val="24"/>
           <w:szCs w:val="24"/>
         </w:rPr>
+        <w:t xml:space="preserve"> felépítése</w:t>
+      </w:r>
+    </w:p>
+    <w:p/>
+    <w:p/>
+    <w:p>
+      <w:pPr>
+        <w:pStyle w:val="Cmsor1"/>
+      </w:pPr>
+      <w:bookmarkStart w:id="5" w:name="_Toc227918455"/>
+      <w:r>
+        <w:t>Feladatok</w:t>
+      </w:r>
+      <w:bookmarkEnd w:id="5"/>
+    </w:p>
+    <w:p>
+      <w:pPr>
+        <w:pStyle w:val="Cmsor2"/>
+      </w:pPr>
+      <w:r>
+        <w:tab/>
+      </w:r>
+      <w:bookmarkStart w:id="6" w:name="_Toc227918456"/>
+      <w:r>
+        <w:t>Adatszerkezet</w:t>
+      </w:r>
+      <w:bookmarkEnd w:id="6"/>
+    </w:p>
+    <w:p>
+      <w:pPr>
+        <w:pStyle w:val="Alcm"/>
+      </w:pPr>
+      <w:r>
+        <w:tab/>
+      </w:r>
+      <w:r>
+        <w:tab/>
+      </w:r>
+      <w:r>
+        <w:t>Tápai Feró Marcell</w:t>
+      </w:r>
+    </w:p>
+    <w:p>
+      <w:pPr>
+        <w:pStyle w:val="Cmsor2"/>
+      </w:pPr>
+      <w:r>
+        <w:tab/>
+      </w:r>
+      <w:bookmarkStart w:id="7" w:name="_Toc227918457"/>
+      <w:proofErr w:type="spellStart"/>
+      <w:r>
+        <w:t>Sql</w:t>
+      </w:r>
+      <w:proofErr w:type="spellEnd"/>
+      <w:r>
+        <w:t xml:space="preserve"> adatbázis</w:t>
+      </w:r>
+      <w:bookmarkEnd w:id="7"/>
+    </w:p>
+    <w:p>
+      <w:pPr>
+        <w:pStyle w:val="Alcm"/>
+      </w:pPr>
+      <w:r>
+        <w:tab/>
+      </w:r>
+      <w:r>
+        <w:tab/>
+      </w:r>
+      <w:r>
+        <w:t>Tápai Feró Marcell</w:t>
+      </w:r>
+    </w:p>
+    <w:p>
+      <w:pPr>
+        <w:pStyle w:val="Cmsor2"/>
+      </w:pPr>
+      <w:r>
+        <w:tab/>
+      </w:r>
+      <w:bookmarkStart w:id="8" w:name="_Toc227918458"/>
+      <w:r>
+        <w:t>C# kód</w:t>
+      </w:r>
+      <w:bookmarkEnd w:id="8"/>
+    </w:p>
+    <w:p>
+      <w:pPr>
+        <w:pStyle w:val="Alcm"/>
+      </w:pPr>
+      <w:r>
+        <w:tab/>
+      </w:r>
+      <w:r>
+        <w:tab/>
+        <w:t>Tóth Kornél</w:t>
+      </w:r>
+    </w:p>
+    <w:p>
+      <w:pPr>
+        <w:pStyle w:val="Cmsor2"/>
+      </w:pPr>
+      <w:r>
+        <w:tab/>
+      </w:r>
+      <w:bookmarkStart w:id="9" w:name="_Toc227918459"/>
+      <w:proofErr w:type="spellStart"/>
+      <w:r>
         <w:t>Gui</w:t>
       </w:r>
       <w:proofErr w:type="spellEnd"/>
       <w:r>
-        <w:rPr>
-          <w:sz w:val="24"/>
-          <w:szCs w:val="24"/>
-        </w:rPr>
-        <w:t xml:space="preserve"> felépítése</w:t>
-      </w:r>
-    </w:p>
-    <w:p/>
-    <w:p/>
+        <w:t xml:space="preserve"> szerkesztése</w:t>
+      </w:r>
+      <w:bookmarkEnd w:id="9"/>
+    </w:p>
+    <w:p>
+      <w:pPr>
+        <w:pStyle w:val="Alcm"/>
+      </w:pPr>
+      <w:r>
+        <w:tab/>
+      </w:r>
+      <w:r>
+        <w:tab/>
+        <w:t>Tóth Kornél, Tápai Feró Marcell, Pozsár Dániel, Kocsis Noel</w:t>
+      </w:r>
+    </w:p>
+    <w:p>
+      <w:pPr>
+        <w:pStyle w:val="Cmsor2"/>
+      </w:pPr>
+      <w:r>
+        <w:tab/>
+      </w:r>
+      <w:bookmarkStart w:id="10" w:name="_Toc227918460"/>
+      <w:r>
+        <w:t>Tesztek</w:t>
+      </w:r>
+      <w:bookmarkEnd w:id="10"/>
+    </w:p>
+    <w:p>
+      <w:pPr>
+        <w:pStyle w:val="Alcm"/>
+      </w:pPr>
+      <w:r>
+        <w:tab/>
+      </w:r>
+      <w:r>
+        <w:tab/>
+        <w:t>Kocsis Noel</w:t>
+      </w:r>
+    </w:p>
+    <w:p>
+      <w:pPr>
+        <w:pStyle w:val="Cmsor2"/>
+      </w:pPr>
+      <w:r>
+        <w:tab/>
+      </w:r>
+      <w:bookmarkStart w:id="11" w:name="_Toc227918461"/>
+      <w:r>
+        <w:t>Dokumentáció</w:t>
+      </w:r>
+      <w:bookmarkEnd w:id="11"/>
+    </w:p>
+    <w:p>
+      <w:pPr>
+        <w:pStyle w:val="Alcm"/>
+      </w:pPr>
+      <w:r>
+        <w:tab/>
+      </w:r>
+      <w:r>
+        <w:tab/>
+        <w:t>Pozsár Dániel</w:t>
+      </w:r>
+    </w:p>
+    <w:p>
+      <w:pPr>
+        <w:pStyle w:val="Cmsor2"/>
+      </w:pPr>
+      <w:r>
+        <w:tab/>
+      </w:r>
+      <w:bookmarkStart w:id="12" w:name="_Toc227918462"/>
+      <w:r>
+        <w:t>PPT</w:t>
+      </w:r>
+      <w:bookmarkEnd w:id="12"/>
+    </w:p>
+    <w:p>
+      <w:pPr>
+        <w:pStyle w:val="Alcm"/>
+      </w:pPr>
+      <w:r>
+        <w:tab/>
+      </w:r>
+      <w:r>
+        <w:tab/>
+        <w:t>Pozsár Dániel</w:t>
+      </w:r>
+    </w:p>
+    <w:p>
+      <w:r>
+        <w:br w:type="page"/>
+      </w:r>
+    </w:p>
     <w:p>
       <w:pPr>
         <w:pStyle w:val="Cmsor1"/>
       </w:pPr>
-      <w:bookmarkStart w:id="5" w:name="_Toc227580497"/>
-      <w:r>
-        <w:t>Feladatok</w:t>
-      </w:r>
-      <w:bookmarkEnd w:id="5"/>
-    </w:p>
-    <w:p>
-      <w:pPr>
-        <w:pStyle w:val="Cmsor2"/>
-      </w:pPr>
-      <w:r>
-        <w:tab/>
-      </w:r>
-      <w:bookmarkStart w:id="6" w:name="_Toc227580498"/>
-      <w:r>
-        <w:t>Adatszerkezet</w:t>
-      </w:r>
-      <w:bookmarkEnd w:id="6"/>
-    </w:p>
-    <w:p>
-      <w:pPr>
-        <w:pStyle w:val="Alcm"/>
-      </w:pPr>
-      <w:r>
-        <w:tab/>
-      </w:r>
-      <w:r>
-        <w:tab/>
-      </w:r>
-      <w:r>
-        <w:t>Tápai Feró Marcell</w:t>
-      </w:r>
-    </w:p>
-    <w:p>
-      <w:pPr>
-        <w:pStyle w:val="Cmsor2"/>
-      </w:pPr>
-      <w:r>
-        <w:tab/>
-      </w:r>
-      <w:bookmarkStart w:id="7" w:name="_Toc227580499"/>
-      <w:proofErr w:type="spellStart"/>
-      <w:r>
-        <w:t>Sql</w:t>
-      </w:r>
-      <w:proofErr w:type="spellEnd"/>
-      <w:r>
-        <w:t xml:space="preserve"> adatbázis</w:t>
-      </w:r>
-      <w:bookmarkEnd w:id="7"/>
-    </w:p>
-    <w:p>
-      <w:pPr>
-        <w:pStyle w:val="Alcm"/>
-      </w:pPr>
-      <w:r>
-        <w:tab/>
-      </w:r>
-      <w:r>
-        <w:tab/>
-      </w:r>
-      <w:r>
-        <w:t>Tápai Feró Marcell</w:t>
-      </w:r>
-    </w:p>
-    <w:p>
-      <w:pPr>
-        <w:pStyle w:val="Cmsor2"/>
-      </w:pPr>
-      <w:r>
-        <w:tab/>
-      </w:r>
-      <w:bookmarkStart w:id="8" w:name="_Toc227580500"/>
-      <w:r>
-        <w:t>C# kód</w:t>
-      </w:r>
-      <w:bookmarkEnd w:id="8"/>
-    </w:p>
-    <w:p>
-      <w:pPr>
-        <w:pStyle w:val="Alcm"/>
-      </w:pPr>
-      <w:r>
-        <w:tab/>
-      </w:r>
-      <w:r>
-        <w:tab/>
-        <w:t>Tóth Kornél</w:t>
-      </w:r>
-    </w:p>
-    <w:p>
-      <w:pPr>
-        <w:pStyle w:val="Cmsor2"/>
-      </w:pPr>
-      <w:r>
-        <w:tab/>
-      </w:r>
-      <w:bookmarkStart w:id="9" w:name="_Toc227580501"/>
-      <w:proofErr w:type="spellStart"/>
-      <w:r>
-        <w:t>Gui</w:t>
-      </w:r>
-      <w:proofErr w:type="spellEnd"/>
-      <w:r>
-        <w:t xml:space="preserve"> szerkesztése</w:t>
-      </w:r>
-      <w:bookmarkEnd w:id="9"/>
-    </w:p>
-    <w:p>
-      <w:pPr>
-        <w:pStyle w:val="Alcm"/>
-      </w:pPr>
-      <w:r>
-        <w:tab/>
-      </w:r>
-      <w:r>
-        <w:tab/>
-        <w:t>Tóth Kornél, Tápai Feró Marcell, Pozsár Dániel, Kocsis Noel</w:t>
-      </w:r>
-    </w:p>
-    <w:p>
-      <w:pPr>
-        <w:pStyle w:val="Cmsor2"/>
-      </w:pPr>
-      <w:r>
-        <w:tab/>
-      </w:r>
-      <w:bookmarkStart w:id="10" w:name="_Toc227580502"/>
-      <w:r>
-        <w:t>Tesztek</w:t>
-      </w:r>
-      <w:bookmarkEnd w:id="10"/>
-    </w:p>
-    <w:p>
-      <w:pPr>
-        <w:pStyle w:val="Alcm"/>
-      </w:pPr>
-      <w:r>
-        <w:tab/>
-      </w:r>
-      <w:r>
-        <w:tab/>
-        <w:t>Kocsis Noel</w:t>
-      </w:r>
-    </w:p>
-    <w:p>
-      <w:pPr>
-        <w:pStyle w:val="Cmsor2"/>
-      </w:pPr>
-      <w:r>
-        <w:tab/>
-      </w:r>
-      <w:bookmarkStart w:id="11" w:name="_Toc227580503"/>
-      <w:r>
-        <w:t>Dokumentáció</w:t>
-      </w:r>
-      <w:bookmarkEnd w:id="11"/>
-    </w:p>
-    <w:p>
-      <w:pPr>
-        <w:pStyle w:val="Alcm"/>
-      </w:pPr>
-      <w:r>
-        <w:tab/>
-      </w:r>
-      <w:r>
-        <w:tab/>
-        <w:t>Pozsár Dániel</w:t>
-      </w:r>
-    </w:p>
-    <w:p>
-      <w:pPr>
-        <w:pStyle w:val="Cmsor2"/>
-      </w:pPr>
-      <w:r>
-        <w:tab/>
-      </w:r>
-      <w:bookmarkStart w:id="12" w:name="_Toc227580504"/>
-      <w:r>
-        <w:t>PPT</w:t>
-      </w:r>
-      <w:bookmarkEnd w:id="12"/>
-    </w:p>
-    <w:p>
-      <w:pPr>
-        <w:pStyle w:val="Alcm"/>
-      </w:pPr>
-      <w:r>
-        <w:tab/>
-      </w:r>
-      <w:r>
-        <w:tab/>
-        <w:t>Pozsár Dániel</w:t>
-      </w:r>
-    </w:p>
-    <w:p>
-      <w:r>
-        <w:br w:type="page"/>
-      </w:r>
-    </w:p>
-    <w:p>
-      <w:pPr>
-        <w:pStyle w:val="Cmsor1"/>
-      </w:pPr>
-      <w:bookmarkStart w:id="13" w:name="_Toc227580505"/>
+      <w:bookmarkStart w:id="13" w:name="_Toc227918463"/>
       <w:r>
         <w:lastRenderedPageBreak/>
         <w:t>Célkitűzés</w:t>
@@ -2049,111 +1970,97 @@
       <w:pPr>
         <w:pStyle w:val="Cmsor1"/>
       </w:pPr>
-      <w:bookmarkStart w:id="14" w:name="_Toc227580506"/>
+      <w:bookmarkStart w:id="14" w:name="_Toc227918464"/>
       <w:r>
         <w:t>Funkciók</w:t>
       </w:r>
       <w:bookmarkEnd w:id="14"/>
     </w:p>
-    <w:p>
-      <w:bookmarkStart w:id="15" w:name="_GoBack"/>
+    <w:p/>
+    <w:p>
+      <w:pPr>
+        <w:pStyle w:val="Alcm"/>
+      </w:pPr>
+      <w:r>
+        <w:t>Regisztrációk mentése a felhasználó adatbázisba</w:t>
+      </w:r>
+    </w:p>
+    <w:p>
+      <w:pPr>
+        <w:pStyle w:val="Alcm"/>
+      </w:pPr>
+      <w:r>
+        <w:t xml:space="preserve">Jelszó </w:t>
+      </w:r>
+      <w:proofErr w:type="spellStart"/>
+      <w:r>
+        <w:t>encryptelése</w:t>
+      </w:r>
+      <w:proofErr w:type="spellEnd"/>
+      <w:r>
+        <w:t xml:space="preserve"> </w:t>
+      </w:r>
+    </w:p>
+    <w:p>
+      <w:pPr>
+        <w:pStyle w:val="Alcm"/>
+      </w:pPr>
+      <w:r>
+        <w:t>Bejelentkezések kezelése egyénileg megadott jelszóval és felhasználó névvel</w:t>
+      </w:r>
+    </w:p>
+    <w:p>
+      <w:pPr>
+        <w:pStyle w:val="Alcm"/>
+      </w:pPr>
+      <w:r>
+        <w:t>Események nézése gombra kattintva: Az éppen aktuális események rövid összefoglalt előhozatala</w:t>
+      </w:r>
+    </w:p>
+    <w:p>
+      <w:pPr>
+        <w:pStyle w:val="Alcm"/>
+      </w:pPr>
+      <w:r>
+        <w:t xml:space="preserve">Események nézése menüben egy adott eseményre kattintva kiegészített információkkal megtekinthetők az események </w:t>
+      </w:r>
+    </w:p>
+    <w:p>
+      <w:pPr>
+        <w:pStyle w:val="Alcm"/>
+      </w:pPr>
+      <w:r>
+        <w:t>Események hozzáadása gombra kattintva: Az esemény létrehozó ablak előhozatala</w:t>
+      </w:r>
+    </w:p>
+    <w:p>
+      <w:pPr>
+        <w:pStyle w:val="Alcm"/>
+      </w:pPr>
+      <w:r>
+        <w:t xml:space="preserve">Események hozzáadása menüben lehet létrehozni vagy törölni eseményeket ha megvannak a helyes feltételek </w:t>
+      </w:r>
+    </w:p>
+    <w:p>
+      <w:pPr>
+        <w:pStyle w:val="Alcm"/>
+      </w:pPr>
+      <w:r>
+        <w:t>A felhasználói ablak megnyitásával megtalálható a kijelentkezés gomb amire kattintva a program kijelentkeztet</w:t>
+      </w:r>
+    </w:p>
+    <w:p/>
+    <w:p/>
+    <w:p/>
+    <w:p>
+      <w:pPr>
+        <w:pStyle w:val="Cmsor1"/>
+      </w:pPr>
+      <w:bookmarkStart w:id="15" w:name="_Toc227918465"/>
+      <w:r>
+        <w:t>Program felépítése</w:t>
+      </w:r>
       <w:bookmarkEnd w:id="15"/>
-    </w:p>
-    <w:p>
-      <w:pPr>
-        <w:pStyle w:val="Alcm"/>
-      </w:pPr>
-      <w:r>
-        <w:t>Regisztrációk mentése a felhasználó adatbázisba</w:t>
-      </w:r>
-    </w:p>
-    <w:p>
-      <w:pPr>
-        <w:pStyle w:val="Alcm"/>
-      </w:pPr>
-      <w:r>
-        <w:t xml:space="preserve">Jelszó </w:t>
-      </w:r>
-      <w:proofErr w:type="spellStart"/>
-      <w:r>
-        <w:t>encryptelése</w:t>
-      </w:r>
-      <w:proofErr w:type="spellEnd"/>
-      <w:r>
-        <w:t xml:space="preserve"> </w:t>
-      </w:r>
-    </w:p>
-    <w:p>
-      <w:pPr>
-        <w:pStyle w:val="Alcm"/>
-      </w:pPr>
-      <w:r>
-        <w:t>Bejelentkezések kezelése egyénileg megadott jelszóval és felhasználó névvel</w:t>
-      </w:r>
-    </w:p>
-    <w:p>
-      <w:pPr>
-        <w:pStyle w:val="Alcm"/>
-      </w:pPr>
-      <w:r>
-        <w:t>Események nézése gombra kattintva: Az éppen aktuális események rövid összefoglalt előhozatala</w:t>
-      </w:r>
-    </w:p>
-    <w:p>
-      <w:pPr>
-        <w:pStyle w:val="Alcm"/>
-      </w:pPr>
-      <w:r>
-        <w:t xml:space="preserve">Események nézése menüben egy adott eseményre kattintva kiegészített információkkal megtekinthetők az események </w:t>
-      </w:r>
-    </w:p>
-    <w:p>
-      <w:pPr>
-        <w:pStyle w:val="Alcm"/>
-      </w:pPr>
-      <w:r>
-        <w:t>Események hozzáadása gombra kattintva: Az esemény létrehozó ablak előhozatala</w:t>
-      </w:r>
-    </w:p>
-    <w:p>
-      <w:pPr>
-        <w:pStyle w:val="Alcm"/>
-      </w:pPr>
-      <w:r>
-        <w:t>Események hozzáadása</w:t>
-      </w:r>
-      <w:r>
-        <w:t xml:space="preserve"> menüben lehet létrehozni vagy törölni </w:t>
-      </w:r>
-      <w:proofErr w:type="gramStart"/>
-      <w:r>
-        <w:t>eseményeket</w:t>
-      </w:r>
-      <w:proofErr w:type="gramEnd"/>
-      <w:r>
-        <w:t xml:space="preserve"> ha megvannak a helyes feltételek </w:t>
-      </w:r>
-    </w:p>
-    <w:p>
-      <w:pPr>
-        <w:pStyle w:val="Alcm"/>
-      </w:pPr>
-      <w:r>
-        <w:t>A felhasználói ablak megnyitásával megtalálható a kijelentkezés gomb amire kattintva a program kijelentkeztet</w:t>
-      </w:r>
-    </w:p>
-    <w:p/>
-    <w:p/>
-    <w:p/>
-    <w:p>
-      <w:pPr>
-        <w:pStyle w:val="Cmsor1"/>
-      </w:pPr>
-      <w:bookmarkStart w:id="16" w:name="_Toc227580507"/>
-      <w:r>
-        <w:t>Program felépítése</w:t>
-      </w:r>
-      <w:bookmarkEnd w:id="16"/>
     </w:p>
     <w:p>
       <w:r>
@@ -2344,7 +2251,7 @@
               </wp:anchor>
             </w:drawing>
           </mc:Choice>
-          <mc:Fallback xmlns:w16sdtdh="http://schemas.microsoft.com/office/word/2020/wordml/sdtdatahash" xmlns:w16="http://schemas.microsoft.com/office/word/2018/wordml" xmlns:w16cex="http://schemas.microsoft.com/office/word/2018/wordml/cex">
+          <mc:Fallback>
             <w:pict>
               <v:rect w14:anchorId="5FE128CF" id="Téglalap 10" o:spid="_x0000_s1026" style="position:absolute;margin-left:184.9pt;margin-top:207.8pt;width:134.25pt;height:78pt;z-index:251661312;visibility:visible;mso-wrap-style:square;mso-width-percent:0;mso-height-percent:0;mso-wrap-distance-left:9pt;mso-wrap-distance-top:0;mso-wrap-distance-right:9pt;mso-wrap-distance-bottom:0;mso-position-horizontal:absolute;mso-position-horizontal-relative:text;mso-position-vertical:absolute;mso-position-vertical-relative:text;mso-width-percent:0;mso-height-percent:0;mso-width-relative:margin;mso-height-relative:margin;v-text-anchor:middle" o:gfxdata="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" fillcolor="white [3201]" strokecolor="white [3212]" strokeweight="1pt"/>
             </w:pict>
@@ -2359,12 +2266,12 @@
       <w:pPr>
         <w:pStyle w:val="Cmsor1"/>
       </w:pPr>
-      <w:bookmarkStart w:id="17" w:name="_Toc227580508"/>
+      <w:bookmarkStart w:id="16" w:name="_Toc227918466"/>
       <w:r>
         <w:lastRenderedPageBreak/>
         <w:t>Képernyőképek</w:t>
       </w:r>
-      <w:bookmarkEnd w:id="17"/>
+      <w:bookmarkEnd w:id="16"/>
     </w:p>
     <w:p/>
     <w:p>
@@ -2604,7 +2511,7 @@
 </file>
 
 <file path=word/endnotes.xml><?xml version="1.0" encoding="utf-8"?>
-<w:endnotes xmlns:wpc="http://schemas.microsoft.com/office/word/2010/wordprocessingCanvas" xmlns:cx="http://schemas.microsoft.com/office/drawing/2014/chartex" xmlns:cx1="http://schemas.microsoft.com/office/drawing/2015/9/8/chartex" xmlns:cx2="http://schemas.microsoft.com/office/drawing/2015/10/21/chartex" xmlns:cx3="http://schemas.microsoft.com/office/drawing/2016/5/9/chartex" xmlns:cx4="http://schemas.microsoft.com/office/drawing/2016/5/10/chartex" xmlns:cx5="http://schemas.microsoft.com/office/drawing/2016/5/11/chartex" xmlns:cx6="http://schemas.microsoft.com/office/drawing/2016/5/12/chartex" xmlns:cx7="http://schemas.microsoft.com/office/drawing/2016/5/13/chartex" xmlns:cx8="http://schemas.microsoft.com/office/drawing/2016/5/14/chartex" xmlns:mc="http://schemas.openxmlformats.org/markup-compatibility/2006" xmlns:aink="http://schemas.microsoft.com/office/drawing/2016/ink" xmlns:am3d="http://schemas.microsoft.com/office/drawing/2017/model3d" xmlns:o="urn:schemas-microsoft-com:office:office" xmlns:r="http://schemas.openxmlformats.org/officeDocument/2006/relationships" xmlns:m="http://schemas.openxmlformats.org/officeDocument/2006/math" xmlns:v="urn:schemas-microsoft-com:vml" xmlns:wp14="http://schemas.microsoft.com/office/word/2010/wordprocessingDrawing" xmlns:wp="http://schemas.openxmlformats.org/drawingml/2006/wordprocessingDrawing" xmlns:w10="urn:schemas-microsoft-com:office:word" xmlns:w="http://schemas.openxmlformats.org/wordprocessingml/2006/main" xmlns:w14="http://schemas.microsoft.com/office/word/2010/wordml" xmlns:w15="http://schemas.microsoft.com/office/word/2012/wordml" xmlns:w16cid="http://schemas.microsoft.com/office/word/2016/wordml/cid" xmlns:w16se="http://schemas.microsoft.com/office/word/2015/wordml/symex" xmlns:wpg="http://schemas.microsoft.com/office/word/2010/wordprocessingGroup" xmlns:wpi="http://schemas.microsoft.com/office/word/2010/wordprocessingInk" xmlns:wne="http://schemas.microsoft.com/office/word/2006/wordml" xmlns:wps="http://schemas.microsoft.com/office/word/2010/wordprocessingShape" mc:Ignorable="w14 w15 w16se w16cid wp14">
+<w:endnotes xmlns:wpc="http://schemas.microsoft.com/office/word/2010/wordprocessingCanvas" xmlns:cx="http://schemas.microsoft.com/office/drawing/2014/chartex" xmlns:cx1="http://schemas.microsoft.com/office/drawing/2015/9/8/chartex" xmlns:cx2="http://schemas.microsoft.com/office/drawing/2015/10/21/chartex" xmlns:cx3="http://schemas.microsoft.com/office/drawing/2016/5/9/chartex" xmlns:cx4="http://schemas.microsoft.com/office/drawing/2016/5/10/chartex" xmlns:cx5="http://schemas.microsoft.com/office/drawing/2016/5/11/chartex" xmlns:cx6="http://schemas.microsoft.com/office/drawing/2016/5/12/chartex" xmlns:cx7="http://schemas.microsoft.com/office/drawing/2016/5/13/chartex" xmlns:cx8="http://schemas.microsoft.com/office/drawing/2016/5/14/chartex" xmlns:mc="http://schemas.openxmlformats.org/markup-compatibility/2006" xmlns:aink="http://schemas.microsoft.com/office/drawing/2016/ink" xmlns:am3d="http://schemas.microsoft.com/office/drawing/2017/model3d" xmlns:o="urn:schemas-microsoft-com:office:office" xmlns:r="http://schemas.openxmlformats.org/officeDocument/2006/relationships" xmlns:m="http://schemas.openxmlformats.org/officeDocument/2006/math" xmlns:v="urn:schemas-microsoft-com:vml" xmlns:wp14="http://schemas.microsoft.com/office/word/2010/wordprocessingDrawing" xmlns:wp="http://schemas.openxmlformats.org/drawingml/2006/wordprocessingDrawing" xmlns:w10="urn:schemas-microsoft-com:office:word" xmlns:w="http://schemas.openxmlformats.org/wordprocessingml/2006/main" xmlns:w14="http://schemas.microsoft.com/office/word/2010/wordml" xmlns:w15="http://schemas.microsoft.com/office/word/2012/wordml" xmlns:w16cex="http://schemas.microsoft.com/office/word/2018/wordml/cex" xmlns:w16cid="http://schemas.microsoft.com/office/word/2016/wordml/cid" xmlns:w16="http://schemas.microsoft.com/office/word/2018/wordml" xmlns:w16sdtdh="http://schemas.microsoft.com/office/word/2020/wordml/sdtdatahash" xmlns:w16se="http://schemas.microsoft.com/office/word/2015/wordml/symex" xmlns:wpg="http://schemas.microsoft.com/office/word/2010/wordprocessingGroup" xmlns:wpi="http://schemas.microsoft.com/office/word/2010/wordprocessingInk" xmlns:wne="http://schemas.microsoft.com/office/word/2006/wordml" xmlns:wps="http://schemas.microsoft.com/office/word/2010/wordprocessingShape" mc:Ignorable="w14 w15 w16se w16cid w16 w16cex w16sdtdh wp14">
   <w:endnote w:type="separator" w:id="-1">
     <w:p>
       <w:pPr>
@@ -2629,7 +2536,7 @@
 </file>
 
 <file path=word/footer1.xml><?xml version="1.0" encoding="utf-8"?>
-<w:ftr xmlns:wpc="http://schemas.microsoft.com/office/word/2010/wordprocessingCanvas" xmlns:cx="http://schemas.microsoft.com/office/drawing/2014/chartex" xmlns:cx1="http://schemas.microsoft.com/office/drawing/2015/9/8/chartex" xmlns:cx2="http://schemas.microsoft.com/office/drawing/2015/10/21/chartex" xmlns:cx3="http://schemas.microsoft.com/office/drawing/2016/5/9/chartex" xmlns:cx4="http://schemas.microsoft.com/office/drawing/2016/5/10/chartex" xmlns:cx5="http://schemas.microsoft.com/office/drawing/2016/5/11/chartex" xmlns:cx6="http://schemas.microsoft.com/office/drawing/2016/5/12/chartex" xmlns:cx7="http://schemas.microsoft.com/office/drawing/2016/5/13/chartex" xmlns:cx8="http://schemas.microsoft.com/office/drawing/2016/5/14/chartex" xmlns:mc="http://schemas.openxmlformats.org/markup-compatibility/2006" xmlns:aink="http://schemas.microsoft.com/office/drawing/2016/ink" xmlns:am3d="http://schemas.microsoft.com/office/drawing/2017/model3d" xmlns:o="urn:schemas-microsoft-com:office:office" xmlns:r="http://schemas.openxmlformats.org/officeDocument/2006/relationships" xmlns:m="http://schemas.openxmlformats.org/officeDocument/2006/math" xmlns:v="urn:schemas-microsoft-com:vml" xmlns:wp14="http://schemas.microsoft.com/office/word/2010/wordprocessingDrawing" xmlns:wp="http://schemas.openxmlformats.org/drawingml/2006/wordprocessingDrawing" xmlns:w10="urn:schemas-microsoft-com:office:word" xmlns:w="http://schemas.openxmlformats.org/wordprocessingml/2006/main" xmlns:w14="http://schemas.microsoft.com/office/word/2010/wordml" xmlns:w15="http://schemas.microsoft.com/office/word/2012/wordml" xmlns:w16cid="http://schemas.microsoft.com/office/word/2016/wordml/cid" xmlns:w16se="http://schemas.microsoft.com/office/word/2015/wordml/symex" xmlns:wpg="http://schemas.microsoft.com/office/word/2010/wordprocessingGroup" xmlns:wpi="http://schemas.microsoft.com/office/word/2010/wordprocessingInk" xmlns:wne="http://schemas.microsoft.com/office/word/2006/wordml" xmlns:wps="http://schemas.microsoft.com/office/word/2010/wordprocessingShape" mc:Ignorable="w14 w15 w16se w16cid wp14">
+<w:ftr xmlns:wpc="http://schemas.microsoft.com/office/word/2010/wordprocessingCanvas" xmlns:cx="http://schemas.microsoft.com/office/drawing/2014/chartex" xmlns:cx1="http://schemas.microsoft.com/office/drawing/2015/9/8/chartex" xmlns:cx2="http://schemas.microsoft.com/office/drawing/2015/10/21/chartex" xmlns:cx3="http://schemas.microsoft.com/office/drawing/2016/5/9/chartex" xmlns:cx4="http://schemas.microsoft.com/office/drawing/2016/5/10/chartex" xmlns:cx5="http://schemas.microsoft.com/office/drawing/2016/5/11/chartex" xmlns:cx6="http://schemas.microsoft.com/office/drawing/2016/5/12/chartex" xmlns:cx7="http://schemas.microsoft.com/office/drawing/2016/5/13/chartex" xmlns:cx8="http://schemas.microsoft.com/office/drawing/2016/5/14/chartex" xmlns:mc="http://schemas.openxmlformats.org/markup-compatibility/2006" xmlns:aink="http://schemas.microsoft.com/office/drawing/2016/ink" xmlns:am3d="http://schemas.microsoft.com/office/drawing/2017/model3d" xmlns:o="urn:schemas-microsoft-com:office:office" xmlns:r="http://schemas.openxmlformats.org/officeDocument/2006/relationships" xmlns:m="http://schemas.openxmlformats.org/officeDocument/2006/math" xmlns:v="urn:schemas-microsoft-com:vml" xmlns:wp14="http://schemas.microsoft.com/office/word/2010/wordprocessingDrawing" xmlns:wp="http://schemas.openxmlformats.org/drawingml/2006/wordprocessingDrawing" xmlns:w10="urn:schemas-microsoft-com:office:word" xmlns:w="http://schemas.openxmlformats.org/wordprocessingml/2006/main" xmlns:w14="http://schemas.microsoft.com/office/word/2010/wordml" xmlns:w15="http://schemas.microsoft.com/office/word/2012/wordml" xmlns:w16cex="http://schemas.microsoft.com/office/word/2018/wordml/cex" xmlns:w16cid="http://schemas.microsoft.com/office/word/2016/wordml/cid" xmlns:w16="http://schemas.microsoft.com/office/word/2018/wordml" xmlns:w16sdtdh="http://schemas.microsoft.com/office/word/2020/wordml/sdtdatahash" xmlns:w16se="http://schemas.microsoft.com/office/word/2015/wordml/symex" xmlns:wpg="http://schemas.microsoft.com/office/word/2010/wordprocessingGroup" xmlns:wpi="http://schemas.microsoft.com/office/word/2010/wordprocessingInk" xmlns:wne="http://schemas.microsoft.com/office/word/2006/wordml" xmlns:wps="http://schemas.microsoft.com/office/word/2010/wordprocessingShape" mc:Ignorable="w14 w15 w16se w16cid w16 w16cex w16sdtdh wp14">
   <w:sdt>
     <w:sdtPr>
       <w:id w:val="-37130522"/>
@@ -2834,7 +2741,7 @@
 </file>
 
 <file path=word/footer2.xml><?xml version="1.0" encoding="utf-8"?>
-<w:ftr xmlns:wpc="http://schemas.microsoft.com/office/word/2010/wordprocessingCanvas" xmlns:cx="http://schemas.microsoft.com/office/drawing/2014/chartex" xmlns:cx1="http://schemas.microsoft.com/office/drawing/2015/9/8/chartex" xmlns:cx2="http://schemas.microsoft.com/office/drawing/2015/10/21/chartex" xmlns:cx3="http://schemas.microsoft.com/office/drawing/2016/5/9/chartex" xmlns:cx4="http://schemas.microsoft.com/office/drawing/2016/5/10/chartex" xmlns:cx5="http://schemas.microsoft.com/office/drawing/2016/5/11/chartex" xmlns:cx6="http://schemas.microsoft.com/office/drawing/2016/5/12/chartex" xmlns:cx7="http://schemas.microsoft.com/office/drawing/2016/5/13/chartex" xmlns:cx8="http://schemas.microsoft.com/office/drawing/2016/5/14/chartex" xmlns:mc="http://schemas.openxmlformats.org/markup-compatibility/2006" xmlns:aink="http://schemas.microsoft.com/office/drawing/2016/ink" xmlns:am3d="http://schemas.microsoft.com/office/drawing/2017/model3d" xmlns:o="urn:schemas-microsoft-com:office:office" xmlns:r="http://schemas.openxmlformats.org/officeDocument/2006/relationships" xmlns:m="http://schemas.openxmlformats.org/officeDocument/2006/math" xmlns:v="urn:schemas-microsoft-com:vml" xmlns:wp14="http://schemas.microsoft.com/office/word/2010/wordprocessingDrawing" xmlns:wp="http://schemas.openxmlformats.org/drawingml/2006/wordprocessingDrawing" xmlns:w10="urn:schemas-microsoft-com:office:word" xmlns:w="http://schemas.openxmlformats.org/wordprocessingml/2006/main" xmlns:w14="http://schemas.microsoft.com/office/word/2010/wordml" xmlns:w15="http://schemas.microsoft.com/office/word/2012/wordml" xmlns:w16cid="http://schemas.microsoft.com/office/word/2016/wordml/cid" xmlns:w16se="http://schemas.microsoft.com/office/word/2015/wordml/symex" xmlns:wpg="http://schemas.microsoft.com/office/word/2010/wordprocessingGroup" xmlns:wpi="http://schemas.microsoft.com/office/word/2010/wordprocessingInk" xmlns:wne="http://schemas.microsoft.com/office/word/2006/wordml" xmlns:wps="http://schemas.microsoft.com/office/word/2010/wordprocessingShape" mc:Ignorable="w14 w15 w16se w16cid wp14">
+<w:ftr xmlns:wpc="http://schemas.microsoft.com/office/word/2010/wordprocessingCanvas" xmlns:cx="http://schemas.microsoft.com/office/drawing/2014/chartex" xmlns:cx1="http://schemas.microsoft.com/office/drawing/2015/9/8/chartex" xmlns:cx2="http://schemas.microsoft.com/office/drawing/2015/10/21/chartex" xmlns:cx3="http://schemas.microsoft.com/office/drawing/2016/5/9/chartex" xmlns:cx4="http://schemas.microsoft.com/office/drawing/2016/5/10/chartex" xmlns:cx5="http://schemas.microsoft.com/office/drawing/2016/5/11/chartex" xmlns:cx6="http://schemas.microsoft.com/office/drawing/2016/5/12/chartex" xmlns:cx7="http://schemas.microsoft.com/office/drawing/2016/5/13/chartex" xmlns:cx8="http://schemas.microsoft.com/office/drawing/2016/5/14/chartex" xmlns:mc="http://schemas.openxmlformats.org/markup-compatibility/2006" xmlns:aink="http://schemas.microsoft.com/office/drawing/2016/ink" xmlns:am3d="http://schemas.microsoft.com/office/drawing/2017/model3d" xmlns:o="urn:schemas-microsoft-com:office:office" xmlns:r="http://schemas.openxmlformats.org/officeDocument/2006/relationships" xmlns:m="http://schemas.openxmlformats.org/officeDocument/2006/math" xmlns:v="urn:schemas-microsoft-com:vml" xmlns:wp14="http://schemas.microsoft.com/office/word/2010/wordprocessingDrawing" xmlns:wp="http://schemas.openxmlformats.org/drawingml/2006/wordprocessingDrawing" xmlns:w10="urn:schemas-microsoft-com:office:word" xmlns:w="http://schemas.openxmlformats.org/wordprocessingml/2006/main" xmlns:w14="http://schemas.microsoft.com/office/word/2010/wordml" xmlns:w15="http://schemas.microsoft.com/office/word/2012/wordml" xmlns:w16cex="http://schemas.microsoft.com/office/word/2018/wordml/cex" xmlns:w16cid="http://schemas.microsoft.com/office/word/2016/wordml/cid" xmlns:w16="http://schemas.microsoft.com/office/word/2018/wordml" xmlns:w16sdtdh="http://schemas.microsoft.com/office/word/2020/wordml/sdtdatahash" xmlns:w16se="http://schemas.microsoft.com/office/word/2015/wordml/symex" xmlns:wpg="http://schemas.microsoft.com/office/word/2010/wordprocessingGroup" xmlns:wpi="http://schemas.microsoft.com/office/word/2010/wordprocessingInk" xmlns:wne="http://schemas.microsoft.com/office/word/2006/wordml" xmlns:wps="http://schemas.microsoft.com/office/word/2010/wordprocessingShape" mc:Ignorable="w14 w15 w16se w16cid w16 w16cex w16sdtdh wp14">
   <w:sdt>
     <w:sdtPr>
       <w:id w:val="1664274443"/>
@@ -3039,7 +2946,7 @@
 </file>
 
 <file path=word/footnotes.xml><?xml version="1.0" encoding="utf-8"?>
-<w:footnotes xmlns:wpc="http://schemas.microsoft.com/office/word/2010/wordprocessingCanvas" xmlns:cx="http://schemas.microsoft.com/office/drawing/2014/chartex" xmlns:cx1="http://schemas.microsoft.com/office/drawing/2015/9/8/chartex" xmlns:cx2="http://schemas.microsoft.com/office/drawing/2015/10/21/chartex" xmlns:cx3="http://schemas.microsoft.com/office/drawing/2016/5/9/chartex" xmlns:cx4="http://schemas.microsoft.com/office/drawing/2016/5/10/chartex" xmlns:cx5="http://schemas.microsoft.com/office/drawing/2016/5/11/chartex" xmlns:cx6="http://schemas.microsoft.com/office/drawing/2016/5/12/chartex" xmlns:cx7="http://schemas.microsoft.com/office/drawing/2016/5/13/chartex" xmlns:cx8="http://schemas.microsoft.com/office/drawing/2016/5/14/chartex" xmlns:mc="http://schemas.openxmlformats.org/markup-compatibility/2006" xmlns:aink="http://schemas.microsoft.com/office/drawing/2016/ink" xmlns:am3d="http://schemas.microsoft.com/office/drawing/2017/model3d" xmlns:o="urn:schemas-microsoft-com:office:office" xmlns:r="http://schemas.openxmlformats.org/officeDocument/2006/relationships" xmlns:m="http://schemas.openxmlformats.org/officeDocument/2006/math" xmlns:v="urn:schemas-microsoft-com:vml" xmlns:wp14="http://schemas.microsoft.com/office/word/2010/wordprocessingDrawing" xmlns:wp="http://schemas.openxmlformats.org/drawingml/2006/wordprocessingDrawing" xmlns:w10="urn:schemas-microsoft-com:office:word" xmlns:w="http://schemas.openxmlformats.org/wordprocessingml/2006/main" xmlns:w14="http://schemas.microsoft.com/office/word/2010/wordml" xmlns:w15="http://schemas.microsoft.com/office/word/2012/wordml" xmlns:w16cid="http://schemas.microsoft.com/office/word/2016/wordml/cid" xmlns:w16se="http://schemas.microsoft.com/office/word/2015/wordml/symex" xmlns:wpg="http://schemas.microsoft.com/office/word/2010/wordprocessingGroup" xmlns:wpi="http://schemas.microsoft.com/office/word/2010/wordprocessingInk" xmlns:wne="http://schemas.microsoft.com/office/word/2006/wordml" xmlns:wps="http://schemas.microsoft.com/office/word/2010/wordprocessingShape" mc:Ignorable="w14 w15 w16se w16cid wp14">
+<w:footnotes xmlns:wpc="http://schemas.microsoft.com/office/word/2010/wordprocessingCanvas" xmlns:cx="http://schemas.microsoft.com/office/drawing/2014/chartex" xmlns:cx1="http://schemas.microsoft.com/office/drawing/2015/9/8/chartex" xmlns:cx2="http://schemas.microsoft.com/office/drawing/2015/10/21/chartex" xmlns:cx3="http://schemas.microsoft.com/office/drawing/2016/5/9/chartex" xmlns:cx4="http://schemas.microsoft.com/office/drawing/2016/5/10/chartex" xmlns:cx5="http://schemas.microsoft.com/office/drawing/2016/5/11/chartex" xmlns:cx6="http://schemas.microsoft.com/office/drawing/2016/5/12/chartex" xmlns:cx7="http://schemas.microsoft.com/office/drawing/2016/5/13/chartex" xmlns:cx8="http://schemas.microsoft.com/office/drawing/2016/5/14/chartex" xmlns:mc="http://schemas.openxmlformats.org/markup-compatibility/2006" xmlns:aink="http://schemas.microsoft.com/office/drawing/2016/ink" xmlns:am3d="http://schemas.microsoft.com/office/drawing/2017/model3d" xmlns:o="urn:schemas-microsoft-com:office:office" xmlns:r="http://schemas.openxmlformats.org/officeDocument/2006/relationships" xmlns:m="http://schemas.openxmlformats.org/officeDocument/2006/math" xmlns:v="urn:schemas-microsoft-com:vml" xmlns:wp14="http://schemas.microsoft.com/office/word/2010/wordprocessingDrawing" xmlns:wp="http://schemas.openxmlformats.org/drawingml/2006/wordprocessingDrawing" xmlns:w10="urn:schemas-microsoft-com:office:word" xmlns:w="http://schemas.openxmlformats.org/wordprocessingml/2006/main" xmlns:w14="http://schemas.microsoft.com/office/word/2010/wordml" xmlns:w15="http://schemas.microsoft.com/office/word/2012/wordml" xmlns:w16cex="http://schemas.microsoft.com/office/word/2018/wordml/cex" xmlns:w16cid="http://schemas.microsoft.com/office/word/2016/wordml/cid" xmlns:w16="http://schemas.microsoft.com/office/word/2018/wordml" xmlns:w16sdtdh="http://schemas.microsoft.com/office/word/2020/wordml/sdtdatahash" xmlns:w16se="http://schemas.microsoft.com/office/word/2015/wordml/symex" xmlns:wpg="http://schemas.microsoft.com/office/word/2010/wordprocessingGroup" xmlns:wpi="http://schemas.microsoft.com/office/word/2010/wordprocessingInk" xmlns:wne="http://schemas.microsoft.com/office/word/2006/wordml" xmlns:wps="http://schemas.microsoft.com/office/word/2010/wordprocessingShape" mc:Ignorable="w14 w15 w16se w16cid w16 w16cex w16sdtdh wp14">
   <w:footnote w:type="separator" w:id="-1">
     <w:p>
       <w:pPr>
@@ -3064,7 +2971,7 @@
 </file>
 
 <file path=word/header1.xml><?xml version="1.0" encoding="utf-8"?>
-<w:hdr xmlns:wpc="http://schemas.microsoft.com/office/word/2010/wordprocessingCanvas" xmlns:cx="http://schemas.microsoft.com/office/drawing/2014/chartex" xmlns:cx1="http://schemas.microsoft.com/office/drawing/2015/9/8/chartex" xmlns:cx2="http://schemas.microsoft.com/office/drawing/2015/10/21/chartex" xmlns:cx3="http://schemas.microsoft.com/office/drawing/2016/5/9/chartex" xmlns:cx4="http://schemas.microsoft.com/office/drawing/2016/5/10/chartex" xmlns:cx5="http://schemas.microsoft.com/office/drawing/2016/5/11/chartex" xmlns:cx6="http://schemas.microsoft.com/office/drawing/2016/5/12/chartex" xmlns:cx7="http://schemas.microsoft.com/office/drawing/2016/5/13/chartex" xmlns:cx8="http://schemas.microsoft.com/office/drawing/2016/5/14/chartex" xmlns:mc="http://schemas.openxmlformats.org/markup-compatibility/2006" xmlns:aink="http://schemas.microsoft.com/office/drawing/2016/ink" xmlns:am3d="http://schemas.microsoft.com/office/drawing/2017/model3d" xmlns:o="urn:schemas-microsoft-com:office:office" xmlns:r="http://schemas.openxmlformats.org/officeDocument/2006/relationships" xmlns:m="http://schemas.openxmlformats.org/officeDocument/2006/math" xmlns:v="urn:schemas-microsoft-com:vml" xmlns:wp14="http://schemas.microsoft.com/office/word/2010/wordprocessingDrawing" xmlns:wp="http://schemas.openxmlformats.org/drawingml/2006/wordprocessingDrawing" xmlns:w10="urn:schemas-microsoft-com:office:word" xmlns:w="http://schemas.openxmlformats.org/wordprocessingml/2006/main" xmlns:w14="http://schemas.microsoft.com/office/word/2010/wordml" xmlns:w15="http://schemas.microsoft.com/office/word/2012/wordml" xmlns:w16cid="http://schemas.microsoft.com/office/word/2016/wordml/cid" xmlns:w16se="http://schemas.microsoft.com/office/word/2015/wordml/symex" xmlns:wpg="http://schemas.microsoft.com/office/word/2010/wordprocessingGroup" xmlns:wpi="http://schemas.microsoft.com/office/word/2010/wordprocessingInk" xmlns:wne="http://schemas.microsoft.com/office/word/2006/wordml" xmlns:wps="http://schemas.microsoft.com/office/word/2010/wordprocessingShape" mc:Ignorable="w14 w15 w16se w16cid wp14">
+<w:hdr xmlns:wpc="http://schemas.microsoft.com/office/word/2010/wordprocessingCanvas" xmlns:cx="http://schemas.microsoft.com/office/drawing/2014/chartex" xmlns:cx1="http://schemas.microsoft.com/office/drawing/2015/9/8/chartex" xmlns:cx2="http://schemas.microsoft.com/office/drawing/2015/10/21/chartex" xmlns:cx3="http://schemas.microsoft.com/office/drawing/2016/5/9/chartex" xmlns:cx4="http://schemas.microsoft.com/office/drawing/2016/5/10/chartex" xmlns:cx5="http://schemas.microsoft.com/office/drawing/2016/5/11/chartex" xmlns:cx6="http://schemas.microsoft.com/office/drawing/2016/5/12/chartex" xmlns:cx7="http://schemas.microsoft.com/office/drawing/2016/5/13/chartex" xmlns:cx8="http://schemas.microsoft.com/office/drawing/2016/5/14/chartex" xmlns:mc="http://schemas.openxmlformats.org/markup-compatibility/2006" xmlns:aink="http://schemas.microsoft.com/office/drawing/2016/ink" xmlns:am3d="http://schemas.microsoft.com/office/drawing/2017/model3d" xmlns:o="urn:schemas-microsoft-com:office:office" xmlns:r="http://schemas.openxmlformats.org/officeDocument/2006/relationships" xmlns:m="http://schemas.openxmlformats.org/officeDocument/2006/math" xmlns:v="urn:schemas-microsoft-com:vml" xmlns:wp14="http://schemas.microsoft.com/office/word/2010/wordprocessingDrawing" xmlns:wp="http://schemas.openxmlformats.org/drawingml/2006/wordprocessingDrawing" xmlns:w10="urn:schemas-microsoft-com:office:word" xmlns:w="http://schemas.openxmlformats.org/wordprocessingml/2006/main" xmlns:w14="http://schemas.microsoft.com/office/word/2010/wordml" xmlns:w15="http://schemas.microsoft.com/office/word/2012/wordml" xmlns:w16cex="http://schemas.microsoft.com/office/word/2018/wordml/cex" xmlns:w16cid="http://schemas.microsoft.com/office/word/2016/wordml/cid" xmlns:w16="http://schemas.microsoft.com/office/word/2018/wordml" xmlns:w16sdtdh="http://schemas.microsoft.com/office/word/2020/wordml/sdtdatahash" xmlns:w16se="http://schemas.microsoft.com/office/word/2015/wordml/symex" xmlns:wpg="http://schemas.microsoft.com/office/word/2010/wordprocessingGroup" xmlns:wpi="http://schemas.microsoft.com/office/word/2010/wordprocessingInk" xmlns:wne="http://schemas.microsoft.com/office/word/2006/wordml" xmlns:wps="http://schemas.microsoft.com/office/word/2010/wordprocessingShape" mc:Ignorable="w14 w15 w16se w16cid w16 w16cex w16sdtdh wp14">
   <w:p>
     <w:pPr>
       <w:pStyle w:val="lfej"/>
@@ -3153,7 +3060,7 @@
 </file>
 
 <file path=word/styles.xml><?xml version="1.0" encoding="utf-8"?>
-<w:styles xmlns:mc="http://schemas.openxmlformats.org/markup-compatibility/2006" xmlns:r="http://schemas.openxmlformats.org/officeDocument/2006/relationships" xmlns:w="http://schemas.openxmlformats.org/wordprocessingml/2006/main" xmlns:w14="http://schemas.microsoft.com/office/word/2010/wordml" xmlns:w15="http://schemas.microsoft.com/office/word/2012/wordml" xmlns:w16cid="http://schemas.microsoft.com/office/word/2016/wordml/cid" xmlns:w16se="http://schemas.microsoft.com/office/word/2015/wordml/symex" mc:Ignorable="w14 w15 w16se w16cid">
+<w:styles xmlns:mc="http://schemas.openxmlformats.org/markup-compatibility/2006" xmlns:r="http://schemas.openxmlformats.org/officeDocument/2006/relationships" xmlns:w="http://schemas.openxmlformats.org/wordprocessingml/2006/main" xmlns:w14="http://schemas.microsoft.com/office/word/2010/wordml" xmlns:w15="http://schemas.microsoft.com/office/word/2012/wordml" xmlns:w16cex="http://schemas.microsoft.com/office/word/2018/wordml/cex" xmlns:w16cid="http://schemas.microsoft.com/office/word/2016/wordml/cid" xmlns:w16="http://schemas.microsoft.com/office/word/2018/wordml" xmlns:w16sdtdh="http://schemas.microsoft.com/office/word/2020/wordml/sdtdatahash" xmlns:w16se="http://schemas.microsoft.com/office/word/2015/wordml/symex" mc:Ignorable="w14 w15 w16se w16cid w16 w16cex w16sdtdh">
   <w:docDefaults>
     <w:rPrDefault>
       <w:rPr>
@@ -3169,7 +3076,7 @@
       </w:pPr>
     </w:pPrDefault>
   </w:docDefaults>
-  <w:latentStyles w:defLockedState="0" w:defUIPriority="99" w:defSemiHidden="0" w:defUnhideWhenUsed="0" w:defQFormat="0" w:count="375">
+  <w:latentStyles w:defLockedState="0" w:defUIPriority="99" w:defSemiHidden="0" w:defUnhideWhenUsed="0" w:defQFormat="0" w:count="376">
     <w:lsdException w:name="Normal" w:uiPriority="0" w:qFormat="1"/>
     <w:lsdException w:name="heading 1" w:uiPriority="9" w:qFormat="1"/>
     <w:lsdException w:name="heading 2" w:semiHidden="1" w:uiPriority="9" w:unhideWhenUsed="1" w:qFormat="1"/>
@@ -3275,7 +3182,6 @@
     <w:lsdException w:name="HTML Sample" w:semiHidden="1" w:unhideWhenUsed="1"/>
     <w:lsdException w:name="HTML Typewriter" w:semiHidden="1" w:unhideWhenUsed="1"/>
     <w:lsdException w:name="HTML Variable" w:semiHidden="1" w:unhideWhenUsed="1"/>
-    <w:lsdException w:name="Normal Table" w:semiHidden="1" w:unhideWhenUsed="1"/>
     <w:lsdException w:name="annotation subject" w:semiHidden="1" w:unhideWhenUsed="1"/>
     <w:lsdException w:name="No List" w:semiHidden="1" w:unhideWhenUsed="1"/>
     <w:lsdException w:name="Outline List 1" w:semiHidden="1" w:unhideWhenUsed="1"/>
@@ -3322,10 +3228,8 @@
     <w:lsdException w:name="Table Subtle 2" w:semiHidden="1" w:unhideWhenUsed="1"/>
     <w:lsdException w:name="Table Web 1" w:semiHidden="1" w:unhideWhenUsed="1"/>
     <w:lsdException w:name="Table Web 2" w:semiHidden="1" w:unhideWhenUsed="1"/>
-    <w:lsdException w:name="Table Web 3" w:semiHidden="1" w:unhideWhenUsed="1"/>
     <w:lsdException w:name="Balloon Text" w:semiHidden="1" w:unhideWhenUsed="1"/>
     <w:lsdException w:name="Table Grid" w:uiPriority="39"/>
-    <w:lsdException w:name="Table Theme" w:semiHidden="1" w:unhideWhenUsed="1"/>
     <w:lsdException w:name="Placeholder Text" w:semiHidden="1"/>
     <w:lsdException w:name="No Spacing" w:uiPriority="1" w:qFormat="1"/>
     <w:lsdException w:name="Light Shading" w:uiPriority="60"/>
@@ -3545,6 +3449,7 @@
     <w:lsdException w:name="Smart Hyperlink" w:semiHidden="1" w:unhideWhenUsed="1"/>
     <w:lsdException w:name="Hashtag" w:semiHidden="1" w:unhideWhenUsed="1"/>
     <w:lsdException w:name="Unresolved Mention" w:semiHidden="1" w:unhideWhenUsed="1"/>
+    <w:lsdException w:name="Smart Link" w:semiHidden="1" w:unhideWhenUsed="1"/>
   </w:latentStyles>
   <w:style w:type="paragraph" w:default="1" w:styleId="Norml">
     <w:name w:val="Normal"/>

--- a/KDMN.docx
+++ b/KDMN.docx
@@ -1470,72 +1470,92 @@
           <w:szCs w:val="24"/>
         </w:rPr>
         <w:tab/>
-      </w:r>
-      <w:proofErr w:type="spellStart"/>
-      <w:r>
+        <w:t>Gui alap létrehozása</w:t>
+      </w:r>
+    </w:p>
+    <w:p>
+      <w:pPr>
+        <w:pStyle w:val="Cmsor2"/>
+      </w:pPr>
+      <w:r>
+        <w:tab/>
+      </w:r>
+      <w:bookmarkStart w:id="2" w:name="_Toc227918452"/>
+      <w:r>
+        <w:t>- Pozsár Dániel</w:t>
+      </w:r>
+      <w:r>
+        <w:t>:</w:t>
+      </w:r>
+      <w:bookmarkEnd w:id="2"/>
+    </w:p>
+    <w:p>
+      <w:pPr>
         <w:rPr>
           <w:sz w:val="24"/>
           <w:szCs w:val="24"/>
         </w:rPr>
-        <w:t>Gui</w:t>
-      </w:r>
-      <w:proofErr w:type="spellEnd"/>
+      </w:pPr>
+      <w:r>
+        <w:tab/>
+      </w:r>
+      <w:r>
+        <w:tab/>
+      </w:r>
       <w:r>
         <w:rPr>
           <w:sz w:val="24"/>
           <w:szCs w:val="24"/>
         </w:rPr>
-        <w:t xml:space="preserve"> alap létrehozása</w:t>
-      </w:r>
-    </w:p>
-    <w:p>
-      <w:pPr>
-        <w:pStyle w:val="Cmsor2"/>
-      </w:pPr>
-      <w:r>
-        <w:tab/>
-      </w:r>
-      <w:bookmarkStart w:id="2" w:name="_Toc227918452"/>
-      <w:r>
-        <w:t>- Pozsár Dániel</w:t>
-      </w:r>
-      <w:r>
-        <w:t>:</w:t>
-      </w:r>
-      <w:bookmarkEnd w:id="2"/>
-    </w:p>
-    <w:p>
-      <w:pPr>
+        <w:t>Dokumentáció készítése</w:t>
+      </w:r>
+      <w:r>
         <w:rPr>
           <w:sz w:val="24"/>
           <w:szCs w:val="24"/>
         </w:rPr>
-      </w:pPr>
-      <w:r>
-        <w:tab/>
-      </w:r>
-      <w:r>
-        <w:tab/>
+        <w:br/>
       </w:r>
       <w:r>
         <w:rPr>
           <w:sz w:val="24"/>
           <w:szCs w:val="24"/>
         </w:rPr>
-        <w:t>Dokumentáció készítése</w:t>
+        <w:tab/>
       </w:r>
       <w:r>
         <w:rPr>
           <w:sz w:val="24"/>
           <w:szCs w:val="24"/>
         </w:rPr>
-        <w:br/>
-      </w:r>
-      <w:r>
+        <w:tab/>
+        <w:t>Prezentáció</w:t>
+      </w:r>
+    </w:p>
+    <w:p>
+      <w:pPr>
+        <w:pStyle w:val="Cmsor2"/>
+      </w:pPr>
+      <w:r>
+        <w:tab/>
+      </w:r>
+      <w:bookmarkStart w:id="3" w:name="_Toc227918453"/>
+      <w:r>
+        <w:t>- Tápai Feró Marcell</w:t>
+      </w:r>
+      <w:bookmarkEnd w:id="3"/>
+    </w:p>
+    <w:p>
+      <w:pPr>
         <w:rPr>
           <w:sz w:val="24"/>
           <w:szCs w:val="24"/>
         </w:rPr>
+      </w:pPr>
+      <w:r>
+        <w:tab/>
+      </w:r>
+      <w:r>
         <w:tab/>
       </w:r>
       <w:r>
@@ -1543,55 +1563,55 @@
           <w:sz w:val="24"/>
           <w:szCs w:val="24"/>
         </w:rPr>
-        <w:tab/>
-        <w:t>Prezentáció/PPT  készítése</w:t>
-      </w:r>
-    </w:p>
-    <w:p>
-      <w:pPr>
-        <w:pStyle w:val="Cmsor2"/>
-      </w:pPr>
-      <w:r>
-        <w:tab/>
-      </w:r>
-      <w:bookmarkStart w:id="3" w:name="_Toc227918453"/>
-      <w:r>
-        <w:t>- Tápai Feró Marcell</w:t>
-      </w:r>
-      <w:bookmarkEnd w:id="3"/>
-    </w:p>
-    <w:p>
-      <w:pPr>
+        <w:t>Adatszerkezet létrehozása</w:t>
+      </w:r>
+      <w:r>
         <w:rPr>
           <w:sz w:val="24"/>
           <w:szCs w:val="24"/>
         </w:rPr>
-      </w:pPr>
-      <w:r>
-        <w:tab/>
-      </w:r>
-      <w:r>
-        <w:tab/>
+        <w:br/>
       </w:r>
       <w:r>
         <w:rPr>
           <w:sz w:val="24"/>
           <w:szCs w:val="24"/>
         </w:rPr>
-        <w:t>Adatszerkezet létrehozása</w:t>
+        <w:tab/>
       </w:r>
       <w:r>
         <w:rPr>
           <w:sz w:val="24"/>
           <w:szCs w:val="24"/>
         </w:rPr>
-        <w:br/>
-      </w:r>
-      <w:r>
+        <w:tab/>
+        <w:t xml:space="preserve">Sql adatbázis létrehozása </w:t>
+      </w:r>
+    </w:p>
+    <w:p>
+      <w:pPr>
+        <w:pStyle w:val="Cmsor2"/>
+      </w:pPr>
+      <w:r>
+        <w:tab/>
+      </w:r>
+      <w:bookmarkStart w:id="4" w:name="_Toc227918454"/>
+      <w:r>
+        <w:t>- Kocsis Noel</w:t>
+      </w:r>
+      <w:bookmarkEnd w:id="4"/>
+    </w:p>
+    <w:p>
+      <w:pPr>
         <w:rPr>
           <w:sz w:val="24"/>
           <w:szCs w:val="24"/>
         </w:rPr>
+      </w:pPr>
+      <w:r>
+        <w:tab/>
+      </w:r>
+      <w:r>
         <w:tab/>
       </w:r>
       <w:r>
@@ -1599,107 +1619,69 @@
           <w:sz w:val="24"/>
           <w:szCs w:val="24"/>
         </w:rPr>
-        <w:tab/>
-      </w:r>
-      <w:proofErr w:type="spellStart"/>
+        <w:t>Tesztek elvégzése</w:t>
+      </w:r>
       <w:r>
         <w:rPr>
           <w:sz w:val="24"/>
           <w:szCs w:val="24"/>
         </w:rPr>
-        <w:t>Sql</w:t>
-      </w:r>
-      <w:proofErr w:type="spellEnd"/>
+        <w:br/>
+      </w:r>
       <w:r>
         <w:rPr>
           <w:sz w:val="24"/>
           <w:szCs w:val="24"/>
         </w:rPr>
-        <w:t xml:space="preserve"> adatbázis létrehozása </w:t>
-      </w:r>
-    </w:p>
-    <w:p>
-      <w:pPr>
-        <w:pStyle w:val="Cmsor2"/>
-      </w:pPr>
-      <w:r>
         <w:tab/>
       </w:r>
-      <w:bookmarkStart w:id="4" w:name="_Toc227918454"/>
-      <w:r>
-        <w:t>- Kocsis Noel</w:t>
-      </w:r>
-      <w:bookmarkEnd w:id="4"/>
-    </w:p>
-    <w:p>
-      <w:pPr>
+      <w:r>
         <w:rPr>
           <w:sz w:val="24"/>
           <w:szCs w:val="24"/>
         </w:rPr>
-      </w:pPr>
-      <w:r>
         <w:tab/>
-      </w:r>
+        <w:t>Gui felépítése</w:t>
+      </w:r>
+    </w:p>
+    <w:p/>
+    <w:p/>
+    <w:p>
+      <w:pPr>
+        <w:pStyle w:val="Cmsor1"/>
+      </w:pPr>
+      <w:bookmarkStart w:id="5" w:name="_Toc227918455"/>
+      <w:r>
+        <w:t>Feladatok</w:t>
+      </w:r>
+      <w:bookmarkEnd w:id="5"/>
+    </w:p>
+    <w:p>
+      <w:pPr>
+        <w:pStyle w:val="Cmsor2"/>
+      </w:pPr>
       <w:r>
         <w:tab/>
       </w:r>
-      <w:r>
-        <w:rPr>
-          <w:sz w:val="24"/>
-          <w:szCs w:val="24"/>
-        </w:rPr>
-        <w:t>Tesztek elvégzése</w:t>
-      </w:r>
-      <w:r>
-        <w:rPr>
-          <w:sz w:val="24"/>
-          <w:szCs w:val="24"/>
-        </w:rPr>
-        <w:br/>
-      </w:r>
-      <w:r>
-        <w:rPr>
-          <w:sz w:val="24"/>
-          <w:szCs w:val="24"/>
-        </w:rPr>
+      <w:bookmarkStart w:id="6" w:name="_Toc227918456"/>
+      <w:r>
+        <w:t>Adatszerkezet</w:t>
+      </w:r>
+      <w:bookmarkEnd w:id="6"/>
+    </w:p>
+    <w:p>
+      <w:pPr>
+        <w:pStyle w:val="Alcm"/>
+      </w:pPr>
+      <w:r>
         <w:tab/>
       </w:r>
       <w:r>
-        <w:rPr>
-          <w:sz w:val="24"/>
-          <w:szCs w:val="24"/>
-        </w:rPr>
         <w:tab/>
       </w:r>
-      <w:proofErr w:type="spellStart"/>
-      <w:r>
-        <w:rPr>
-          <w:sz w:val="24"/>
-          <w:szCs w:val="24"/>
-        </w:rPr>
-        <w:t>Gui</w:t>
-      </w:r>
-      <w:proofErr w:type="spellEnd"/>
-      <w:r>
-        <w:rPr>
-          <w:sz w:val="24"/>
-          <w:szCs w:val="24"/>
-        </w:rPr>
-        <w:t xml:space="preserve"> felépítése</w:t>
-      </w:r>
-    </w:p>
-    <w:p/>
-    <w:p/>
-    <w:p>
-      <w:pPr>
-        <w:pStyle w:val="Cmsor1"/>
-      </w:pPr>
-      <w:bookmarkStart w:id="5" w:name="_Toc227918455"/>
-      <w:r>
-        <w:t>Feladatok</w:t>
-      </w:r>
-      <w:bookmarkEnd w:id="5"/>
+      <w:r>
+        <w:t>Tápai Feró Marcell</w:t>
+      </w:r>
     </w:p>
     <w:p>
       <w:pPr>
@@ -1708,41 +1690,9 @@
       <w:r>
         <w:tab/>
       </w:r>
-      <w:bookmarkStart w:id="6" w:name="_Toc227918456"/>
-      <w:r>
-        <w:t>Adatszerkezet</w:t>
-      </w:r>
-      <w:bookmarkEnd w:id="6"/>
-    </w:p>
-    <w:p>
-      <w:pPr>
-        <w:pStyle w:val="Alcm"/>
-      </w:pPr>
-      <w:r>
-        <w:tab/>
-      </w:r>
-      <w:r>
-        <w:tab/>
-      </w:r>
-      <w:r>
-        <w:t>Tápai Feró Marcell</w:t>
-      </w:r>
-    </w:p>
-    <w:p>
-      <w:pPr>
-        <w:pStyle w:val="Cmsor2"/>
-      </w:pPr>
-      <w:r>
-        <w:tab/>
-      </w:r>
       <w:bookmarkStart w:id="7" w:name="_Toc227918457"/>
-      <w:proofErr w:type="spellStart"/>
-      <w:r>
-        <w:t>Sql</w:t>
-      </w:r>
-      <w:proofErr w:type="spellEnd"/>
-      <w:r>
-        <w:t xml:space="preserve"> adatbázis</w:t>
+      <w:r>
+        <w:t>Sql adatbázis</w:t>
       </w:r>
       <w:bookmarkEnd w:id="7"/>
     </w:p>
@@ -1793,13 +1743,8 @@
         <w:tab/>
       </w:r>
       <w:bookmarkStart w:id="9" w:name="_Toc227918459"/>
-      <w:proofErr w:type="spellStart"/>
-      <w:r>
-        <w:t>Gui</w:t>
-      </w:r>
-      <w:proofErr w:type="spellEnd"/>
-      <w:r>
-        <w:t xml:space="preserve"> szerkesztése</w:t>
+      <w:r>
+        <w:t>Gui szerkesztése</w:t>
       </w:r>
       <w:bookmarkEnd w:id="9"/>
     </w:p>
@@ -1866,31 +1811,6 @@
       </w:r>
     </w:p>
     <w:p>
-      <w:pPr>
-        <w:pStyle w:val="Cmsor2"/>
-      </w:pPr>
-      <w:r>
-        <w:tab/>
-      </w:r>
-      <w:bookmarkStart w:id="12" w:name="_Toc227918462"/>
-      <w:r>
-        <w:t>PPT</w:t>
-      </w:r>
-      <w:bookmarkEnd w:id="12"/>
-    </w:p>
-    <w:p>
-      <w:pPr>
-        <w:pStyle w:val="Alcm"/>
-      </w:pPr>
-      <w:r>
-        <w:tab/>
-      </w:r>
-      <w:r>
-        <w:tab/>
-        <w:t>Pozsár Dániel</w:t>
-      </w:r>
-    </w:p>
-    <w:p>
       <w:r>
         <w:br w:type="page"/>
       </w:r>
@@ -1899,12 +1819,12 @@
       <w:pPr>
         <w:pStyle w:val="Cmsor1"/>
       </w:pPr>
-      <w:bookmarkStart w:id="13" w:name="_Toc227918463"/>
+      <w:bookmarkStart w:id="12" w:name="_Toc227918463"/>
       <w:r>
         <w:lastRenderedPageBreak/>
         <w:t>Célkitűzés</w:t>
       </w:r>
-      <w:bookmarkEnd w:id="13"/>
+      <w:bookmarkEnd w:id="12"/>
     </w:p>
     <w:p>
       <w:pPr>
@@ -1970,97 +1890,89 @@
       <w:pPr>
         <w:pStyle w:val="Cmsor1"/>
       </w:pPr>
-      <w:bookmarkStart w:id="14" w:name="_Toc227918464"/>
+      <w:bookmarkStart w:id="13" w:name="_Toc227918464"/>
       <w:r>
         <w:t>Funkciók</w:t>
       </w:r>
+      <w:bookmarkEnd w:id="13"/>
+    </w:p>
+    <w:p/>
+    <w:p>
+      <w:pPr>
+        <w:pStyle w:val="Alcm"/>
+      </w:pPr>
+      <w:r>
+        <w:t>Regisztrációk mentése a felhasználó adatbázisba</w:t>
+      </w:r>
+    </w:p>
+    <w:p>
+      <w:pPr>
+        <w:pStyle w:val="Alcm"/>
+      </w:pPr>
+      <w:r>
+        <w:t xml:space="preserve">Jelszó encryptelése </w:t>
+      </w:r>
+    </w:p>
+    <w:p>
+      <w:pPr>
+        <w:pStyle w:val="Alcm"/>
+      </w:pPr>
+      <w:r>
+        <w:t>Bejelentkezések kezelése egyénileg megadott jelszóval és felhasználó névvel</w:t>
+      </w:r>
+    </w:p>
+    <w:p>
+      <w:pPr>
+        <w:pStyle w:val="Alcm"/>
+      </w:pPr>
+      <w:r>
+        <w:t>Események nézése gombra kattintva: Az éppen aktuális események rövid összefoglalt előhozatala</w:t>
+      </w:r>
+    </w:p>
+    <w:p>
+      <w:pPr>
+        <w:pStyle w:val="Alcm"/>
+      </w:pPr>
+      <w:r>
+        <w:t xml:space="preserve">Események nézése menüben egy adott eseményre kattintva kiegészített információkkal megtekinthetők az események </w:t>
+      </w:r>
+    </w:p>
+    <w:p>
+      <w:pPr>
+        <w:pStyle w:val="Alcm"/>
+      </w:pPr>
+      <w:r>
+        <w:t>Események hozzáadása gombra kattintva: Az esemény létrehozó ablak előhozatala</w:t>
+      </w:r>
+    </w:p>
+    <w:p>
+      <w:pPr>
+        <w:pStyle w:val="Alcm"/>
+      </w:pPr>
+      <w:r>
+        <w:t xml:space="preserve">Események hozzáadása menüben lehet létrehozni vagy törölni eseményeket ha megvannak a helyes feltételek </w:t>
+      </w:r>
+    </w:p>
+    <w:p>
+      <w:pPr>
+        <w:pStyle w:val="Alcm"/>
+      </w:pPr>
+      <w:r>
+        <w:t>A felhasználói ablak megnyitásával megtalálható a kijelentkezés gomb amire kattintva a program kijelentkeztet</w:t>
+      </w:r>
+    </w:p>
+    <w:p/>
+    <w:p/>
+    <w:p/>
+    <w:p>
+      <w:pPr>
+        <w:pStyle w:val="Cmsor1"/>
+      </w:pPr>
+      <w:bookmarkStart w:id="14" w:name="_Toc227918465"/>
+      <w:r>
+        <w:t>Program felépítése</w:t>
+      </w:r>
       <w:bookmarkEnd w:id="14"/>
-    </w:p>
-    <w:p/>
-    <w:p>
-      <w:pPr>
-        <w:pStyle w:val="Alcm"/>
-      </w:pPr>
-      <w:r>
-        <w:t>Regisztrációk mentése a felhasználó adatbázisba</w:t>
-      </w:r>
-    </w:p>
-    <w:p>
-      <w:pPr>
-        <w:pStyle w:val="Alcm"/>
-      </w:pPr>
-      <w:r>
-        <w:t xml:space="preserve">Jelszó </w:t>
-      </w:r>
-      <w:proofErr w:type="spellStart"/>
-      <w:r>
-        <w:t>encryptelése</w:t>
-      </w:r>
-      <w:proofErr w:type="spellEnd"/>
-      <w:r>
-        <w:t xml:space="preserve"> </w:t>
-      </w:r>
-    </w:p>
-    <w:p>
-      <w:pPr>
-        <w:pStyle w:val="Alcm"/>
-      </w:pPr>
-      <w:r>
-        <w:t>Bejelentkezések kezelése egyénileg megadott jelszóval és felhasználó névvel</w:t>
-      </w:r>
-    </w:p>
-    <w:p>
-      <w:pPr>
-        <w:pStyle w:val="Alcm"/>
-      </w:pPr>
-      <w:r>
-        <w:t>Események nézése gombra kattintva: Az éppen aktuális események rövid összefoglalt előhozatala</w:t>
-      </w:r>
-    </w:p>
-    <w:p>
-      <w:pPr>
-        <w:pStyle w:val="Alcm"/>
-      </w:pPr>
-      <w:r>
-        <w:t xml:space="preserve">Események nézése menüben egy adott eseményre kattintva kiegészített információkkal megtekinthetők az események </w:t>
-      </w:r>
-    </w:p>
-    <w:p>
-      <w:pPr>
-        <w:pStyle w:val="Alcm"/>
-      </w:pPr>
-      <w:r>
-        <w:t>Események hozzáadása gombra kattintva: Az esemény létrehozó ablak előhozatala</w:t>
-      </w:r>
-    </w:p>
-    <w:p>
-      <w:pPr>
-        <w:pStyle w:val="Alcm"/>
-      </w:pPr>
-      <w:r>
-        <w:t xml:space="preserve">Események hozzáadása menüben lehet létrehozni vagy törölni eseményeket ha megvannak a helyes feltételek </w:t>
-      </w:r>
-    </w:p>
-    <w:p>
-      <w:pPr>
-        <w:pStyle w:val="Alcm"/>
-      </w:pPr>
-      <w:r>
-        <w:t>A felhasználói ablak megnyitásával megtalálható a kijelentkezés gomb amire kattintva a program kijelentkeztet</w:t>
-      </w:r>
-    </w:p>
-    <w:p/>
-    <w:p/>
-    <w:p/>
-    <w:p>
-      <w:pPr>
-        <w:pStyle w:val="Cmsor1"/>
-      </w:pPr>
-      <w:bookmarkStart w:id="15" w:name="_Toc227918465"/>
-      <w:r>
-        <w:t>Program felépítése</w:t>
-      </w:r>
-      <w:bookmarkEnd w:id="15"/>
     </w:p>
     <w:p>
       <w:r>
@@ -2266,12 +2178,12 @@
       <w:pPr>
         <w:pStyle w:val="Cmsor1"/>
       </w:pPr>
-      <w:bookmarkStart w:id="16" w:name="_Toc227918466"/>
+      <w:bookmarkStart w:id="15" w:name="_Toc227918466"/>
       <w:r>
         <w:lastRenderedPageBreak/>
         <w:t>Képernyőképek</w:t>
       </w:r>
-      <w:bookmarkEnd w:id="16"/>
+      <w:bookmarkEnd w:id="15"/>
     </w:p>
     <w:p/>
     <w:p>
@@ -2887,7 +2799,7 @@
                     <v:h position="#0,topLeft" xrange="0,21600"/>
                   </v:handles>
                 </v:shapetype>
-                <v:shape id="Háromszög 3" o:spid="_x0000_s1027" type="#_x0000_t5" style="position:absolute;margin-left:0;margin-top:0;width:167.4pt;height:161.8pt;flip:x;z-index:251660288;visibility:visible;mso-wrap-style:square;mso-width-percent:0;mso-height-percent:0;mso-wrap-distance-left:9pt;mso-wrap-distance-top:0;mso-wrap-distance-right:9pt;mso-wrap-distance-bottom:0;mso-position-horizontal:left;mso-position-horizontal-relative:page;mso-position-vertical:bottom;mso-position-vertical-relative:page;mso-width-percent:0;mso-height-percent:0;mso-width-relative:page;mso-height-relative:page;v-text-anchor:top" o:gfxdata="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" adj="21600" fillcolor="#d2eaf1" stroked="f">
+                <v:shape id="Háromszög 3" o:spid="_x0000_s1027" type="#_x0000_t5" style="position:absolute;margin-left:0;margin-top:0;width:167.4pt;height:161.8pt;flip:x;z-index:251660288;visibility:visible;mso-wrap-style:square;mso-width-percent:0;mso-height-percent:0;mso-wrap-distance-left:9pt;mso-wrap-distance-top:0;mso-wrap-distance-right:9pt;mso-wrap-distance-bottom:0;mso-position-horizontal:left;mso-position-horizontal-relative:page;mso-position-vertical:bottom;mso-position-vertical-relative:page;mso-width-percent:0;mso-height-percent:0;mso-width-relative:page;mso-height-relative:page;v-text-anchor:top" o:gfxdata="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" adj="21600" fillcolor="#d2eaf1" stroked="f">
                   <v:textbox>
                     <w:txbxContent>
                       <w:p>

--- a/KDMN.docx
+++ b/KDMN.docx
@@ -186,7 +186,7 @@
           <w:r>
             <w:fldChar w:fldCharType="separate"/>
           </w:r>
-          <w:hyperlink w:anchor="_Toc227918450" w:history="1">
+          <w:hyperlink w:anchor="_Toc227920083" w:history="1">
             <w:r>
               <w:rPr>
                 <w:rStyle w:val="Hiperhivatkozs"/>
@@ -214,7 +214,7 @@
                 <w:noProof/>
                 <w:webHidden/>
               </w:rPr>
-              <w:instrText xml:space="preserve"> PAGEREF _Toc227918450 \h </w:instrText>
+              <w:instrText xml:space="preserve"> PAGEREF _Toc227920083 \h </w:instrText>
             </w:r>
             <w:r>
               <w:rPr>
@@ -257,7 +257,7 @@
               <w:lang w:eastAsia="hu-HU"/>
             </w:rPr>
           </w:pPr>
-          <w:hyperlink w:anchor="_Toc227918451" w:history="1">
+          <w:hyperlink w:anchor="_Toc227920084" w:history="1">
             <w:r>
               <w:rPr>
                 <w:rStyle w:val="Hiperhivatkozs"/>
@@ -284,7 +284,7 @@
                 <w:noProof/>
                 <w:webHidden/>
               </w:rPr>
-              <w:instrText xml:space="preserve"> PAGEREF _Toc227918451 \h </w:instrText>
+              <w:instrText xml:space="preserve"> PAGEREF _Toc227920084 \h </w:instrText>
             </w:r>
             <w:r>
               <w:rPr>
@@ -327,7 +327,7 @@
               <w:lang w:eastAsia="hu-HU"/>
             </w:rPr>
           </w:pPr>
-          <w:hyperlink w:anchor="_Toc227918452" w:history="1">
+          <w:hyperlink w:anchor="_Toc227920085" w:history="1">
             <w:r>
               <w:rPr>
                 <w:rStyle w:val="Hiperhivatkozs"/>
@@ -354,7 +354,7 @@
                 <w:noProof/>
                 <w:webHidden/>
               </w:rPr>
-              <w:instrText xml:space="preserve"> PAGEREF _Toc227918452 \h </w:instrText>
+              <w:instrText xml:space="preserve"> PAGEREF _Toc227920085 \h </w:instrText>
             </w:r>
             <w:r>
               <w:rPr>
@@ -397,7 +397,7 @@
               <w:lang w:eastAsia="hu-HU"/>
             </w:rPr>
           </w:pPr>
-          <w:hyperlink w:anchor="_Toc227918453" w:history="1">
+          <w:hyperlink w:anchor="_Toc227920086" w:history="1">
             <w:r>
               <w:rPr>
                 <w:rStyle w:val="Hiperhivatkozs"/>
@@ -424,7 +424,7 @@
                 <w:noProof/>
                 <w:webHidden/>
               </w:rPr>
-              <w:instrText xml:space="preserve"> PAGEREF _Toc227918453 \h </w:instrText>
+              <w:instrText xml:space="preserve"> PAGEREF _Toc227920086 \h </w:instrText>
             </w:r>
             <w:r>
               <w:rPr>
@@ -467,7 +467,7 @@
               <w:lang w:eastAsia="hu-HU"/>
             </w:rPr>
           </w:pPr>
-          <w:hyperlink w:anchor="_Toc227918454" w:history="1">
+          <w:hyperlink w:anchor="_Toc227920087" w:history="1">
             <w:r>
               <w:rPr>
                 <w:rStyle w:val="Hiperhivatkozs"/>
@@ -494,7 +494,7 @@
                 <w:noProof/>
                 <w:webHidden/>
               </w:rPr>
-              <w:instrText xml:space="preserve"> PAGEREF _Toc227918454 \h </w:instrText>
+              <w:instrText xml:space="preserve"> PAGEREF _Toc227920087 \h </w:instrText>
             </w:r>
             <w:r>
               <w:rPr>
@@ -537,7 +537,7 @@
               <w:lang w:eastAsia="hu-HU"/>
             </w:rPr>
           </w:pPr>
-          <w:hyperlink w:anchor="_Toc227918455" w:history="1">
+          <w:hyperlink w:anchor="_Toc227920088" w:history="1">
             <w:r>
               <w:rPr>
                 <w:rStyle w:val="Hiperhivatkozs"/>
@@ -564,7 +564,7 @@
                 <w:noProof/>
                 <w:webHidden/>
               </w:rPr>
-              <w:instrText xml:space="preserve"> PAGEREF _Toc227918455 \h </w:instrText>
+              <w:instrText xml:space="preserve"> PAGEREF _Toc227920088 \h </w:instrText>
             </w:r>
             <w:r>
               <w:rPr>
@@ -607,7 +607,7 @@
               <w:lang w:eastAsia="hu-HU"/>
             </w:rPr>
           </w:pPr>
-          <w:hyperlink w:anchor="_Toc227918456" w:history="1">
+          <w:hyperlink w:anchor="_Toc227920089" w:history="1">
             <w:r>
               <w:rPr>
                 <w:rStyle w:val="Hiperhivatkozs"/>
@@ -634,7 +634,7 @@
                 <w:noProof/>
                 <w:webHidden/>
               </w:rPr>
-              <w:instrText xml:space="preserve"> PAGEREF _Toc227918456 \h </w:instrText>
+              <w:instrText xml:space="preserve"> PAGEREF _Toc227920089 \h </w:instrText>
             </w:r>
             <w:r>
               <w:rPr>
@@ -677,7 +677,7 @@
               <w:lang w:eastAsia="hu-HU"/>
             </w:rPr>
           </w:pPr>
-          <w:hyperlink w:anchor="_Toc227918457" w:history="1">
+          <w:hyperlink w:anchor="_Toc227920090" w:history="1">
             <w:r>
               <w:rPr>
                 <w:rStyle w:val="Hiperhivatkozs"/>
@@ -704,7 +704,7 @@
                 <w:noProof/>
                 <w:webHidden/>
               </w:rPr>
-              <w:instrText xml:space="preserve"> PAGEREF _Toc227918457 \h </w:instrText>
+              <w:instrText xml:space="preserve"> PAGEREF _Toc227920090 \h </w:instrText>
             </w:r>
             <w:r>
               <w:rPr>
@@ -747,7 +747,7 @@
               <w:lang w:eastAsia="hu-HU"/>
             </w:rPr>
           </w:pPr>
-          <w:hyperlink w:anchor="_Toc227918458" w:history="1">
+          <w:hyperlink w:anchor="_Toc227920091" w:history="1">
             <w:r>
               <w:rPr>
                 <w:rStyle w:val="Hiperhivatkozs"/>
@@ -774,7 +774,7 @@
                 <w:noProof/>
                 <w:webHidden/>
               </w:rPr>
-              <w:instrText xml:space="preserve"> PAGEREF _Toc227918458 \h </w:instrText>
+              <w:instrText xml:space="preserve"> PAGEREF _Toc227920091 \h </w:instrText>
             </w:r>
             <w:r>
               <w:rPr>
@@ -817,7 +817,7 @@
               <w:lang w:eastAsia="hu-HU"/>
             </w:rPr>
           </w:pPr>
-          <w:hyperlink w:anchor="_Toc227918459" w:history="1">
+          <w:hyperlink w:anchor="_Toc227920092" w:history="1">
             <w:r>
               <w:rPr>
                 <w:rStyle w:val="Hiperhivatkozs"/>
@@ -844,7 +844,7 @@
                 <w:noProof/>
                 <w:webHidden/>
               </w:rPr>
-              <w:instrText xml:space="preserve"> PAGEREF _Toc227918459 \h </w:instrText>
+              <w:instrText xml:space="preserve"> PAGEREF _Toc227920092 \h </w:instrText>
             </w:r>
             <w:r>
               <w:rPr>
@@ -887,7 +887,7 @@
               <w:lang w:eastAsia="hu-HU"/>
             </w:rPr>
           </w:pPr>
-          <w:hyperlink w:anchor="_Toc227918460" w:history="1">
+          <w:hyperlink w:anchor="_Toc227920093" w:history="1">
             <w:r>
               <w:rPr>
                 <w:rStyle w:val="Hiperhivatkozs"/>
@@ -914,7 +914,7 @@
                 <w:noProof/>
                 <w:webHidden/>
               </w:rPr>
-              <w:instrText xml:space="preserve"> PAGEREF _Toc227918460 \h </w:instrText>
+              <w:instrText xml:space="preserve"> PAGEREF _Toc227920093 \h </w:instrText>
             </w:r>
             <w:r>
               <w:rPr>
@@ -957,7 +957,7 @@
               <w:lang w:eastAsia="hu-HU"/>
             </w:rPr>
           </w:pPr>
-          <w:hyperlink w:anchor="_Toc227918461" w:history="1">
+          <w:hyperlink w:anchor="_Toc227920094" w:history="1">
             <w:r>
               <w:rPr>
                 <w:rStyle w:val="Hiperhivatkozs"/>
@@ -984,77 +984,7 @@
                 <w:noProof/>
                 <w:webHidden/>
               </w:rPr>
-              <w:instrText xml:space="preserve"> PAGEREF _Toc227918461 \h </w:instrText>
-            </w:r>
-            <w:r>
-              <w:rPr>
-                <w:noProof/>
-                <w:webHidden/>
-              </w:rPr>
-            </w:r>
-            <w:r>
-              <w:rPr>
-                <w:noProof/>
-                <w:webHidden/>
-              </w:rPr>
-              <w:fldChar w:fldCharType="separate"/>
-            </w:r>
-            <w:r>
-              <w:rPr>
-                <w:noProof/>
-                <w:webHidden/>
-              </w:rPr>
-              <w:t>3</w:t>
-            </w:r>
-            <w:r>
-              <w:rPr>
-                <w:noProof/>
-                <w:webHidden/>
-              </w:rPr>
-              <w:fldChar w:fldCharType="end"/>
-            </w:r>
-          </w:hyperlink>
-        </w:p>
-        <w:p>
-          <w:pPr>
-            <w:pStyle w:val="TJ2"/>
-            <w:tabs>
-              <w:tab w:val="right" w:leader="dot" w:pos="9062"/>
-            </w:tabs>
-            <w:rPr>
-              <w:rFonts w:eastAsiaTheme="minorEastAsia"/>
-              <w:noProof/>
-              <w:lang w:eastAsia="hu-HU"/>
-            </w:rPr>
-          </w:pPr>
-          <w:hyperlink w:anchor="_Toc227918462" w:history="1">
-            <w:r>
-              <w:rPr>
-                <w:rStyle w:val="Hiperhivatkozs"/>
-                <w:noProof/>
-              </w:rPr>
-              <w:t>PPT</w:t>
-            </w:r>
-            <w:r>
-              <w:rPr>
-                <w:noProof/>
-                <w:webHidden/>
-              </w:rPr>
-              <w:tab/>
-            </w:r>
-            <w:r>
-              <w:rPr>
-                <w:noProof/>
-                <w:webHidden/>
-              </w:rPr>
-              <w:fldChar w:fldCharType="begin"/>
-            </w:r>
-            <w:r>
-              <w:rPr>
-                <w:noProof/>
-                <w:webHidden/>
-              </w:rPr>
-              <w:instrText xml:space="preserve"> PAGEREF _Toc227918462 \h </w:instrText>
+              <w:instrText xml:space="preserve"> PAGEREF _Toc227920094 \h </w:instrText>
             </w:r>
             <w:r>
               <w:rPr>
@@ -1097,7 +1027,7 @@
               <w:lang w:eastAsia="hu-HU"/>
             </w:rPr>
           </w:pPr>
-          <w:hyperlink w:anchor="_Toc227918463" w:history="1">
+          <w:hyperlink w:anchor="_Toc227920095" w:history="1">
             <w:r>
               <w:rPr>
                 <w:rStyle w:val="Hiperhivatkozs"/>
@@ -1124,7 +1054,7 @@
                 <w:noProof/>
                 <w:webHidden/>
               </w:rPr>
-              <w:instrText xml:space="preserve"> PAGEREF _Toc227918463 \h </w:instrText>
+              <w:instrText xml:space="preserve"> PAGEREF _Toc227920095 \h </w:instrText>
             </w:r>
             <w:r>
               <w:rPr>
@@ -1167,7 +1097,7 @@
               <w:lang w:eastAsia="hu-HU"/>
             </w:rPr>
           </w:pPr>
-          <w:hyperlink w:anchor="_Toc227918464" w:history="1">
+          <w:hyperlink w:anchor="_Toc227920096" w:history="1">
             <w:r>
               <w:rPr>
                 <w:rStyle w:val="Hiperhivatkozs"/>
@@ -1194,7 +1124,7 @@
                 <w:noProof/>
                 <w:webHidden/>
               </w:rPr>
-              <w:instrText xml:space="preserve"> PAGEREF _Toc227918464 \h </w:instrText>
+              <w:instrText xml:space="preserve"> PAGEREF _Toc227920096 \h </w:instrText>
             </w:r>
             <w:r>
               <w:rPr>
@@ -1237,7 +1167,7 @@
               <w:lang w:eastAsia="hu-HU"/>
             </w:rPr>
           </w:pPr>
-          <w:hyperlink w:anchor="_Toc227918465" w:history="1">
+          <w:hyperlink w:anchor="_Toc227920097" w:history="1">
             <w:r>
               <w:rPr>
                 <w:rStyle w:val="Hiperhivatkozs"/>
@@ -1264,7 +1194,7 @@
                 <w:noProof/>
                 <w:webHidden/>
               </w:rPr>
-              <w:instrText xml:space="preserve"> PAGEREF _Toc227918465 \h </w:instrText>
+              <w:instrText xml:space="preserve"> PAGEREF _Toc227920097 \h </w:instrText>
             </w:r>
             <w:r>
               <w:rPr>
@@ -1307,7 +1237,7 @@
               <w:lang w:eastAsia="hu-HU"/>
             </w:rPr>
           </w:pPr>
-          <w:hyperlink w:anchor="_Toc227918466" w:history="1">
+          <w:hyperlink w:anchor="_Toc227920098" w:history="1">
             <w:r>
               <w:rPr>
                 <w:rStyle w:val="Hiperhivatkozs"/>
@@ -1334,7 +1264,7 @@
                 <w:noProof/>
                 <w:webHidden/>
               </w:rPr>
-              <w:instrText xml:space="preserve"> PAGEREF _Toc227918466 \h </w:instrText>
+              <w:instrText xml:space="preserve"> PAGEREF _Toc227920098 \h </w:instrText>
             </w:r>
             <w:r>
               <w:rPr>
@@ -1394,7 +1324,7 @@
           <w:szCs w:val="40"/>
         </w:rPr>
       </w:pPr>
-      <w:bookmarkStart w:id="0" w:name="_Toc227918450"/>
+      <w:bookmarkStart w:id="0" w:name="_Toc227920083"/>
       <w:r>
         <w:rPr>
           <w:rFonts w:cs="Times New Roman"/>
@@ -1421,7 +1351,7 @@
       <w:r>
         <w:tab/>
       </w:r>
-      <w:bookmarkStart w:id="1" w:name="_Toc227918451"/>
+      <w:bookmarkStart w:id="1" w:name="_Toc227920084"/>
       <w:r>
         <w:t>- Tóth Kornél</w:t>
       </w:r>
@@ -1470,64 +1400,79 @@
           <w:szCs w:val="24"/>
         </w:rPr>
         <w:tab/>
-        <w:t>Gui alap létrehozása</w:t>
-      </w:r>
-    </w:p>
-    <w:p>
-      <w:pPr>
-        <w:pStyle w:val="Cmsor2"/>
-      </w:pPr>
-      <w:r>
-        <w:tab/>
-      </w:r>
-      <w:bookmarkStart w:id="2" w:name="_Toc227918452"/>
-      <w:r>
-        <w:t>- Pozsár Dániel</w:t>
-      </w:r>
-      <w:r>
-        <w:t>:</w:t>
-      </w:r>
-      <w:bookmarkEnd w:id="2"/>
-    </w:p>
-    <w:p>
-      <w:pPr>
+      </w:r>
+      <w:proofErr w:type="spellStart"/>
+      <w:r>
         <w:rPr>
           <w:sz w:val="24"/>
           <w:szCs w:val="24"/>
         </w:rPr>
-      </w:pPr>
-      <w:r>
-        <w:tab/>
-      </w:r>
-      <w:r>
-        <w:tab/>
-      </w:r>
+        <w:t>Gui</w:t>
+      </w:r>
+      <w:proofErr w:type="spellEnd"/>
       <w:r>
         <w:rPr>
           <w:sz w:val="24"/>
           <w:szCs w:val="24"/>
         </w:rPr>
-        <w:t>Dokumentáció készítése</w:t>
-      </w:r>
-      <w:r>
+        <w:t xml:space="preserve"> alap létrehozása</w:t>
+      </w:r>
+    </w:p>
+    <w:p>
+      <w:pPr>
+        <w:pStyle w:val="Cmsor2"/>
+      </w:pPr>
+      <w:r>
+        <w:tab/>
+      </w:r>
+      <w:bookmarkStart w:id="2" w:name="_Toc227920085"/>
+      <w:r>
+        <w:t>- Pozsár Dániel</w:t>
+      </w:r>
+      <w:r>
+        <w:t>:</w:t>
+      </w:r>
+      <w:bookmarkEnd w:id="2"/>
+    </w:p>
+    <w:p>
+      <w:pPr>
         <w:rPr>
           <w:sz w:val="24"/>
           <w:szCs w:val="24"/>
         </w:rPr>
-        <w:br/>
+      </w:pPr>
+      <w:r>
+        <w:tab/>
+      </w:r>
+      <w:r>
+        <w:tab/>
       </w:r>
       <w:r>
         <w:rPr>
           <w:sz w:val="24"/>
           <w:szCs w:val="24"/>
         </w:rPr>
-        <w:tab/>
+        <w:t>Dokumentáció készítése</w:t>
       </w:r>
       <w:r>
         <w:rPr>
           <w:sz w:val="24"/>
           <w:szCs w:val="24"/>
         </w:rPr>
+        <w:br/>
+      </w:r>
+      <w:r>
+        <w:rPr>
+          <w:sz w:val="24"/>
+          <w:szCs w:val="24"/>
+        </w:rPr>
+        <w:tab/>
+      </w:r>
+      <w:r>
+        <w:rPr>
+          <w:sz w:val="24"/>
+          <w:szCs w:val="24"/>
+        </w:rPr>
         <w:tab/>
         <w:t>Prezentáció</w:t>
       </w:r>
@@ -1539,7 +1484,7 @@
       <w:r>
         <w:tab/>
       </w:r>
-      <w:bookmarkStart w:id="3" w:name="_Toc227918453"/>
+      <w:bookmarkStart w:id="3" w:name="_Toc227920086"/>
       <w:r>
         <w:t>- Tápai Feró Marcell</w:t>
       </w:r>
@@ -1585,63 +1530,93 @@
           <w:szCs w:val="24"/>
         </w:rPr>
         <w:tab/>
-        <w:t xml:space="preserve">Sql adatbázis létrehozása </w:t>
-      </w:r>
-    </w:p>
-    <w:p>
-      <w:pPr>
-        <w:pStyle w:val="Cmsor2"/>
-      </w:pPr>
-      <w:r>
-        <w:tab/>
-      </w:r>
-      <w:bookmarkStart w:id="4" w:name="_Toc227918454"/>
-      <w:r>
-        <w:t>- Kocsis Noel</w:t>
-      </w:r>
-      <w:bookmarkEnd w:id="4"/>
-    </w:p>
-    <w:p>
-      <w:pPr>
+      </w:r>
+      <w:proofErr w:type="spellStart"/>
+      <w:r>
         <w:rPr>
           <w:sz w:val="24"/>
           <w:szCs w:val="24"/>
         </w:rPr>
-      </w:pPr>
-      <w:r>
-        <w:tab/>
-      </w:r>
-      <w:r>
-        <w:tab/>
-      </w:r>
+        <w:t>Sql</w:t>
+      </w:r>
+      <w:proofErr w:type="spellEnd"/>
       <w:r>
         <w:rPr>
           <w:sz w:val="24"/>
           <w:szCs w:val="24"/>
         </w:rPr>
-        <w:t>Tesztek elvégzése</w:t>
-      </w:r>
-      <w:r>
+        <w:t xml:space="preserve"> adatbázis létrehozása </w:t>
+      </w:r>
+    </w:p>
+    <w:p>
+      <w:pPr>
+        <w:pStyle w:val="Cmsor2"/>
+      </w:pPr>
+      <w:r>
+        <w:tab/>
+      </w:r>
+      <w:bookmarkStart w:id="4" w:name="_Toc227920087"/>
+      <w:r>
+        <w:t>- Kocsis Noel</w:t>
+      </w:r>
+      <w:bookmarkEnd w:id="4"/>
+    </w:p>
+    <w:p>
+      <w:pPr>
         <w:rPr>
           <w:sz w:val="24"/>
           <w:szCs w:val="24"/>
         </w:rPr>
-        <w:br/>
+      </w:pPr>
+      <w:r>
+        <w:tab/>
+      </w:r>
+      <w:r>
+        <w:tab/>
       </w:r>
       <w:r>
         <w:rPr>
           <w:sz w:val="24"/>
           <w:szCs w:val="24"/>
         </w:rPr>
-        <w:tab/>
+        <w:t>Tesztek elvégzése</w:t>
       </w:r>
       <w:r>
         <w:rPr>
           <w:sz w:val="24"/>
           <w:szCs w:val="24"/>
         </w:rPr>
+        <w:br/>
+      </w:r>
+      <w:r>
+        <w:rPr>
+          <w:sz w:val="24"/>
+          <w:szCs w:val="24"/>
+        </w:rPr>
         <w:tab/>
-        <w:t>Gui felépítése</w:t>
+      </w:r>
+      <w:r>
+        <w:rPr>
+          <w:sz w:val="24"/>
+          <w:szCs w:val="24"/>
+        </w:rPr>
+        <w:tab/>
+      </w:r>
+      <w:proofErr w:type="spellStart"/>
+      <w:r>
+        <w:rPr>
+          <w:sz w:val="24"/>
+          <w:szCs w:val="24"/>
+        </w:rPr>
+        <w:t>Gui</w:t>
+      </w:r>
+      <w:proofErr w:type="spellEnd"/>
+      <w:r>
+        <w:rPr>
+          <w:sz w:val="24"/>
+          <w:szCs w:val="24"/>
+        </w:rPr>
+        <w:t xml:space="preserve"> felépítése</w:t>
       </w:r>
     </w:p>
     <w:p/>
@@ -1650,7 +1625,7 @@
       <w:pPr>
         <w:pStyle w:val="Cmsor1"/>
       </w:pPr>
-      <w:bookmarkStart w:id="5" w:name="_Toc227918455"/>
+      <w:bookmarkStart w:id="5" w:name="_Toc227920088"/>
       <w:r>
         <w:t>Feladatok</w:t>
       </w:r>
@@ -1663,7 +1638,7 @@
       <w:r>
         <w:tab/>
       </w:r>
-      <w:bookmarkStart w:id="6" w:name="_Toc227918456"/>
+      <w:bookmarkStart w:id="6" w:name="_Toc227920089"/>
       <w:r>
         <w:t>Adatszerkezet</w:t>
       </w:r>
@@ -1690,9 +1665,14 @@
       <w:r>
         <w:tab/>
       </w:r>
-      <w:bookmarkStart w:id="7" w:name="_Toc227918457"/>
-      <w:r>
-        <w:t>Sql adatbázis</w:t>
+      <w:bookmarkStart w:id="7" w:name="_Toc227920090"/>
+      <w:proofErr w:type="spellStart"/>
+      <w:r>
+        <w:t>Sql</w:t>
+      </w:r>
+      <w:proofErr w:type="spellEnd"/>
+      <w:r>
+        <w:t xml:space="preserve"> adatbázis</w:t>
       </w:r>
       <w:bookmarkEnd w:id="7"/>
     </w:p>
@@ -1717,7 +1697,7 @@
       <w:r>
         <w:tab/>
       </w:r>
-      <w:bookmarkStart w:id="8" w:name="_Toc227918458"/>
+      <w:bookmarkStart w:id="8" w:name="_Toc227920091"/>
       <w:r>
         <w:t>C# kód</w:t>
       </w:r>
@@ -1742,9 +1722,14 @@
       <w:r>
         <w:tab/>
       </w:r>
-      <w:bookmarkStart w:id="9" w:name="_Toc227918459"/>
-      <w:r>
-        <w:t>Gui szerkesztése</w:t>
+      <w:bookmarkStart w:id="9" w:name="_Toc227920092"/>
+      <w:proofErr w:type="spellStart"/>
+      <w:r>
+        <w:t>Gui</w:t>
+      </w:r>
+      <w:proofErr w:type="spellEnd"/>
+      <w:r>
+        <w:t xml:space="preserve"> szerkesztése</w:t>
       </w:r>
       <w:bookmarkEnd w:id="9"/>
     </w:p>
@@ -1767,7 +1752,7 @@
       <w:r>
         <w:tab/>
       </w:r>
-      <w:bookmarkStart w:id="10" w:name="_Toc227918460"/>
+      <w:bookmarkStart w:id="10" w:name="_Toc227920093"/>
       <w:r>
         <w:t>Tesztek</w:t>
       </w:r>
@@ -1792,7 +1777,7 @@
       <w:r>
         <w:tab/>
       </w:r>
-      <w:bookmarkStart w:id="11" w:name="_Toc227918461"/>
+      <w:bookmarkStart w:id="11" w:name="_Toc227920094"/>
       <w:r>
         <w:t>Dokumentáció</w:t>
       </w:r>
@@ -1819,7 +1804,7 @@
       <w:pPr>
         <w:pStyle w:val="Cmsor1"/>
       </w:pPr>
-      <w:bookmarkStart w:id="12" w:name="_Toc227918463"/>
+      <w:bookmarkStart w:id="12" w:name="_Toc227920095"/>
       <w:r>
         <w:lastRenderedPageBreak/>
         <w:t>Célkitűzés</w:t>
@@ -1890,7 +1875,7 @@
       <w:pPr>
         <w:pStyle w:val="Cmsor1"/>
       </w:pPr>
-      <w:bookmarkStart w:id="13" w:name="_Toc227918464"/>
+      <w:bookmarkStart w:id="13" w:name="_Toc227920096"/>
       <w:r>
         <w:t>Funkciók</w:t>
       </w:r>
@@ -1910,7 +1895,15 @@
         <w:pStyle w:val="Alcm"/>
       </w:pPr>
       <w:r>
-        <w:t xml:space="preserve">Jelszó encryptelése </w:t>
+        <w:t xml:space="preserve">Jelszó </w:t>
+      </w:r>
+      <w:proofErr w:type="spellStart"/>
+      <w:r>
+        <w:t>encryptelése</w:t>
+      </w:r>
+      <w:proofErr w:type="spellEnd"/>
+      <w:r>
+        <w:t xml:space="preserve"> </w:t>
       </w:r>
     </w:p>
     <w:p>
@@ -1968,7 +1961,7 @@
       <w:pPr>
         <w:pStyle w:val="Cmsor1"/>
       </w:pPr>
-      <w:bookmarkStart w:id="14" w:name="_Toc227918465"/>
+      <w:bookmarkStart w:id="14" w:name="_Toc227920097"/>
       <w:r>
         <w:t>Program felépítése</w:t>
       </w:r>
@@ -2178,7 +2171,7 @@
       <w:pPr>
         <w:pStyle w:val="Cmsor1"/>
       </w:pPr>
-      <w:bookmarkStart w:id="15" w:name="_Toc227918466"/>
+      <w:bookmarkStart w:id="15" w:name="_Toc227920098"/>
       <w:r>
         <w:lastRenderedPageBreak/>
         <w:t>Képernyőképek</w:t>
@@ -3094,6 +3087,7 @@
     <w:lsdException w:name="HTML Sample" w:semiHidden="1" w:unhideWhenUsed="1"/>
     <w:lsdException w:name="HTML Typewriter" w:semiHidden="1" w:unhideWhenUsed="1"/>
     <w:lsdException w:name="HTML Variable" w:semiHidden="1" w:unhideWhenUsed="1"/>
+    <w:lsdException w:name="Normal Table" w:semiHidden="1" w:unhideWhenUsed="1"/>
     <w:lsdException w:name="annotation subject" w:semiHidden="1" w:unhideWhenUsed="1"/>
     <w:lsdException w:name="No List" w:semiHidden="1" w:unhideWhenUsed="1"/>
     <w:lsdException w:name="Outline List 1" w:semiHidden="1" w:unhideWhenUsed="1"/>
@@ -3140,8 +3134,10 @@
     <w:lsdException w:name="Table Subtle 2" w:semiHidden="1" w:unhideWhenUsed="1"/>
     <w:lsdException w:name="Table Web 1" w:semiHidden="1" w:unhideWhenUsed="1"/>
     <w:lsdException w:name="Table Web 2" w:semiHidden="1" w:unhideWhenUsed="1"/>
+    <w:lsdException w:name="Table Web 3" w:semiHidden="1" w:unhideWhenUsed="1"/>
     <w:lsdException w:name="Balloon Text" w:semiHidden="1" w:unhideWhenUsed="1"/>
     <w:lsdException w:name="Table Grid" w:uiPriority="39"/>
+    <w:lsdException w:name="Table Theme" w:semiHidden="1" w:unhideWhenUsed="1"/>
     <w:lsdException w:name="Placeholder Text" w:semiHidden="1"/>
     <w:lsdException w:name="No Spacing" w:uiPriority="1" w:qFormat="1"/>
     <w:lsdException w:name="Light Shading" w:uiPriority="60"/>

--- a/KDMN.docx
+++ b/KDMN.docx
@@ -2393,6 +2393,59 @@
             </a:graphic>
           </wp:inline>
         </w:drawing>
+      </w:r>
+    </w:p>
+    <w:p>
+      <w:pPr>
+        <w:pStyle w:val="Cmsor1"/>
+      </w:pPr>
+    </w:p>
+    <w:p>
+      <w:pPr>
+        <w:pStyle w:val="Cmsor1"/>
+      </w:pPr>
+      <w:r>
+        <w:t>Továbbfejlesztési irányok:</w:t>
+      </w:r>
+    </w:p>
+    <w:p>
+      <w:pPr>
+        <w:pStyle w:val="Alcm"/>
+      </w:pPr>
+      <w:r>
+        <w:tab/>
+      </w:r>
+    </w:p>
+    <w:p>
+      <w:pPr>
+        <w:pStyle w:val="Alcm"/>
+      </w:pPr>
+      <w:r>
+        <w:t>Email általi jelszó / felhasználói fiók visszaszerzése</w:t>
+      </w:r>
+    </w:p>
+    <w:p>
+      <w:pPr>
+        <w:pStyle w:val="Alcm"/>
+      </w:pPr>
+      <w:r>
+        <w:t>Webes felület létrehozása</w:t>
+      </w:r>
+    </w:p>
+    <w:p>
+      <w:pPr>
+        <w:pStyle w:val="Alcm"/>
+      </w:pPr>
+      <w:r>
+        <w:t>Adatok frissítése élőben</w:t>
+      </w:r>
+    </w:p>
+    <w:p>
+      <w:pPr>
+        <w:pStyle w:val="Alcm"/>
+      </w:pPr>
+      <w:r>
+        <w:t>Stílusi változtatások</w:t>
       </w:r>
     </w:p>
     <w:sectPr>

--- a/KDMN.docx
+++ b/KDMN.docx
@@ -234,7 +234,7 @@
                 <w:noProof/>
                 <w:webHidden/>
               </w:rPr>
-              <w:t>3</w:t>
+              <w:t>2</w:t>
             </w:r>
             <w:r>
               <w:rPr>
@@ -304,7 +304,7 @@
                 <w:noProof/>
                 <w:webHidden/>
               </w:rPr>
-              <w:t>3</w:t>
+              <w:t>2</w:t>
             </w:r>
             <w:r>
               <w:rPr>
@@ -374,7 +374,7 @@
                 <w:noProof/>
                 <w:webHidden/>
               </w:rPr>
-              <w:t>3</w:t>
+              <w:t>2</w:t>
             </w:r>
             <w:r>
               <w:rPr>
@@ -444,7 +444,7 @@
                 <w:noProof/>
                 <w:webHidden/>
               </w:rPr>
-              <w:t>3</w:t>
+              <w:t>2</w:t>
             </w:r>
             <w:r>
               <w:rPr>
@@ -514,7 +514,7 @@
                 <w:noProof/>
                 <w:webHidden/>
               </w:rPr>
-              <w:t>3</w:t>
+              <w:t>2</w:t>
             </w:r>
             <w:r>
               <w:rPr>
@@ -584,7 +584,7 @@
                 <w:noProof/>
                 <w:webHidden/>
               </w:rPr>
-              <w:t>3</w:t>
+              <w:t>2</w:t>
             </w:r>
             <w:r>
               <w:rPr>
@@ -654,7 +654,7 @@
                 <w:noProof/>
                 <w:webHidden/>
               </w:rPr>
-              <w:t>3</w:t>
+              <w:t>2</w:t>
             </w:r>
             <w:r>
               <w:rPr>
@@ -724,7 +724,7 @@
                 <w:noProof/>
                 <w:webHidden/>
               </w:rPr>
-              <w:t>3</w:t>
+              <w:t>2</w:t>
             </w:r>
             <w:r>
               <w:rPr>
@@ -794,7 +794,7 @@
                 <w:noProof/>
                 <w:webHidden/>
               </w:rPr>
-              <w:t>3</w:t>
+              <w:t>2</w:t>
             </w:r>
             <w:r>
               <w:rPr>
@@ -864,7 +864,7 @@
                 <w:noProof/>
                 <w:webHidden/>
               </w:rPr>
-              <w:t>3</w:t>
+              <w:t>2</w:t>
             </w:r>
             <w:r>
               <w:rPr>
@@ -934,7 +934,7 @@
                 <w:noProof/>
                 <w:webHidden/>
               </w:rPr>
-              <w:t>3</w:t>
+              <w:t>2</w:t>
             </w:r>
             <w:r>
               <w:rPr>
@@ -1004,7 +1004,7 @@
                 <w:noProof/>
                 <w:webHidden/>
               </w:rPr>
-              <w:t>3</w:t>
+              <w:t>2</w:t>
             </w:r>
             <w:r>
               <w:rPr>
@@ -1074,7 +1074,7 @@
                 <w:noProof/>
                 <w:webHidden/>
               </w:rPr>
-              <w:t>4</w:t>
+              <w:t>2</w:t>
             </w:r>
             <w:r>
               <w:rPr>
@@ -1144,7 +1144,7 @@
                 <w:noProof/>
                 <w:webHidden/>
               </w:rPr>
-              <w:t>4</w:t>
+              <w:t>2</w:t>
             </w:r>
             <w:r>
               <w:rPr>
@@ -1214,7 +1214,7 @@
                 <w:noProof/>
                 <w:webHidden/>
               </w:rPr>
-              <w:t>5</w:t>
+              <w:t>2</w:t>
             </w:r>
             <w:r>
               <w:rPr>
@@ -1284,7 +1284,7 @@
                 <w:noProof/>
                 <w:webHidden/>
               </w:rPr>
-              <w:t>6</w:t>
+              <w:t>2</w:t>
             </w:r>
             <w:r>
               <w:rPr>
@@ -2029,77 +2029,16 @@
         <w:rPr>
           <w:noProof/>
         </w:rPr>
-        <w:drawing>
-          <wp:anchor distT="0" distB="0" distL="114300" distR="114300" simplePos="0" relativeHeight="251662336" behindDoc="0" locked="0" layoutInCell="1" allowOverlap="1" wp14:anchorId="06BDC793" wp14:editId="09D6055F">
-            <wp:simplePos x="0" y="0"/>
-            <wp:positionH relativeFrom="margin">
-              <wp:align>right</wp:align>
-            </wp:positionH>
-            <wp:positionV relativeFrom="paragraph">
-              <wp:posOffset>3843590</wp:posOffset>
-            </wp:positionV>
-            <wp:extent cx="5760720" cy="3878920"/>
-            <wp:effectExtent l="0" t="0" r="0" b="7620"/>
-            <wp:wrapNone/>
-            <wp:docPr id="2" name="Kép 2" descr="database.png"/>
-            <wp:cNvGraphicFramePr>
-              <a:graphicFrameLocks xmlns:a="http://schemas.openxmlformats.org/drawingml/2006/main" noChangeAspect="1"/>
-            </wp:cNvGraphicFramePr>
-            <a:graphic xmlns:a="http://schemas.openxmlformats.org/drawingml/2006/main">
-              <a:graphicData uri="http://schemas.openxmlformats.org/drawingml/2006/picture">
-                <pic:pic xmlns:pic="http://schemas.openxmlformats.org/drawingml/2006/picture">
-                  <pic:nvPicPr>
-                    <pic:cNvPr id="0" name="Picture 1" descr="database.png"/>
-                    <pic:cNvPicPr>
-                      <a:picLocks noChangeAspect="1" noChangeArrowheads="1"/>
-                    </pic:cNvPicPr>
-                  </pic:nvPicPr>
-                  <pic:blipFill>
-                    <a:blip r:embed="rId9">
-                      <a:extLst>
-                        <a:ext uri="{28A0092B-C50C-407E-A947-70E740481C1C}">
-                          <a14:useLocalDpi xmlns:a14="http://schemas.microsoft.com/office/drawing/2010/main" val="0"/>
-                        </a:ext>
-                      </a:extLst>
-                    </a:blip>
-                    <a:srcRect/>
-                    <a:stretch>
-                      <a:fillRect/>
-                    </a:stretch>
-                  </pic:blipFill>
-                  <pic:spPr bwMode="auto">
-                    <a:xfrm>
-                      <a:off x="0" y="0"/>
-                      <a:ext cx="5760720" cy="3878920"/>
-                    </a:xfrm>
-                    <a:prstGeom prst="rect">
-                      <a:avLst/>
-                    </a:prstGeom>
-                    <a:noFill/>
-                    <a:ln>
-                      <a:noFill/>
-                    </a:ln>
-                  </pic:spPr>
-                </pic:pic>
-              </a:graphicData>
-            </a:graphic>
-          </wp:anchor>
-        </w:drawing>
-      </w:r>
-      <w:r>
-        <w:rPr>
-          <w:noProof/>
-        </w:rPr>
         <mc:AlternateContent>
           <mc:Choice Requires="wps">
             <w:drawing>
-              <wp:anchor distT="0" distB="0" distL="114300" distR="114300" simplePos="0" relativeHeight="251661312" behindDoc="0" locked="0" layoutInCell="1" allowOverlap="1" wp14:anchorId="1FC0E5A6" wp14:editId="0F72F235">
+              <wp:anchor distT="0" distB="0" distL="114300" distR="114300" simplePos="0" relativeHeight="251661312" behindDoc="0" locked="0" layoutInCell="1" allowOverlap="1" wp14:anchorId="1FC0E5A6" wp14:editId="38A010D4">
                 <wp:simplePos x="0" y="0"/>
                 <wp:positionH relativeFrom="column">
-                  <wp:posOffset>2348230</wp:posOffset>
+                  <wp:posOffset>2288853</wp:posOffset>
                 </wp:positionH>
                 <wp:positionV relativeFrom="paragraph">
-                  <wp:posOffset>2639060</wp:posOffset>
+                  <wp:posOffset>240244</wp:posOffset>
                 </wp:positionV>
                 <wp:extent cx="1704975" cy="990600"/>
                 <wp:effectExtent l="0" t="0" r="28575" b="19050"/>
@@ -2158,10 +2097,71 @@
           </mc:Choice>
           <mc:Fallback>
             <w:pict>
-              <v:rect w14:anchorId="5FE128CF" id="Téglalap 10" o:spid="_x0000_s1026" style="position:absolute;margin-left:184.9pt;margin-top:207.8pt;width:134.25pt;height:78pt;z-index:251661312;visibility:visible;mso-wrap-style:square;mso-width-percent:0;mso-height-percent:0;mso-wrap-distance-left:9pt;mso-wrap-distance-top:0;mso-wrap-distance-right:9pt;mso-wrap-distance-bottom:0;mso-position-horizontal:absolute;mso-position-horizontal-relative:text;mso-position-vertical:absolute;mso-position-vertical-relative:text;mso-width-percent:0;mso-height-percent:0;mso-width-relative:margin;mso-height-relative:margin;v-text-anchor:middle" o:gfxdata="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" fillcolor="white [3201]" strokecolor="white [3212]" strokeweight="1pt"/>
+              <v:rect w14:anchorId="599D10B0" id="Téglalap 10" o:spid="_x0000_s1026" style="position:absolute;margin-left:180.2pt;margin-top:18.9pt;width:134.25pt;height:78pt;z-index:251661312;visibility:visible;mso-wrap-style:square;mso-width-percent:0;mso-height-percent:0;mso-wrap-distance-left:9pt;mso-wrap-distance-top:0;mso-wrap-distance-right:9pt;mso-wrap-distance-bottom:0;mso-position-horizontal:absolute;mso-position-horizontal-relative:text;mso-position-vertical:absolute;mso-position-vertical-relative:text;mso-width-percent:0;mso-height-percent:0;mso-width-relative:margin;mso-height-relative:margin;v-text-anchor:middle" o:gfxdata="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" fillcolor="white [3201]" strokecolor="white [3212]" strokeweight="1pt"/>
             </w:pict>
           </mc:Fallback>
         </mc:AlternateContent>
+      </w:r>
+      <w:r>
+        <w:rPr>
+          <w:noProof/>
+        </w:rPr>
+        <w:drawing>
+          <wp:anchor distT="0" distB="0" distL="114300" distR="114300" simplePos="0" relativeHeight="251662336" behindDoc="0" locked="0" layoutInCell="1" allowOverlap="1" wp14:anchorId="06BDC793" wp14:editId="03DB8662">
+            <wp:simplePos x="0" y="0"/>
+            <wp:positionH relativeFrom="margin">
+              <wp:align>right</wp:align>
+            </wp:positionH>
+            <wp:positionV relativeFrom="paragraph">
+              <wp:posOffset>3843590</wp:posOffset>
+            </wp:positionV>
+            <wp:extent cx="5760720" cy="3878920"/>
+            <wp:effectExtent l="0" t="0" r="0" b="7620"/>
+            <wp:wrapNone/>
+            <wp:docPr id="2" name="Kép 2" descr="database.png"/>
+            <wp:cNvGraphicFramePr>
+              <a:graphicFrameLocks xmlns:a="http://schemas.openxmlformats.org/drawingml/2006/main" noChangeAspect="1"/>
+            </wp:cNvGraphicFramePr>
+            <a:graphic xmlns:a="http://schemas.openxmlformats.org/drawingml/2006/main">
+              <a:graphicData uri="http://schemas.openxmlformats.org/drawingml/2006/picture">
+                <pic:pic xmlns:pic="http://schemas.openxmlformats.org/drawingml/2006/picture">
+                  <pic:nvPicPr>
+                    <pic:cNvPr id="0" name="Picture 1" descr="database.png"/>
+                    <pic:cNvPicPr>
+                      <a:picLocks noChangeAspect="1" noChangeArrowheads="1"/>
+                    </pic:cNvPicPr>
+                  </pic:nvPicPr>
+                  <pic:blipFill>
+                    <a:blip r:embed="rId9">
+                      <a:extLst>
+                        <a:ext uri="{28A0092B-C50C-407E-A947-70E740481C1C}">
+                          <a14:useLocalDpi xmlns:a14="http://schemas.microsoft.com/office/drawing/2010/main" val="0"/>
+                        </a:ext>
+                      </a:extLst>
+                    </a:blip>
+                    <a:srcRect/>
+                    <a:stretch>
+                      <a:fillRect/>
+                    </a:stretch>
+                  </pic:blipFill>
+                  <pic:spPr bwMode="auto">
+                    <a:xfrm>
+                      <a:off x="0" y="0"/>
+                      <a:ext cx="5760720" cy="3878920"/>
+                    </a:xfrm>
+                    <a:prstGeom prst="rect">
+                      <a:avLst/>
+                    </a:prstGeom>
+                    <a:noFill/>
+                    <a:ln>
+                      <a:noFill/>
+                    </a:ln>
+                  </pic:spPr>
+                </pic:pic>
+              </a:graphicData>
+            </a:graphic>
+          </wp:anchor>
+        </w:drawing>
       </w:r>
       <w:r>
         <w:br w:type="page"/>
